--- a/TP-KB-252-Daria-Yehorova-lpr.docx
+++ b/TP-KB-252-Daria-Yehorova-lpr.docx
@@ -4,6 +4,7 @@
   <w:body>
     <w:p>
       <w:pPr>
+        <w:spacing w:after="0"/>
         <w:ind w:firstLine="0"/>
         <w:contextualSpacing/>
         <w:jc w:val="center"/>
@@ -31,80 +32,30 @@
     </w:p>
     <w:p>
       <w:pPr>
-        <w:contextualSpacing/>
-        <w:rPr>
-          <w:lang w:val="ru-RU"/>
-        </w:rPr>
-      </w:pPr>
-    </w:p>
-    <w:p>
-      <w:pPr>
-        <w:contextualSpacing/>
-        <w:rPr>
-          <w:lang w:val="ru-RU"/>
-        </w:rPr>
-      </w:pPr>
-    </w:p>
-    <w:p>
-      <w:pPr>
+        <w:spacing w:after="0"/>
+        <w:ind w:firstLine="709"/>
+        <w:contextualSpacing/>
+        <w:rPr>
+          <w:lang w:val="ru-RU"/>
+        </w:rPr>
+      </w:pPr>
+    </w:p>
+    <w:p>
+      <w:pPr>
+        <w:spacing w:after="0"/>
+        <w:ind w:firstLine="709"/>
+        <w:contextualSpacing/>
+        <w:rPr>
+          <w:lang w:val="ru-RU"/>
+        </w:rPr>
+      </w:pPr>
+    </w:p>
+    <w:p>
+      <w:pPr>
+        <w:spacing w:after="0"/>
+        <w:ind w:firstLine="709"/>
         <w:contextualSpacing/>
         <w:jc w:val="right"/>
-        <w:rPr>
-          <w:lang w:val="uk-UA"/>
-        </w:rPr>
-      </w:pPr>
-      <w:r>
-        <w:rPr>
-          <w:lang w:val="uk-UA"/>
-        </w:rPr>
-        <w:t>Звіт до Теми №1</w:t>
-      </w:r>
-    </w:p>
-    <w:p>
-      <w:pPr>
-        <w:contextualSpacing/>
-        <w:jc w:val="right"/>
-        <w:rPr>
-          <w:lang w:val="uk-UA"/>
-        </w:rPr>
-      </w:pPr>
-      <w:r>
-        <w:rPr>
-          <w:lang w:val="uk-UA"/>
-        </w:rPr>
-        <w:t>Функції та змінні</w:t>
-      </w:r>
-    </w:p>
-    <w:p>
-      <w:pPr>
-        <w:contextualSpacing/>
-        <w:rPr>
-          <w:lang w:val="uk-UA"/>
-        </w:rPr>
-      </w:pPr>
-      <w:r>
-        <w:rPr>
-          <w:lang w:val="uk-UA"/>
-        </w:rPr>
-        <w:t xml:space="preserve">Під час виконання практичного завдання до Теми </w:t>
-      </w:r>
-      <w:r>
-        <w:rPr>
-          <w:lang w:val="uk-UA"/>
-        </w:rPr>
-        <w:t>№</w:t>
-      </w:r>
-      <w:r>
-        <w:rPr>
-          <w:lang w:val="uk-UA"/>
-        </w:rPr>
-        <w:t>1 було надано варіанти рішення до наступних задач:</w:t>
-      </w:r>
-    </w:p>
-    <w:p>
-      <w:pPr>
-        <w:contextualSpacing/>
-        <w:jc w:val="center"/>
         <w:rPr>
           <w:b/>
           <w:bCs/>
@@ -117,11 +68,85 @@
           <w:bCs/>
           <w:lang w:val="uk-UA"/>
         </w:rPr>
+        <w:t>Звіт до Теми №1</w:t>
+      </w:r>
+    </w:p>
+    <w:p>
+      <w:pPr>
+        <w:spacing w:after="0"/>
+        <w:ind w:firstLine="709"/>
+        <w:contextualSpacing/>
+        <w:jc w:val="right"/>
+        <w:rPr>
+          <w:b/>
+          <w:bCs/>
+          <w:lang w:val="uk-UA"/>
+        </w:rPr>
+      </w:pPr>
+      <w:r>
+        <w:rPr>
+          <w:b/>
+          <w:bCs/>
+          <w:lang w:val="uk-UA"/>
+        </w:rPr>
+        <w:t>Функції та змінні</w:t>
+      </w:r>
+    </w:p>
+    <w:p>
+      <w:pPr>
+        <w:spacing w:after="0"/>
+        <w:ind w:firstLine="709"/>
+        <w:contextualSpacing/>
+        <w:rPr>
+          <w:lang w:val="uk-UA"/>
+        </w:rPr>
+      </w:pPr>
+      <w:bookmarkStart w:id="0" w:name="_Hlk241496458"/>
+      <w:r>
+        <w:rPr>
+          <w:lang w:val="uk-UA"/>
+        </w:rPr>
+        <w:t xml:space="preserve">Під час виконання практичного завдання до Теми </w:t>
+      </w:r>
+      <w:r>
+        <w:rPr>
+          <w:lang w:val="uk-UA"/>
+        </w:rPr>
+        <w:t>№</w:t>
+      </w:r>
+      <w:r>
+        <w:rPr>
+          <w:lang w:val="uk-UA"/>
+        </w:rPr>
+        <w:t>1 було надано варіанти рішення до наступних задач:</w:t>
+      </w:r>
+    </w:p>
+    <w:bookmarkEnd w:id="0"/>
+    <w:p>
+      <w:pPr>
+        <w:spacing w:after="0"/>
+        <w:ind w:firstLine="709"/>
+        <w:contextualSpacing/>
+        <w:jc w:val="center"/>
+        <w:rPr>
+          <w:b/>
+          <w:bCs/>
+          <w:lang w:val="uk-UA"/>
+        </w:rPr>
+      </w:pPr>
+      <w:r>
+        <w:rPr>
+          <w:b/>
+          <w:bCs/>
+          <w:lang w:val="uk-UA"/>
+        </w:rPr>
         <w:t>Перетворення рядка</w:t>
       </w:r>
     </w:p>
     <w:p>
       <w:pPr>
+        <w:spacing w:after="0"/>
+        <w:ind w:firstLine="709"/>
         <w:contextualSpacing/>
         <w:rPr>
           <w:lang w:val="uk-UA"/>
@@ -166,6 +191,8 @@
     </w:p>
     <w:p>
       <w:pPr>
+        <w:spacing w:after="0"/>
+        <w:ind w:firstLine="709"/>
         <w:contextualSpacing/>
         <w:rPr>
           <w:lang w:val="uk-UA"/>
@@ -180,7 +207,8 @@
     </w:p>
     <w:p>
       <w:pPr>
-        <w:ind w:firstLine="0"/>
+        <w:spacing w:after="0"/>
+        <w:ind w:firstLine="709"/>
         <w:contextualSpacing/>
         <w:rPr>
           <w:lang w:val="uk-UA"/>
@@ -215,6 +243,8 @@
     </w:p>
     <w:p>
       <w:pPr>
+        <w:spacing w:after="0"/>
+        <w:ind w:firstLine="709"/>
         <w:contextualSpacing/>
         <w:rPr>
           <w:lang w:val="uk-UA"/>
@@ -229,7 +259,8 @@
     </w:p>
     <w:p>
       <w:pPr>
-        <w:ind w:firstLine="0"/>
+        <w:spacing w:after="0"/>
+        <w:ind w:firstLine="709"/>
         <w:contextualSpacing/>
         <w:jc w:val="center"/>
         <w:rPr>
@@ -246,73 +277,6 @@
             <wp:extent cx="3051315" cy="2110740"/>
             <wp:effectExtent l="0" t="0" r="0" b="3810"/>
             <wp:docPr id="1" name="Рисунок 1"/>
-            <wp:cNvGraphicFramePr>
-              <a:graphicFrameLocks xmlns:a="http://schemas.openxmlformats.org/drawingml/2006/main" noChangeAspect="1"/>
-            </wp:cNvGraphicFramePr>
-            <a:graphic xmlns:a="http://schemas.openxmlformats.org/drawingml/2006/main">
-              <a:graphicData uri="http://schemas.openxmlformats.org/drawingml/2006/picture">
-                <pic:pic xmlns:pic="http://schemas.openxmlformats.org/drawingml/2006/picture">
-                  <pic:nvPicPr>
-                    <pic:cNvPr id="1" name=""/>
-                    <pic:cNvPicPr/>
-                  </pic:nvPicPr>
-                  <pic:blipFill>
-                    <a:blip r:embed="rId4"/>
-                    <a:stretch>
-                      <a:fillRect/>
-                    </a:stretch>
-                  </pic:blipFill>
-                  <pic:spPr>
-                    <a:xfrm>
-                      <a:off x="0" y="0"/>
-                      <a:ext cx="3057025" cy="2114690"/>
-                    </a:xfrm>
-                    <a:prstGeom prst="rect">
-                      <a:avLst/>
-                    </a:prstGeom>
-                  </pic:spPr>
-                </pic:pic>
-              </a:graphicData>
-            </a:graphic>
-          </wp:inline>
-        </w:drawing>
-      </w:r>
-    </w:p>
-    <w:p>
-      <w:pPr>
-        <w:ind w:firstLine="709"/>
-        <w:contextualSpacing/>
-        <w:rPr>
-          <w:lang w:val="uk-UA"/>
-        </w:rPr>
-      </w:pPr>
-      <w:r>
-        <w:rPr>
-          <w:lang w:val="uk-UA"/>
-        </w:rPr>
-        <w:t xml:space="preserve">Результат: </w:t>
-      </w:r>
-    </w:p>
-    <w:p>
-      <w:pPr>
-        <w:ind w:firstLine="0"/>
-        <w:contextualSpacing/>
-        <w:jc w:val="center"/>
-        <w:rPr>
-          <w:lang w:val="uk-UA"/>
-        </w:rPr>
-      </w:pPr>
-      <w:r>
-        <w:rPr>
-          <w:noProof/>
-          <w:lang w:val="uk-UA"/>
-        </w:rPr>
-        <w:lastRenderedPageBreak/>
-        <w:drawing>
-          <wp:inline distT="0" distB="0" distL="0" distR="0" wp14:anchorId="4240BB79" wp14:editId="4864E10E">
-            <wp:extent cx="3970364" cy="1333616"/>
-            <wp:effectExtent l="0" t="0" r="0" b="0"/>
-            <wp:docPr id="2" name="Рисунок 2"/>
             <wp:cNvGraphicFramePr>
               <a:graphicFrameLocks xmlns:a="http://schemas.openxmlformats.org/drawingml/2006/main" noChangeAspect="1"/>
             </wp:cNvGraphicFramePr>
@@ -332,7 +296,7 @@
                   <pic:spPr>
                     <a:xfrm>
                       <a:off x="0" y="0"/>
-                      <a:ext cx="3970364" cy="1333616"/>
+                      <a:ext cx="3057025" cy="2114690"/>
                     </a:xfrm>
                     <a:prstGeom prst="rect">
                       <a:avLst/>
@@ -347,105 +311,41 @@
     </w:p>
     <w:p>
       <w:pPr>
-        <w:ind w:firstLine="0"/>
+        <w:spacing w:after="0"/>
+        <w:ind w:firstLine="709"/>
+        <w:contextualSpacing/>
+        <w:rPr>
+          <w:lang w:val="uk-UA"/>
+        </w:rPr>
+      </w:pPr>
+      <w:r>
+        <w:rPr>
+          <w:lang w:val="uk-UA"/>
+        </w:rPr>
+        <w:t xml:space="preserve">Результат: </w:t>
+      </w:r>
+    </w:p>
+    <w:p>
+      <w:pPr>
+        <w:spacing w:after="0"/>
+        <w:ind w:firstLine="709"/>
         <w:contextualSpacing/>
         <w:jc w:val="center"/>
         <w:rPr>
-          <w:b/>
-          <w:bCs/>
-          <w:lang w:val="uk-UA"/>
-        </w:rPr>
-      </w:pPr>
-      <w:r>
-        <w:rPr>
-          <w:b/>
-          <w:bCs/>
-          <w:lang w:val="uk-UA"/>
-        </w:rPr>
-        <w:t>Тестування функцій</w:t>
-      </w:r>
-    </w:p>
-    <w:p>
-      <w:pPr>
-        <w:ind w:firstLine="709"/>
-        <w:contextualSpacing/>
-      </w:pPr>
-      <w:r>
-        <w:rPr>
-          <w:lang w:val="uk-UA"/>
-        </w:rPr>
-        <w:t xml:space="preserve">Потрібно виконати тестування функцій, що працюють з рядками: </w:t>
-      </w:r>
-      <w:r>
-        <w:t>strip(), capitalize(), title(), upper(), lower().</w:t>
-      </w:r>
-    </w:p>
-    <w:p>
-      <w:pPr>
-        <w:ind w:firstLine="709"/>
-        <w:contextualSpacing/>
-        <w:rPr>
-          <w:lang w:val="uk-UA"/>
-        </w:rPr>
-      </w:pPr>
-      <w:r>
-        <w:rPr>
-          <w:lang w:val="uk-UA"/>
-        </w:rPr>
-        <w:t>Хід роботи:</w:t>
-      </w:r>
-    </w:p>
-    <w:p>
-      <w:pPr>
-        <w:ind w:firstLine="709"/>
-        <w:contextualSpacing/>
-        <w:rPr>
-          <w:lang w:val="uk-UA"/>
-        </w:rPr>
-      </w:pPr>
-      <w:r>
-        <w:rPr>
-          <w:lang w:val="uk-UA"/>
-        </w:rPr>
-        <w:t>Для початку я ввела текст який буде перетворюватись, перевірила роботу основних функцій для роботи з рядками. strip() прибирає зайві пробіли, capitalize() робить першу букву великою, title() робить великою першу букву кожного слова, upper() переводить усі букви у верхній регістр, а lower() у нижній.</w:t>
-      </w:r>
-    </w:p>
-    <w:p>
-      <w:pPr>
-        <w:ind w:firstLine="709"/>
-        <w:contextualSpacing/>
-        <w:rPr>
-          <w:lang w:val="uk-UA"/>
-        </w:rPr>
-      </w:pPr>
-      <w:r>
-        <w:rPr>
-          <w:lang w:val="uk-UA"/>
-        </w:rPr>
-        <w:t>Текст програми:</w:t>
-      </w:r>
-    </w:p>
-    <w:p>
-      <w:pPr>
-        <w:ind w:firstLine="0"/>
-        <w:contextualSpacing/>
-        <w:jc w:val="center"/>
-        <w:rPr>
-          <w:rFonts w:cs="Times New Roman"/>
-          <w:szCs w:val="28"/>
-        </w:rPr>
-      </w:pPr>
-      <w:r>
-        <w:rPr>
-          <w:rFonts w:cs="Times New Roman"/>
+          <w:lang w:val="uk-UA"/>
+        </w:rPr>
+      </w:pPr>
+      <w:r>
+        <w:rPr>
           <w:noProof/>
-          <w:szCs w:val="28"/>
-        </w:rPr>
+          <w:lang w:val="uk-UA"/>
+        </w:rPr>
+        <w:lastRenderedPageBreak/>
         <w:drawing>
-          <wp:inline distT="0" distB="0" distL="0" distR="0" wp14:anchorId="0F004FD8" wp14:editId="4F309B8A">
-            <wp:extent cx="3348388" cy="2103120"/>
-            <wp:effectExtent l="0" t="0" r="4445" b="0"/>
-            <wp:docPr id="3" name="Рисунок 3"/>
+          <wp:inline distT="0" distB="0" distL="0" distR="0" wp14:anchorId="4240BB79" wp14:editId="4864E10E">
+            <wp:extent cx="3970364" cy="1333616"/>
+            <wp:effectExtent l="0" t="0" r="0" b="0"/>
+            <wp:docPr id="2" name="Рисунок 2"/>
             <wp:cNvGraphicFramePr>
               <a:graphicFrameLocks xmlns:a="http://schemas.openxmlformats.org/drawingml/2006/main" noChangeAspect="1"/>
             </wp:cNvGraphicFramePr>
@@ -465,7 +365,7 @@
                   <pic:spPr>
                     <a:xfrm>
                       <a:off x="0" y="0"/>
-                      <a:ext cx="3353250" cy="2106174"/>
+                      <a:ext cx="3970364" cy="1333616"/>
                     </a:xfrm>
                     <a:prstGeom prst="rect">
                       <a:avLst/>
@@ -480,28 +380,143 @@
     </w:p>
     <w:p>
       <w:pPr>
-        <w:ind w:firstLine="709"/>
-        <w:contextualSpacing/>
-        <w:rPr>
-          <w:lang w:val="uk-UA"/>
-        </w:rPr>
-      </w:pPr>
-      <w:r>
-        <w:rPr>
-          <w:lang w:val="uk-UA"/>
-        </w:rPr>
-        <w:t>Результат:</w:t>
-      </w:r>
-    </w:p>
-    <w:p>
-      <w:pPr>
-        <w:ind w:firstLine="0"/>
+        <w:spacing w:after="0"/>
+        <w:ind w:firstLine="709"/>
         <w:contextualSpacing/>
         <w:jc w:val="center"/>
         <w:rPr>
-          <w:rFonts w:cs="Times New Roman"/>
-          <w:szCs w:val="28"/>
-          <w:lang w:val="uk-UA"/>
+          <w:b/>
+          <w:bCs/>
+          <w:lang w:val="uk-UA"/>
+        </w:rPr>
+      </w:pPr>
+      <w:r>
+        <w:rPr>
+          <w:b/>
+          <w:bCs/>
+          <w:lang w:val="uk-UA"/>
+        </w:rPr>
+        <w:t>Тестування функцій</w:t>
+      </w:r>
+    </w:p>
+    <w:p>
+      <w:pPr>
+        <w:spacing w:after="0"/>
+        <w:ind w:firstLine="709"/>
+        <w:contextualSpacing/>
+        <w:rPr>
+          <w:lang w:val="uk-UA"/>
+        </w:rPr>
+      </w:pPr>
+      <w:r>
+        <w:rPr>
+          <w:lang w:val="uk-UA"/>
+        </w:rPr>
+        <w:t xml:space="preserve">Потрібно виконати тестування функцій, що працюють з рядками: </w:t>
+      </w:r>
+      <w:r>
+        <w:t>strip</w:t>
+      </w:r>
+      <w:r>
+        <w:rPr>
+          <w:lang w:val="uk-UA"/>
+        </w:rPr>
+        <w:t xml:space="preserve">(), </w:t>
+      </w:r>
+      <w:r>
+        <w:t>capitalize</w:t>
+      </w:r>
+      <w:r>
+        <w:rPr>
+          <w:lang w:val="uk-UA"/>
+        </w:rPr>
+        <w:t xml:space="preserve">(), </w:t>
+      </w:r>
+      <w:r>
+        <w:t>title</w:t>
+      </w:r>
+      <w:r>
+        <w:rPr>
+          <w:lang w:val="uk-UA"/>
+        </w:rPr>
+        <w:t xml:space="preserve">(), </w:t>
+      </w:r>
+      <w:r>
+        <w:t>upper</w:t>
+      </w:r>
+      <w:r>
+        <w:rPr>
+          <w:lang w:val="uk-UA"/>
+        </w:rPr>
+        <w:t xml:space="preserve">(), </w:t>
+      </w:r>
+      <w:r>
+        <w:t>lower</w:t>
+      </w:r>
+      <w:r>
+        <w:rPr>
+          <w:lang w:val="uk-UA"/>
+        </w:rPr>
+        <w:t>().</w:t>
+      </w:r>
+    </w:p>
+    <w:p>
+      <w:pPr>
+        <w:spacing w:after="0"/>
+        <w:ind w:firstLine="709"/>
+        <w:contextualSpacing/>
+        <w:rPr>
+          <w:lang w:val="uk-UA"/>
+        </w:rPr>
+      </w:pPr>
+      <w:r>
+        <w:rPr>
+          <w:lang w:val="uk-UA"/>
+        </w:rPr>
+        <w:t>Хід роботи:</w:t>
+      </w:r>
+    </w:p>
+    <w:p>
+      <w:pPr>
+        <w:spacing w:after="0"/>
+        <w:ind w:firstLine="709"/>
+        <w:contextualSpacing/>
+        <w:rPr>
+          <w:lang w:val="uk-UA"/>
+        </w:rPr>
+      </w:pPr>
+      <w:r>
+        <w:rPr>
+          <w:lang w:val="uk-UA"/>
+        </w:rPr>
+        <w:t>Для початку я ввела текст який буде перетворюватись, перевірила роботу основних функцій для роботи з рядками. strip() прибирає зайві пробіли, capitalize() робить першу букву великою, title() робить великою першу букву кожного слова, upper() переводить усі букви у верхній регістр, а lower() у нижній.</w:t>
+      </w:r>
+    </w:p>
+    <w:p>
+      <w:pPr>
+        <w:spacing w:after="0"/>
+        <w:ind w:firstLine="709"/>
+        <w:contextualSpacing/>
+        <w:rPr>
+          <w:lang w:val="uk-UA"/>
+        </w:rPr>
+      </w:pPr>
+      <w:r>
+        <w:rPr>
+          <w:lang w:val="uk-UA"/>
+        </w:rPr>
+        <w:t>Текст програми:</w:t>
+      </w:r>
+    </w:p>
+    <w:p>
+      <w:pPr>
+        <w:spacing w:after="0"/>
+        <w:ind w:firstLine="709"/>
+        <w:contextualSpacing/>
+        <w:jc w:val="center"/>
+        <w:rPr>
+          <w:rFonts w:cs="Times New Roman"/>
+          <w:szCs w:val="28"/>
         </w:rPr>
       </w:pPr>
       <w:r>
@@ -509,14 +524,12 @@
           <w:rFonts w:cs="Times New Roman"/>
           <w:noProof/>
           <w:szCs w:val="28"/>
-          <w:lang w:val="uk-UA"/>
-        </w:rPr>
-        <w:lastRenderedPageBreak/>
+        </w:rPr>
         <w:drawing>
-          <wp:inline distT="0" distB="0" distL="0" distR="0" wp14:anchorId="1D3C5274" wp14:editId="2E33E743">
-            <wp:extent cx="4107536" cy="1859441"/>
-            <wp:effectExtent l="0" t="0" r="7620" b="7620"/>
-            <wp:docPr id="4" name="Рисунок 4"/>
+          <wp:inline distT="0" distB="0" distL="0" distR="0" wp14:anchorId="0F004FD8" wp14:editId="4F309B8A">
+            <wp:extent cx="3348388" cy="2103120"/>
+            <wp:effectExtent l="0" t="0" r="4445" b="0"/>
+            <wp:docPr id="3" name="Рисунок 3"/>
             <wp:cNvGraphicFramePr>
               <a:graphicFrameLocks xmlns:a="http://schemas.openxmlformats.org/drawingml/2006/main" noChangeAspect="1"/>
             </wp:cNvGraphicFramePr>
@@ -536,7 +549,7 @@
                   <pic:spPr>
                     <a:xfrm>
                       <a:off x="0" y="0"/>
-                      <a:ext cx="4107536" cy="1859441"/>
+                      <a:ext cx="3353250" cy="2106174"/>
                     </a:xfrm>
                     <a:prstGeom prst="rect">
                       <a:avLst/>
@@ -551,378 +564,30 @@
     </w:p>
     <w:p>
       <w:pPr>
-        <w:ind w:firstLine="0"/>
+        <w:spacing w:after="0"/>
+        <w:ind w:firstLine="709"/>
+        <w:contextualSpacing/>
+        <w:rPr>
+          <w:lang w:val="uk-UA"/>
+        </w:rPr>
+      </w:pPr>
+      <w:r>
+        <w:rPr>
+          <w:lang w:val="uk-UA"/>
+        </w:rPr>
+        <w:t>Результат:</w:t>
+      </w:r>
+    </w:p>
+    <w:p>
+      <w:pPr>
+        <w:spacing w:after="0"/>
+        <w:ind w:firstLine="709"/>
         <w:contextualSpacing/>
         <w:jc w:val="center"/>
         <w:rPr>
           <w:rFonts w:cs="Times New Roman"/>
-          <w:b/>
-          <w:bCs/>
-          <w:szCs w:val="28"/>
-          <w:lang w:val="uk-UA"/>
-        </w:rPr>
-      </w:pPr>
-      <w:r>
-        <w:rPr>
-          <w:rFonts w:cs="Times New Roman"/>
-          <w:b/>
-          <w:bCs/>
-          <w:szCs w:val="28"/>
-          <w:lang w:val="uk-UA"/>
-        </w:rPr>
-        <w:t>Пошук дискримінанту</w:t>
-      </w:r>
-    </w:p>
-    <w:p>
-      <w:pPr>
-        <w:ind w:firstLine="709"/>
-        <w:contextualSpacing/>
-        <w:rPr>
-          <w:rFonts w:cs="Times New Roman"/>
-          <w:szCs w:val="28"/>
-          <w:lang w:val="uk-UA"/>
-        </w:rPr>
-      </w:pPr>
-      <w:r>
-        <w:rPr>
-          <w:rFonts w:cs="Times New Roman"/>
-          <w:szCs w:val="28"/>
-          <w:lang w:val="uk-UA"/>
-        </w:rPr>
-        <w:t>Потрібно написати функцію пошуку дискримінанту квадратного рівняння.</w:t>
-      </w:r>
-    </w:p>
-    <w:p>
-      <w:pPr>
-        <w:ind w:firstLine="709"/>
-        <w:contextualSpacing/>
-        <w:rPr>
-          <w:rFonts w:cs="Times New Roman"/>
-          <w:szCs w:val="28"/>
-          <w:lang w:val="uk-UA"/>
-        </w:rPr>
-      </w:pPr>
-      <w:r>
-        <w:rPr>
-          <w:rFonts w:cs="Times New Roman"/>
-          <w:szCs w:val="28"/>
-          <w:lang w:val="uk-UA"/>
-        </w:rPr>
-        <w:t>Хід роботи:</w:t>
-      </w:r>
-    </w:p>
-    <w:p>
-      <w:pPr>
-        <w:ind w:firstLine="709"/>
-        <w:contextualSpacing/>
-        <w:rPr>
-          <w:rFonts w:cs="Times New Roman"/>
-          <w:szCs w:val="28"/>
-          <w:lang w:val="uk-UA"/>
-        </w:rPr>
-      </w:pPr>
-      <w:r>
-        <w:rPr>
-          <w:rFonts w:cs="Times New Roman"/>
-          <w:szCs w:val="28"/>
-          <w:lang w:val="uk-UA"/>
-        </w:rPr>
-        <w:t xml:space="preserve">Створила код програми в якому можна ввести свою змінну для розрахунку дискримінанта, за допомогою </w:t>
-      </w:r>
-      <w:r>
-        <w:rPr>
-          <w:rFonts w:cs="Times New Roman"/>
-          <w:szCs w:val="28"/>
-        </w:rPr>
-        <w:t>float</w:t>
-      </w:r>
-      <w:r>
-        <w:rPr>
-          <w:rFonts w:cs="Times New Roman"/>
-          <w:szCs w:val="28"/>
-          <w:lang w:val="ru-RU"/>
-        </w:rPr>
-        <w:t>()</w:t>
-      </w:r>
-      <w:r>
-        <w:rPr>
-          <w:rFonts w:cs="Times New Roman"/>
-          <w:szCs w:val="28"/>
-          <w:lang w:val="uk-UA"/>
-        </w:rPr>
-        <w:t xml:space="preserve"> можна вводити також числа з десятковою частиною (можна також і без нього). </w:t>
-      </w:r>
-      <w:proofErr w:type="spellStart"/>
-      <w:r>
-        <w:rPr>
-          <w:rFonts w:cs="Times New Roman"/>
-          <w:szCs w:val="28"/>
-          <w:lang w:val="ru-RU"/>
-        </w:rPr>
-        <w:t>Функція</w:t>
-      </w:r>
-      <w:proofErr w:type="spellEnd"/>
-      <w:r>
-        <w:rPr>
-          <w:rFonts w:cs="Times New Roman"/>
-          <w:szCs w:val="28"/>
-          <w:lang w:val="ru-RU"/>
-        </w:rPr>
-        <w:t xml:space="preserve"> </w:t>
-      </w:r>
-      <w:proofErr w:type="spellStart"/>
-      <w:r>
-        <w:rPr>
-          <w:rFonts w:cs="Times New Roman"/>
-          <w:szCs w:val="28"/>
-          <w:lang w:val="ru-RU"/>
-        </w:rPr>
-        <w:t>отримує</w:t>
-      </w:r>
-      <w:proofErr w:type="spellEnd"/>
-      <w:r>
-        <w:rPr>
-          <w:rFonts w:cs="Times New Roman"/>
-          <w:szCs w:val="28"/>
-          <w:lang w:val="ru-RU"/>
-        </w:rPr>
-        <w:t xml:space="preserve"> три числа </w:t>
-      </w:r>
-      <w:r>
-        <w:rPr>
-          <w:rFonts w:cs="Times New Roman"/>
-          <w:szCs w:val="28"/>
-        </w:rPr>
-        <w:t>a</w:t>
-      </w:r>
-      <w:r>
-        <w:rPr>
-          <w:rFonts w:cs="Times New Roman"/>
-          <w:szCs w:val="28"/>
-          <w:lang w:val="ru-RU"/>
-        </w:rPr>
-        <w:t xml:space="preserve">, </w:t>
-      </w:r>
-      <w:r>
-        <w:rPr>
-          <w:rFonts w:cs="Times New Roman"/>
-          <w:szCs w:val="28"/>
-        </w:rPr>
-        <w:t>b</w:t>
-      </w:r>
-      <w:r>
-        <w:rPr>
-          <w:rFonts w:cs="Times New Roman"/>
-          <w:szCs w:val="28"/>
-          <w:lang w:val="ru-RU"/>
-        </w:rPr>
-        <w:t xml:space="preserve"> і </w:t>
-      </w:r>
-      <w:r>
-        <w:rPr>
-          <w:rFonts w:cs="Times New Roman"/>
-          <w:szCs w:val="28"/>
-        </w:rPr>
-        <w:t>c</w:t>
-      </w:r>
-      <w:r>
-        <w:rPr>
-          <w:rFonts w:cs="Times New Roman"/>
-          <w:szCs w:val="28"/>
-          <w:lang w:val="ru-RU"/>
-        </w:rPr>
-        <w:t xml:space="preserve"> та </w:t>
-      </w:r>
-      <w:proofErr w:type="spellStart"/>
-      <w:r>
-        <w:rPr>
-          <w:rFonts w:cs="Times New Roman"/>
-          <w:szCs w:val="28"/>
-          <w:lang w:val="ru-RU"/>
-        </w:rPr>
-        <w:t>обчислює</w:t>
-      </w:r>
-      <w:proofErr w:type="spellEnd"/>
-      <w:r>
-        <w:rPr>
-          <w:rFonts w:cs="Times New Roman"/>
-          <w:szCs w:val="28"/>
-          <w:lang w:val="ru-RU"/>
-        </w:rPr>
-        <w:t xml:space="preserve"> </w:t>
-      </w:r>
-      <w:proofErr w:type="spellStart"/>
-      <w:r>
-        <w:rPr>
-          <w:rFonts w:cs="Times New Roman"/>
-          <w:szCs w:val="28"/>
-          <w:lang w:val="ru-RU"/>
-        </w:rPr>
-        <w:t>дискримінант</w:t>
-      </w:r>
-      <w:proofErr w:type="spellEnd"/>
-      <w:r>
-        <w:rPr>
-          <w:rFonts w:cs="Times New Roman"/>
-          <w:szCs w:val="28"/>
-          <w:lang w:val="ru-RU"/>
-        </w:rPr>
-        <w:t xml:space="preserve"> за формулою. </w:t>
-      </w:r>
-      <w:proofErr w:type="spellStart"/>
-      <w:r>
-        <w:rPr>
-          <w:rFonts w:cs="Times New Roman"/>
-          <w:szCs w:val="28"/>
-          <w:lang w:val="ru-RU"/>
-        </w:rPr>
-        <w:t>Після</w:t>
-      </w:r>
-      <w:proofErr w:type="spellEnd"/>
-      <w:r>
-        <w:rPr>
-          <w:rFonts w:cs="Times New Roman"/>
-          <w:szCs w:val="28"/>
-          <w:lang w:val="ru-RU"/>
-        </w:rPr>
-        <w:t xml:space="preserve"> </w:t>
-      </w:r>
-      <w:proofErr w:type="spellStart"/>
-      <w:r>
-        <w:rPr>
-          <w:rFonts w:cs="Times New Roman"/>
-          <w:szCs w:val="28"/>
-          <w:lang w:val="ru-RU"/>
-        </w:rPr>
-        <w:t>цього</w:t>
-      </w:r>
-      <w:proofErr w:type="spellEnd"/>
-      <w:r>
-        <w:rPr>
-          <w:rFonts w:cs="Times New Roman"/>
-          <w:szCs w:val="28"/>
-          <w:lang w:val="ru-RU"/>
-        </w:rPr>
-        <w:t xml:space="preserve"> </w:t>
-      </w:r>
-      <w:proofErr w:type="spellStart"/>
-      <w:r>
-        <w:rPr>
-          <w:rFonts w:cs="Times New Roman"/>
-          <w:szCs w:val="28"/>
-          <w:lang w:val="ru-RU"/>
-        </w:rPr>
-        <w:t>програма</w:t>
-      </w:r>
-      <w:proofErr w:type="spellEnd"/>
-      <w:r>
-        <w:rPr>
-          <w:rFonts w:cs="Times New Roman"/>
-          <w:szCs w:val="28"/>
-          <w:lang w:val="ru-RU"/>
-        </w:rPr>
-        <w:t xml:space="preserve"> </w:t>
-      </w:r>
-      <w:proofErr w:type="spellStart"/>
-      <w:r>
-        <w:rPr>
-          <w:rFonts w:cs="Times New Roman"/>
-          <w:szCs w:val="28"/>
-          <w:lang w:val="ru-RU"/>
-        </w:rPr>
-        <w:t>виводить</w:t>
-      </w:r>
-      <w:proofErr w:type="spellEnd"/>
-      <w:r>
-        <w:rPr>
-          <w:rFonts w:cs="Times New Roman"/>
-          <w:szCs w:val="28"/>
-          <w:lang w:val="ru-RU"/>
-        </w:rPr>
-        <w:t xml:space="preserve"> </w:t>
-      </w:r>
-      <w:proofErr w:type="spellStart"/>
-      <w:r>
-        <w:rPr>
-          <w:rFonts w:cs="Times New Roman"/>
-          <w:szCs w:val="28"/>
-          <w:lang w:val="ru-RU"/>
-        </w:rPr>
-        <w:t>отримане</w:t>
-      </w:r>
-      <w:proofErr w:type="spellEnd"/>
-      <w:r>
-        <w:rPr>
-          <w:rFonts w:cs="Times New Roman"/>
-          <w:szCs w:val="28"/>
-          <w:lang w:val="ru-RU"/>
-        </w:rPr>
-        <w:t xml:space="preserve"> </w:t>
-      </w:r>
-      <w:proofErr w:type="spellStart"/>
-      <w:r>
-        <w:rPr>
-          <w:rFonts w:cs="Times New Roman"/>
-          <w:szCs w:val="28"/>
-          <w:lang w:val="ru-RU"/>
-        </w:rPr>
-        <w:t>значення</w:t>
-      </w:r>
-      <w:proofErr w:type="spellEnd"/>
-      <w:r>
-        <w:rPr>
-          <w:rFonts w:cs="Times New Roman"/>
-          <w:szCs w:val="28"/>
-          <w:lang w:val="ru-RU"/>
-        </w:rPr>
-        <w:t xml:space="preserve"> на </w:t>
-      </w:r>
-      <w:proofErr w:type="spellStart"/>
-      <w:r>
-        <w:rPr>
-          <w:rFonts w:cs="Times New Roman"/>
-          <w:szCs w:val="28"/>
-          <w:lang w:val="ru-RU"/>
-        </w:rPr>
-        <w:t>екран</w:t>
-      </w:r>
-      <w:proofErr w:type="spellEnd"/>
-      <w:r>
-        <w:rPr>
-          <w:rFonts w:cs="Times New Roman"/>
-          <w:szCs w:val="28"/>
-          <w:lang w:val="ru-RU"/>
-        </w:rPr>
-        <w:t>.</w:t>
-      </w:r>
-    </w:p>
-    <w:p>
-      <w:pPr>
-        <w:ind w:firstLine="709"/>
-        <w:contextualSpacing/>
-        <w:rPr>
-          <w:rFonts w:cs="Times New Roman"/>
-          <w:szCs w:val="28"/>
-          <w:lang w:val="ru-RU"/>
-        </w:rPr>
-      </w:pPr>
-      <w:r>
-        <w:rPr>
-          <w:rFonts w:cs="Times New Roman"/>
-          <w:szCs w:val="28"/>
-          <w:lang w:val="uk-UA"/>
-        </w:rPr>
-        <w:t>Текст програми:</w:t>
-      </w:r>
-    </w:p>
-    <w:p>
-      <w:pPr>
-        <w:ind w:firstLine="0"/>
-        <w:contextualSpacing/>
-        <w:jc w:val="center"/>
-        <w:rPr>
-          <w:rFonts w:cs="Times New Roman"/>
-          <w:szCs w:val="28"/>
+          <w:szCs w:val="28"/>
+          <w:lang w:val="uk-UA"/>
         </w:rPr>
       </w:pPr>
       <w:r>
@@ -930,12 +595,14 @@
           <w:rFonts w:cs="Times New Roman"/>
           <w:noProof/>
           <w:szCs w:val="28"/>
-        </w:rPr>
+          <w:lang w:val="uk-UA"/>
+        </w:rPr>
+        <w:lastRenderedPageBreak/>
         <w:drawing>
-          <wp:inline distT="0" distB="0" distL="0" distR="0" wp14:anchorId="62C394F3" wp14:editId="04362A96">
-            <wp:extent cx="3490262" cy="2446232"/>
-            <wp:effectExtent l="0" t="0" r="0" b="0"/>
-            <wp:docPr id="5" name="Рисунок 5"/>
+          <wp:inline distT="0" distB="0" distL="0" distR="0" wp14:anchorId="1D3C5274" wp14:editId="2E33E743">
+            <wp:extent cx="4107536" cy="1859441"/>
+            <wp:effectExtent l="0" t="0" r="7620" b="7620"/>
+            <wp:docPr id="4" name="Рисунок 4"/>
             <wp:cNvGraphicFramePr>
               <a:graphicFrameLocks xmlns:a="http://schemas.openxmlformats.org/drawingml/2006/main" noChangeAspect="1"/>
             </wp:cNvGraphicFramePr>
@@ -955,7 +622,7 @@
                   <pic:spPr>
                     <a:xfrm>
                       <a:off x="0" y="0"/>
-                      <a:ext cx="3490262" cy="2446232"/>
+                      <a:ext cx="4107536" cy="1859441"/>
                     </a:xfrm>
                     <a:prstGeom prst="rect">
                       <a:avLst/>
@@ -970,32 +637,384 @@
     </w:p>
     <w:p>
       <w:pPr>
-        <w:ind w:firstLine="709"/>
-        <w:contextualSpacing/>
-        <w:rPr>
-          <w:rFonts w:cs="Times New Roman"/>
-          <w:szCs w:val="28"/>
-          <w:lang w:val="uk-UA"/>
-        </w:rPr>
-      </w:pPr>
-      <w:r>
-        <w:rPr>
-          <w:rFonts w:cs="Times New Roman"/>
-          <w:szCs w:val="28"/>
-          <w:lang w:val="uk-UA"/>
-        </w:rPr>
-        <w:t>Результат:</w:t>
-      </w:r>
-    </w:p>
-    <w:p>
-      <w:pPr>
-        <w:ind w:firstLine="0"/>
+        <w:spacing w:after="0"/>
+        <w:ind w:firstLine="709"/>
         <w:contextualSpacing/>
         <w:jc w:val="center"/>
         <w:rPr>
           <w:rFonts w:cs="Times New Roman"/>
-          <w:szCs w:val="28"/>
-          <w:lang w:val="uk-UA"/>
+          <w:b/>
+          <w:bCs/>
+          <w:szCs w:val="28"/>
+          <w:lang w:val="uk-UA"/>
+        </w:rPr>
+      </w:pPr>
+      <w:r>
+        <w:rPr>
+          <w:rFonts w:cs="Times New Roman"/>
+          <w:b/>
+          <w:bCs/>
+          <w:szCs w:val="28"/>
+          <w:lang w:val="uk-UA"/>
+        </w:rPr>
+        <w:t>Пошук дискримінанту</w:t>
+      </w:r>
+    </w:p>
+    <w:p>
+      <w:pPr>
+        <w:spacing w:after="0"/>
+        <w:ind w:firstLine="709"/>
+        <w:contextualSpacing/>
+        <w:rPr>
+          <w:rFonts w:cs="Times New Roman"/>
+          <w:szCs w:val="28"/>
+          <w:lang w:val="uk-UA"/>
+        </w:rPr>
+      </w:pPr>
+      <w:r>
+        <w:rPr>
+          <w:rFonts w:cs="Times New Roman"/>
+          <w:szCs w:val="28"/>
+          <w:lang w:val="uk-UA"/>
+        </w:rPr>
+        <w:t>Потрібно написати функцію пошуку дискримінанту квадратного рівняння.</w:t>
+      </w:r>
+    </w:p>
+    <w:p>
+      <w:pPr>
+        <w:spacing w:after="0"/>
+        <w:ind w:firstLine="709"/>
+        <w:contextualSpacing/>
+        <w:rPr>
+          <w:rFonts w:cs="Times New Roman"/>
+          <w:szCs w:val="28"/>
+          <w:lang w:val="uk-UA"/>
+        </w:rPr>
+      </w:pPr>
+      <w:r>
+        <w:rPr>
+          <w:rFonts w:cs="Times New Roman"/>
+          <w:szCs w:val="28"/>
+          <w:lang w:val="uk-UA"/>
+        </w:rPr>
+        <w:t>Хід роботи:</w:t>
+      </w:r>
+    </w:p>
+    <w:p>
+      <w:pPr>
+        <w:spacing w:after="0"/>
+        <w:ind w:firstLine="709"/>
+        <w:contextualSpacing/>
+        <w:rPr>
+          <w:rFonts w:cs="Times New Roman"/>
+          <w:szCs w:val="28"/>
+          <w:lang w:val="uk-UA"/>
+        </w:rPr>
+      </w:pPr>
+      <w:r>
+        <w:rPr>
+          <w:rFonts w:cs="Times New Roman"/>
+          <w:szCs w:val="28"/>
+          <w:lang w:val="uk-UA"/>
+        </w:rPr>
+        <w:t xml:space="preserve">Створила код програми в якому можна ввести свою змінну для розрахунку дискримінанта, за допомогою </w:t>
+      </w:r>
+      <w:r>
+        <w:rPr>
+          <w:rFonts w:cs="Times New Roman"/>
+          <w:szCs w:val="28"/>
+        </w:rPr>
+        <w:t>float</w:t>
+      </w:r>
+      <w:r>
+        <w:rPr>
+          <w:rFonts w:cs="Times New Roman"/>
+          <w:szCs w:val="28"/>
+          <w:lang w:val="ru-RU"/>
+        </w:rPr>
+        <w:t>()</w:t>
+      </w:r>
+      <w:r>
+        <w:rPr>
+          <w:rFonts w:cs="Times New Roman"/>
+          <w:szCs w:val="28"/>
+          <w:lang w:val="uk-UA"/>
+        </w:rPr>
+        <w:t xml:space="preserve"> можна вводити також числа з десятковою частиною (можна також і без нього). </w:t>
+      </w:r>
+      <w:proofErr w:type="spellStart"/>
+      <w:r>
+        <w:rPr>
+          <w:rFonts w:cs="Times New Roman"/>
+          <w:szCs w:val="28"/>
+          <w:lang w:val="ru-RU"/>
+        </w:rPr>
+        <w:t>Функція</w:t>
+      </w:r>
+      <w:proofErr w:type="spellEnd"/>
+      <w:r>
+        <w:rPr>
+          <w:rFonts w:cs="Times New Roman"/>
+          <w:szCs w:val="28"/>
+          <w:lang w:val="ru-RU"/>
+        </w:rPr>
+        <w:t xml:space="preserve"> </w:t>
+      </w:r>
+      <w:proofErr w:type="spellStart"/>
+      <w:r>
+        <w:rPr>
+          <w:rFonts w:cs="Times New Roman"/>
+          <w:szCs w:val="28"/>
+          <w:lang w:val="ru-RU"/>
+        </w:rPr>
+        <w:t>отримує</w:t>
+      </w:r>
+      <w:proofErr w:type="spellEnd"/>
+      <w:r>
+        <w:rPr>
+          <w:rFonts w:cs="Times New Roman"/>
+          <w:szCs w:val="28"/>
+          <w:lang w:val="ru-RU"/>
+        </w:rPr>
+        <w:t xml:space="preserve"> три числа </w:t>
+      </w:r>
+      <w:r>
+        <w:rPr>
+          <w:rFonts w:cs="Times New Roman"/>
+          <w:szCs w:val="28"/>
+        </w:rPr>
+        <w:t>a</w:t>
+      </w:r>
+      <w:r>
+        <w:rPr>
+          <w:rFonts w:cs="Times New Roman"/>
+          <w:szCs w:val="28"/>
+          <w:lang w:val="ru-RU"/>
+        </w:rPr>
+        <w:t xml:space="preserve">, </w:t>
+      </w:r>
+      <w:r>
+        <w:rPr>
+          <w:rFonts w:cs="Times New Roman"/>
+          <w:szCs w:val="28"/>
+        </w:rPr>
+        <w:t>b</w:t>
+      </w:r>
+      <w:r>
+        <w:rPr>
+          <w:rFonts w:cs="Times New Roman"/>
+          <w:szCs w:val="28"/>
+          <w:lang w:val="ru-RU"/>
+        </w:rPr>
+        <w:t xml:space="preserve"> і </w:t>
+      </w:r>
+      <w:r>
+        <w:rPr>
+          <w:rFonts w:cs="Times New Roman"/>
+          <w:szCs w:val="28"/>
+        </w:rPr>
+        <w:t>c</w:t>
+      </w:r>
+      <w:r>
+        <w:rPr>
+          <w:rFonts w:cs="Times New Roman"/>
+          <w:szCs w:val="28"/>
+          <w:lang w:val="ru-RU"/>
+        </w:rPr>
+        <w:t xml:space="preserve"> та </w:t>
+      </w:r>
+      <w:proofErr w:type="spellStart"/>
+      <w:r>
+        <w:rPr>
+          <w:rFonts w:cs="Times New Roman"/>
+          <w:szCs w:val="28"/>
+          <w:lang w:val="ru-RU"/>
+        </w:rPr>
+        <w:t>обчислює</w:t>
+      </w:r>
+      <w:proofErr w:type="spellEnd"/>
+      <w:r>
+        <w:rPr>
+          <w:rFonts w:cs="Times New Roman"/>
+          <w:szCs w:val="28"/>
+          <w:lang w:val="ru-RU"/>
+        </w:rPr>
+        <w:t xml:space="preserve"> </w:t>
+      </w:r>
+      <w:proofErr w:type="spellStart"/>
+      <w:r>
+        <w:rPr>
+          <w:rFonts w:cs="Times New Roman"/>
+          <w:szCs w:val="28"/>
+          <w:lang w:val="ru-RU"/>
+        </w:rPr>
+        <w:t>дискримінант</w:t>
+      </w:r>
+      <w:proofErr w:type="spellEnd"/>
+      <w:r>
+        <w:rPr>
+          <w:rFonts w:cs="Times New Roman"/>
+          <w:szCs w:val="28"/>
+          <w:lang w:val="ru-RU"/>
+        </w:rPr>
+        <w:t xml:space="preserve"> за формулою. </w:t>
+      </w:r>
+      <w:proofErr w:type="spellStart"/>
+      <w:r>
+        <w:rPr>
+          <w:rFonts w:cs="Times New Roman"/>
+          <w:szCs w:val="28"/>
+          <w:lang w:val="ru-RU"/>
+        </w:rPr>
+        <w:t>Після</w:t>
+      </w:r>
+      <w:proofErr w:type="spellEnd"/>
+      <w:r>
+        <w:rPr>
+          <w:rFonts w:cs="Times New Roman"/>
+          <w:szCs w:val="28"/>
+          <w:lang w:val="ru-RU"/>
+        </w:rPr>
+        <w:t xml:space="preserve"> </w:t>
+      </w:r>
+      <w:proofErr w:type="spellStart"/>
+      <w:r>
+        <w:rPr>
+          <w:rFonts w:cs="Times New Roman"/>
+          <w:szCs w:val="28"/>
+          <w:lang w:val="ru-RU"/>
+        </w:rPr>
+        <w:t>цього</w:t>
+      </w:r>
+      <w:proofErr w:type="spellEnd"/>
+      <w:r>
+        <w:rPr>
+          <w:rFonts w:cs="Times New Roman"/>
+          <w:szCs w:val="28"/>
+          <w:lang w:val="ru-RU"/>
+        </w:rPr>
+        <w:t xml:space="preserve"> </w:t>
+      </w:r>
+      <w:proofErr w:type="spellStart"/>
+      <w:r>
+        <w:rPr>
+          <w:rFonts w:cs="Times New Roman"/>
+          <w:szCs w:val="28"/>
+          <w:lang w:val="ru-RU"/>
+        </w:rPr>
+        <w:t>програма</w:t>
+      </w:r>
+      <w:proofErr w:type="spellEnd"/>
+      <w:r>
+        <w:rPr>
+          <w:rFonts w:cs="Times New Roman"/>
+          <w:szCs w:val="28"/>
+          <w:lang w:val="ru-RU"/>
+        </w:rPr>
+        <w:t xml:space="preserve"> </w:t>
+      </w:r>
+      <w:proofErr w:type="spellStart"/>
+      <w:r>
+        <w:rPr>
+          <w:rFonts w:cs="Times New Roman"/>
+          <w:szCs w:val="28"/>
+          <w:lang w:val="ru-RU"/>
+        </w:rPr>
+        <w:t>виводить</w:t>
+      </w:r>
+      <w:proofErr w:type="spellEnd"/>
+      <w:r>
+        <w:rPr>
+          <w:rFonts w:cs="Times New Roman"/>
+          <w:szCs w:val="28"/>
+          <w:lang w:val="ru-RU"/>
+        </w:rPr>
+        <w:t xml:space="preserve"> </w:t>
+      </w:r>
+      <w:proofErr w:type="spellStart"/>
+      <w:r>
+        <w:rPr>
+          <w:rFonts w:cs="Times New Roman"/>
+          <w:szCs w:val="28"/>
+          <w:lang w:val="ru-RU"/>
+        </w:rPr>
+        <w:t>отримане</w:t>
+      </w:r>
+      <w:proofErr w:type="spellEnd"/>
+      <w:r>
+        <w:rPr>
+          <w:rFonts w:cs="Times New Roman"/>
+          <w:szCs w:val="28"/>
+          <w:lang w:val="ru-RU"/>
+        </w:rPr>
+        <w:t xml:space="preserve"> </w:t>
+      </w:r>
+      <w:proofErr w:type="spellStart"/>
+      <w:r>
+        <w:rPr>
+          <w:rFonts w:cs="Times New Roman"/>
+          <w:szCs w:val="28"/>
+          <w:lang w:val="ru-RU"/>
+        </w:rPr>
+        <w:t>значення</w:t>
+      </w:r>
+      <w:proofErr w:type="spellEnd"/>
+      <w:r>
+        <w:rPr>
+          <w:rFonts w:cs="Times New Roman"/>
+          <w:szCs w:val="28"/>
+          <w:lang w:val="ru-RU"/>
+        </w:rPr>
+        <w:t xml:space="preserve"> на </w:t>
+      </w:r>
+      <w:proofErr w:type="spellStart"/>
+      <w:r>
+        <w:rPr>
+          <w:rFonts w:cs="Times New Roman"/>
+          <w:szCs w:val="28"/>
+          <w:lang w:val="ru-RU"/>
+        </w:rPr>
+        <w:t>екран</w:t>
+      </w:r>
+      <w:proofErr w:type="spellEnd"/>
+      <w:r>
+        <w:rPr>
+          <w:rFonts w:cs="Times New Roman"/>
+          <w:szCs w:val="28"/>
+          <w:lang w:val="ru-RU"/>
+        </w:rPr>
+        <w:t>.</w:t>
+      </w:r>
+    </w:p>
+    <w:p>
+      <w:pPr>
+        <w:spacing w:after="0"/>
+        <w:ind w:firstLine="709"/>
+        <w:contextualSpacing/>
+        <w:rPr>
+          <w:rFonts w:cs="Times New Roman"/>
+          <w:szCs w:val="28"/>
+          <w:lang w:val="ru-RU"/>
+        </w:rPr>
+      </w:pPr>
+      <w:r>
+        <w:rPr>
+          <w:rFonts w:cs="Times New Roman"/>
+          <w:szCs w:val="28"/>
+          <w:lang w:val="uk-UA"/>
+        </w:rPr>
+        <w:t>Текст програми:</w:t>
+      </w:r>
+    </w:p>
+    <w:p>
+      <w:pPr>
+        <w:spacing w:after="0"/>
+        <w:ind w:firstLine="709"/>
+        <w:contextualSpacing/>
+        <w:jc w:val="center"/>
+        <w:rPr>
+          <w:rFonts w:cs="Times New Roman"/>
+          <w:szCs w:val="28"/>
         </w:rPr>
       </w:pPr>
       <w:r>
@@ -1003,14 +1022,12 @@
           <w:rFonts w:cs="Times New Roman"/>
           <w:noProof/>
           <w:szCs w:val="28"/>
-          <w:lang w:val="uk-UA"/>
-        </w:rPr>
-        <w:lastRenderedPageBreak/>
+        </w:rPr>
         <w:drawing>
-          <wp:inline distT="0" distB="0" distL="0" distR="0" wp14:anchorId="12A7A1FF" wp14:editId="43FE7E6A">
-            <wp:extent cx="3917019" cy="1676545"/>
-            <wp:effectExtent l="0" t="0" r="7620" b="0"/>
-            <wp:docPr id="6" name="Рисунок 6"/>
+          <wp:inline distT="0" distB="0" distL="0" distR="0" wp14:anchorId="62C394F3" wp14:editId="04362A96">
+            <wp:extent cx="3490262" cy="2446232"/>
+            <wp:effectExtent l="0" t="0" r="0" b="0"/>
+            <wp:docPr id="5" name="Рисунок 5"/>
             <wp:cNvGraphicFramePr>
               <a:graphicFrameLocks xmlns:a="http://schemas.openxmlformats.org/drawingml/2006/main" noChangeAspect="1"/>
             </wp:cNvGraphicFramePr>
@@ -1030,6 +1047,83 @@
                   <pic:spPr>
                     <a:xfrm>
                       <a:off x="0" y="0"/>
+                      <a:ext cx="3490262" cy="2446232"/>
+                    </a:xfrm>
+                    <a:prstGeom prst="rect">
+                      <a:avLst/>
+                    </a:prstGeom>
+                  </pic:spPr>
+                </pic:pic>
+              </a:graphicData>
+            </a:graphic>
+          </wp:inline>
+        </w:drawing>
+      </w:r>
+    </w:p>
+    <w:p>
+      <w:pPr>
+        <w:spacing w:after="0"/>
+        <w:ind w:firstLine="709"/>
+        <w:contextualSpacing/>
+        <w:rPr>
+          <w:rFonts w:cs="Times New Roman"/>
+          <w:szCs w:val="28"/>
+          <w:lang w:val="uk-UA"/>
+        </w:rPr>
+      </w:pPr>
+      <w:r>
+        <w:rPr>
+          <w:rFonts w:cs="Times New Roman"/>
+          <w:szCs w:val="28"/>
+          <w:lang w:val="uk-UA"/>
+        </w:rPr>
+        <w:t>Результат:</w:t>
+      </w:r>
+    </w:p>
+    <w:p>
+      <w:pPr>
+        <w:spacing w:after="0"/>
+        <w:ind w:firstLine="709"/>
+        <w:contextualSpacing/>
+        <w:jc w:val="center"/>
+        <w:rPr>
+          <w:rFonts w:cs="Times New Roman"/>
+          <w:szCs w:val="28"/>
+          <w:lang w:val="uk-UA"/>
+        </w:rPr>
+      </w:pPr>
+      <w:r>
+        <w:rPr>
+          <w:rFonts w:cs="Times New Roman"/>
+          <w:noProof/>
+          <w:szCs w:val="28"/>
+          <w:lang w:val="uk-UA"/>
+        </w:rPr>
+        <w:lastRenderedPageBreak/>
+        <w:drawing>
+          <wp:inline distT="0" distB="0" distL="0" distR="0" wp14:anchorId="12A7A1FF" wp14:editId="43FE7E6A">
+            <wp:extent cx="3917019" cy="1676545"/>
+            <wp:effectExtent l="0" t="0" r="7620" b="0"/>
+            <wp:docPr id="6" name="Рисунок 6"/>
+            <wp:cNvGraphicFramePr>
+              <a:graphicFrameLocks xmlns:a="http://schemas.openxmlformats.org/drawingml/2006/main" noChangeAspect="1"/>
+            </wp:cNvGraphicFramePr>
+            <a:graphic xmlns:a="http://schemas.openxmlformats.org/drawingml/2006/main">
+              <a:graphicData uri="http://schemas.openxmlformats.org/drawingml/2006/picture">
+                <pic:pic xmlns:pic="http://schemas.openxmlformats.org/drawingml/2006/picture">
+                  <pic:nvPicPr>
+                    <pic:cNvPr id="1" name=""/>
+                    <pic:cNvPicPr/>
+                  </pic:nvPicPr>
+                  <pic:blipFill>
+                    <a:blip r:embed="rId10"/>
+                    <a:stretch>
+                      <a:fillRect/>
+                    </a:stretch>
+                  </pic:blipFill>
+                  <pic:spPr>
+                    <a:xfrm>
+                      <a:off x="0" y="0"/>
                       <a:ext cx="3917019" cy="1676545"/>
                     </a:xfrm>
                     <a:prstGeom prst="rect">
@@ -1045,6 +1139,7 @@
     </w:p>
     <w:p>
       <w:pPr>
+        <w:spacing w:after="0"/>
         <w:ind w:firstLine="709"/>
         <w:contextualSpacing/>
         <w:jc w:val="center"/>
@@ -1057,6 +1152,7 @@
     </w:p>
     <w:p>
       <w:pPr>
+        <w:spacing w:after="0"/>
         <w:ind w:firstLine="709"/>
         <w:contextualSpacing/>
         <w:rPr>
@@ -1089,13 +1185,14 @@
     </w:p>
     <w:p>
       <w:pPr>
-        <w:ind w:firstLine="709"/>
-        <w:contextualSpacing/>
-        <w:rPr>
-          <w:lang w:val="ru-RU"/>
-        </w:rPr>
-      </w:pPr>
-      <w:hyperlink r:id="rId10" w:history="1">
+        <w:spacing w:after="0"/>
+        <w:ind w:firstLine="709"/>
+        <w:contextualSpacing/>
+        <w:rPr>
+          <w:lang w:val="ru-RU"/>
+        </w:rPr>
+      </w:pPr>
+      <w:hyperlink r:id="rId11" w:history="1">
         <w:r>
           <w:rPr>
             <w:rStyle w:val="a4"/>
@@ -1107,6 +1204,7 @@
     </w:p>
     <w:p>
       <w:pPr>
+        <w:spacing w:after="0"/>
         <w:ind w:firstLine="709"/>
         <w:contextualSpacing/>
         <w:rPr>
@@ -1139,6 +1237,8 @@
     </w:p>
     <w:p>
       <w:pPr>
+        <w:spacing w:after="0"/>
+        <w:ind w:firstLine="709"/>
         <w:contextualSpacing/>
         <w:jc w:val="center"/>
         <w:rPr>
@@ -1166,7 +1266,7 @@
                     <pic:cNvPicPr/>
                   </pic:nvPicPr>
                   <pic:blipFill>
-                    <a:blip r:embed="rId11"/>
+                    <a:blip r:embed="rId12"/>
                     <a:stretch>
                       <a:fillRect/>
                     </a:stretch>
@@ -1187,6 +1287,1240 @@
         </w:drawing>
       </w:r>
     </w:p>
+    <w:p>
+      <w:pPr>
+        <w:spacing w:after="0"/>
+        <w:ind w:firstLine="709"/>
+        <w:contextualSpacing/>
+        <w:jc w:val="center"/>
+        <w:rPr>
+          <w:lang w:val="ru-RU"/>
+        </w:rPr>
+      </w:pPr>
+    </w:p>
+    <w:p>
+      <w:pPr>
+        <w:spacing w:after="0"/>
+        <w:ind w:firstLine="709"/>
+        <w:contextualSpacing/>
+        <w:jc w:val="right"/>
+        <w:rPr>
+          <w:b/>
+          <w:bCs/>
+          <w:lang w:val="uk-UA"/>
+        </w:rPr>
+      </w:pPr>
+      <w:r>
+        <w:rPr>
+          <w:b/>
+          <w:bCs/>
+          <w:lang w:val="uk-UA"/>
+        </w:rPr>
+        <w:t>Звіт до Теми №2</w:t>
+      </w:r>
+    </w:p>
+    <w:p>
+      <w:pPr>
+        <w:spacing w:after="0"/>
+        <w:ind w:firstLine="709"/>
+        <w:contextualSpacing/>
+        <w:jc w:val="right"/>
+        <w:rPr>
+          <w:b/>
+          <w:bCs/>
+          <w:lang w:val="uk-UA"/>
+        </w:rPr>
+      </w:pPr>
+      <w:r>
+        <w:rPr>
+          <w:b/>
+          <w:bCs/>
+          <w:lang w:val="uk-UA"/>
+        </w:rPr>
+        <w:t>Умовний перехід</w:t>
+      </w:r>
+    </w:p>
+    <w:p>
+      <w:pPr>
+        <w:spacing w:after="0"/>
+        <w:ind w:firstLine="709"/>
+        <w:contextualSpacing/>
+        <w:rPr>
+          <w:lang w:val="uk-UA"/>
+        </w:rPr>
+      </w:pPr>
+      <w:r>
+        <w:rPr>
+          <w:lang w:val="uk-UA"/>
+        </w:rPr>
+        <w:t>Під час виконання практичного завдання до Теми №</w:t>
+      </w:r>
+      <w:r>
+        <w:rPr>
+          <w:lang w:val="uk-UA"/>
+        </w:rPr>
+        <w:t>2</w:t>
+      </w:r>
+      <w:r>
+        <w:rPr>
+          <w:lang w:val="uk-UA"/>
+        </w:rPr>
+        <w:t xml:space="preserve"> було надано варіанти рішення до наступних задач:</w:t>
+      </w:r>
+    </w:p>
+    <w:p>
+      <w:pPr>
+        <w:spacing w:after="0"/>
+        <w:ind w:firstLine="709"/>
+        <w:contextualSpacing/>
+        <w:jc w:val="center"/>
+        <w:rPr>
+          <w:b/>
+          <w:bCs/>
+          <w:lang w:val="uk-UA"/>
+        </w:rPr>
+      </w:pPr>
+      <w:r>
+        <w:rPr>
+          <w:b/>
+          <w:bCs/>
+          <w:lang w:val="uk-UA"/>
+        </w:rPr>
+        <w:t>Квадратне рівняння</w:t>
+      </w:r>
+    </w:p>
+    <w:p>
+      <w:pPr>
+        <w:spacing w:after="0"/>
+        <w:ind w:firstLine="709"/>
+        <w:contextualSpacing/>
+        <w:rPr>
+          <w:lang w:val="uk-UA"/>
+        </w:rPr>
+      </w:pPr>
+      <w:r>
+        <w:rPr>
+          <w:lang w:val="uk-UA"/>
+        </w:rPr>
+        <w:t>Необхі</w:t>
+      </w:r>
+      <w:r>
+        <w:rPr>
+          <w:lang w:val="uk-UA"/>
+        </w:rPr>
+        <w:t>дно н</w:t>
+      </w:r>
+      <w:r>
+        <w:rPr>
+          <w:lang w:val="uk-UA"/>
+        </w:rPr>
+        <w:t>аписати функцію пошуку коренів квадратного рівняння використовуючи функцію розрахунку дискримінанту з попередньої теми та умовні переходи.</w:t>
+      </w:r>
+    </w:p>
+    <w:p>
+      <w:pPr>
+        <w:spacing w:after="0"/>
+        <w:ind w:firstLine="709"/>
+        <w:contextualSpacing/>
+        <w:rPr>
+          <w:lang w:val="uk-UA"/>
+        </w:rPr>
+      </w:pPr>
+      <w:r>
+        <w:rPr>
+          <w:lang w:val="uk-UA"/>
+        </w:rPr>
+        <w:lastRenderedPageBreak/>
+        <w:t xml:space="preserve">У першому завданні я створила функцію </w:t>
+      </w:r>
+      <w:r>
+        <w:rPr>
+          <w:lang w:val="uk-UA"/>
+        </w:rPr>
+        <w:t>«</w:t>
+      </w:r>
+      <w:proofErr w:type="spellStart"/>
+      <w:r>
+        <w:t>solve_equation</w:t>
+      </w:r>
+      <w:proofErr w:type="spellEnd"/>
+      <w:r>
+        <w:rPr>
+          <w:lang w:val="uk-UA"/>
+        </w:rPr>
+        <w:t>»</w:t>
+      </w:r>
+      <w:r>
+        <w:rPr>
+          <w:lang w:val="uk-UA"/>
+        </w:rPr>
+        <w:t xml:space="preserve">, яка шукає корені квадратного рівняння. Для цього я використала свою функцію </w:t>
+      </w:r>
+      <w:r>
+        <w:rPr>
+          <w:lang w:val="uk-UA"/>
+        </w:rPr>
+        <w:t>«</w:t>
+      </w:r>
+      <w:proofErr w:type="spellStart"/>
+      <w:r>
+        <w:rPr>
+          <w:lang w:val="uk-UA"/>
+        </w:rPr>
+        <w:t>diskr</w:t>
+      </w:r>
+      <w:proofErr w:type="spellEnd"/>
+      <w:r>
+        <w:rPr>
+          <w:lang w:val="uk-UA"/>
+        </w:rPr>
+        <w:t>»</w:t>
+      </w:r>
+      <w:r>
+        <w:rPr>
+          <w:lang w:val="uk-UA"/>
+        </w:rPr>
+        <w:t xml:space="preserve"> з попередньої теми, що рахує дискримінант. За допомогою конструкції </w:t>
+      </w:r>
+      <w:r>
+        <w:rPr>
+          <w:lang w:val="uk-UA"/>
+        </w:rPr>
+        <w:t>«</w:t>
+      </w:r>
+      <w:r>
+        <w:t xml:space="preserve">if / </w:t>
+      </w:r>
+      <w:proofErr w:type="spellStart"/>
+      <w:r>
+        <w:t>elif</w:t>
+      </w:r>
+      <w:proofErr w:type="spellEnd"/>
+      <w:r>
+        <w:t xml:space="preserve"> / else</w:t>
+      </w:r>
+      <w:r>
+        <w:rPr>
+          <w:lang w:val="uk-UA"/>
+        </w:rPr>
+        <w:t>»</w:t>
+      </w:r>
+      <w:r>
+        <w:rPr>
+          <w:lang w:val="uk-UA"/>
+        </w:rPr>
+        <w:t xml:space="preserve"> я додала перевірку: якщо a = 0, то рівняння не є квадратним, якщо D</w:t>
+      </w:r>
+      <w:r>
+        <w:rPr>
+          <w:lang w:val="uk-UA"/>
+        </w:rPr>
+        <w:t xml:space="preserve"> </w:t>
+      </w:r>
+      <w:r>
+        <w:rPr>
+          <w:lang w:val="uk-UA"/>
+        </w:rPr>
+        <w:t xml:space="preserve">&gt; </w:t>
+      </w:r>
+      <w:r>
+        <w:rPr>
+          <w:lang w:val="uk-UA"/>
+        </w:rPr>
+        <w:t xml:space="preserve">0 </w:t>
+      </w:r>
+      <w:r>
+        <w:rPr>
+          <w:lang w:val="uk-UA"/>
+        </w:rPr>
+        <w:t>-</w:t>
+      </w:r>
+      <w:r>
+        <w:rPr>
+          <w:lang w:val="uk-UA"/>
+        </w:rPr>
+        <w:t xml:space="preserve"> програма рахує два корені через </w:t>
+      </w:r>
+      <w:r>
+        <w:rPr>
+          <w:lang w:val="uk-UA"/>
+        </w:rPr>
+        <w:t>«</w:t>
+      </w:r>
+      <w:proofErr w:type="spellStart"/>
+      <w:r>
+        <w:rPr>
+          <w:lang w:val="uk-UA"/>
+        </w:rPr>
+        <w:t>math.sqrt</w:t>
+      </w:r>
+      <w:proofErr w:type="spellEnd"/>
+      <w:r>
+        <w:rPr>
+          <w:lang w:val="uk-UA"/>
+        </w:rPr>
+        <w:t>()</w:t>
+      </w:r>
+      <w:r>
+        <w:rPr>
+          <w:lang w:val="uk-UA"/>
+        </w:rPr>
+        <w:t>»</w:t>
+      </w:r>
+      <w:r>
+        <w:rPr>
+          <w:lang w:val="uk-UA"/>
+        </w:rPr>
+        <w:t>, якщо D = 0</w:t>
+      </w:r>
+      <w:r>
+        <w:rPr>
+          <w:lang w:val="uk-UA"/>
+        </w:rPr>
+        <w:t xml:space="preserve"> - </w:t>
+      </w:r>
+      <w:r>
+        <w:rPr>
+          <w:lang w:val="uk-UA"/>
+        </w:rPr>
+        <w:t xml:space="preserve">один, а якщо D &lt; 0 </w:t>
+      </w:r>
+      <w:r>
+        <w:rPr>
+          <w:lang w:val="uk-UA"/>
+        </w:rPr>
+        <w:t>-</w:t>
+      </w:r>
+      <w:r>
+        <w:rPr>
+          <w:lang w:val="uk-UA"/>
+        </w:rPr>
+        <w:t xml:space="preserve"> виводить, що коренів немає. Програма працює </w:t>
+      </w:r>
+      <w:proofErr w:type="spellStart"/>
+      <w:r>
+        <w:rPr>
+          <w:lang w:val="uk-UA"/>
+        </w:rPr>
+        <w:t>коректно</w:t>
+      </w:r>
+      <w:proofErr w:type="spellEnd"/>
+      <w:r>
+        <w:rPr>
+          <w:lang w:val="uk-UA"/>
+        </w:rPr>
+        <w:t xml:space="preserve"> та видає правильний результат.</w:t>
+      </w:r>
+    </w:p>
+    <w:p>
+      <w:pPr>
+        <w:spacing w:after="0"/>
+        <w:ind w:firstLine="709"/>
+        <w:contextualSpacing/>
+        <w:rPr>
+          <w:lang w:val="uk-UA"/>
+        </w:rPr>
+      </w:pPr>
+      <w:r>
+        <w:rPr>
+          <w:lang w:val="uk-UA"/>
+        </w:rPr>
+        <w:t>Текст програми:</w:t>
+      </w:r>
+    </w:p>
+    <w:p>
+      <w:pPr>
+        <w:spacing w:after="0"/>
+        <w:ind w:firstLine="709"/>
+        <w:contextualSpacing/>
+        <w:jc w:val="center"/>
+        <w:rPr>
+          <w:lang w:val="uk-UA"/>
+        </w:rPr>
+      </w:pPr>
+      <w:r>
+        <w:rPr>
+          <w:lang w:val="uk-UA"/>
+        </w:rPr>
+        <w:drawing>
+          <wp:inline distT="0" distB="0" distL="0" distR="0" wp14:anchorId="003A581A" wp14:editId="0FCE4314">
+            <wp:extent cx="4046220" cy="3748600"/>
+            <wp:effectExtent l="0" t="0" r="0" b="4445"/>
+            <wp:docPr id="8" name="Рисунок 8"/>
+            <wp:cNvGraphicFramePr>
+              <a:graphicFrameLocks xmlns:a="http://schemas.openxmlformats.org/drawingml/2006/main" noChangeAspect="1"/>
+            </wp:cNvGraphicFramePr>
+            <a:graphic xmlns:a="http://schemas.openxmlformats.org/drawingml/2006/main">
+              <a:graphicData uri="http://schemas.openxmlformats.org/drawingml/2006/picture">
+                <pic:pic xmlns:pic="http://schemas.openxmlformats.org/drawingml/2006/picture">
+                  <pic:nvPicPr>
+                    <pic:cNvPr id="1" name=""/>
+                    <pic:cNvPicPr/>
+                  </pic:nvPicPr>
+                  <pic:blipFill>
+                    <a:blip r:embed="rId13"/>
+                    <a:stretch>
+                      <a:fillRect/>
+                    </a:stretch>
+                  </pic:blipFill>
+                  <pic:spPr>
+                    <a:xfrm>
+                      <a:off x="0" y="0"/>
+                      <a:ext cx="4048889" cy="3751073"/>
+                    </a:xfrm>
+                    <a:prstGeom prst="rect">
+                      <a:avLst/>
+                    </a:prstGeom>
+                  </pic:spPr>
+                </pic:pic>
+              </a:graphicData>
+            </a:graphic>
+          </wp:inline>
+        </w:drawing>
+      </w:r>
+    </w:p>
+    <w:p>
+      <w:pPr>
+        <w:spacing w:after="0"/>
+        <w:ind w:firstLine="709"/>
+        <w:contextualSpacing/>
+        <w:jc w:val="center"/>
+        <w:rPr>
+          <w:lang w:val="uk-UA"/>
+        </w:rPr>
+      </w:pPr>
+      <w:r>
+        <w:rPr>
+          <w:lang w:val="uk-UA"/>
+        </w:rPr>
+        <w:drawing>
+          <wp:inline distT="0" distB="0" distL="0" distR="0" wp14:anchorId="394B2262" wp14:editId="4DF09889">
+            <wp:extent cx="4053840" cy="1867014"/>
+            <wp:effectExtent l="0" t="0" r="3810" b="0"/>
+            <wp:docPr id="9" name="Рисунок 9"/>
+            <wp:cNvGraphicFramePr>
+              <a:graphicFrameLocks xmlns:a="http://schemas.openxmlformats.org/drawingml/2006/main" noChangeAspect="1"/>
+            </wp:cNvGraphicFramePr>
+            <a:graphic xmlns:a="http://schemas.openxmlformats.org/drawingml/2006/main">
+              <a:graphicData uri="http://schemas.openxmlformats.org/drawingml/2006/picture">
+                <pic:pic xmlns:pic="http://schemas.openxmlformats.org/drawingml/2006/picture">
+                  <pic:nvPicPr>
+                    <pic:cNvPr id="1" name=""/>
+                    <pic:cNvPicPr/>
+                  </pic:nvPicPr>
+                  <pic:blipFill>
+                    <a:blip r:embed="rId14"/>
+                    <a:stretch>
+                      <a:fillRect/>
+                    </a:stretch>
+                  </pic:blipFill>
+                  <pic:spPr>
+                    <a:xfrm>
+                      <a:off x="0" y="0"/>
+                      <a:ext cx="4070302" cy="1874595"/>
+                    </a:xfrm>
+                    <a:prstGeom prst="rect">
+                      <a:avLst/>
+                    </a:prstGeom>
+                  </pic:spPr>
+                </pic:pic>
+              </a:graphicData>
+            </a:graphic>
+          </wp:inline>
+        </w:drawing>
+      </w:r>
+    </w:p>
+    <w:p>
+      <w:pPr>
+        <w:spacing w:after="0"/>
+        <w:ind w:firstLine="709"/>
+        <w:contextualSpacing/>
+        <w:rPr>
+          <w:lang w:val="uk-UA"/>
+        </w:rPr>
+      </w:pPr>
+      <w:r>
+        <w:rPr>
+          <w:lang w:val="uk-UA"/>
+        </w:rPr>
+        <w:lastRenderedPageBreak/>
+        <w:t xml:space="preserve">Результат: </w:t>
+      </w:r>
+    </w:p>
+    <w:p>
+      <w:pPr>
+        <w:spacing w:after="0"/>
+        <w:ind w:firstLine="709"/>
+        <w:contextualSpacing/>
+        <w:jc w:val="center"/>
+        <w:rPr>
+          <w:lang w:val="uk-UA"/>
+        </w:rPr>
+      </w:pPr>
+      <w:r>
+        <w:rPr>
+          <w:lang w:val="uk-UA"/>
+        </w:rPr>
+        <w:drawing>
+          <wp:inline distT="0" distB="0" distL="0" distR="0" wp14:anchorId="7654AFA8" wp14:editId="29E3AACE">
+            <wp:extent cx="3848433" cy="1752752"/>
+            <wp:effectExtent l="0" t="0" r="0" b="0"/>
+            <wp:docPr id="10" name="Рисунок 10"/>
+            <wp:cNvGraphicFramePr>
+              <a:graphicFrameLocks xmlns:a="http://schemas.openxmlformats.org/drawingml/2006/main" noChangeAspect="1"/>
+            </wp:cNvGraphicFramePr>
+            <a:graphic xmlns:a="http://schemas.openxmlformats.org/drawingml/2006/main">
+              <a:graphicData uri="http://schemas.openxmlformats.org/drawingml/2006/picture">
+                <pic:pic xmlns:pic="http://schemas.openxmlformats.org/drawingml/2006/picture">
+                  <pic:nvPicPr>
+                    <pic:cNvPr id="1" name=""/>
+                    <pic:cNvPicPr/>
+                  </pic:nvPicPr>
+                  <pic:blipFill>
+                    <a:blip r:embed="rId15"/>
+                    <a:stretch>
+                      <a:fillRect/>
+                    </a:stretch>
+                  </pic:blipFill>
+                  <pic:spPr>
+                    <a:xfrm>
+                      <a:off x="0" y="0"/>
+                      <a:ext cx="3848433" cy="1752752"/>
+                    </a:xfrm>
+                    <a:prstGeom prst="rect">
+                      <a:avLst/>
+                    </a:prstGeom>
+                  </pic:spPr>
+                </pic:pic>
+              </a:graphicData>
+            </a:graphic>
+          </wp:inline>
+        </w:drawing>
+      </w:r>
+    </w:p>
+    <w:p>
+      <w:pPr>
+        <w:spacing w:after="0"/>
+        <w:ind w:firstLine="709"/>
+        <w:contextualSpacing/>
+        <w:jc w:val="center"/>
+        <w:rPr>
+          <w:b/>
+          <w:bCs/>
+          <w:lang w:val="uk-UA"/>
+        </w:rPr>
+      </w:pPr>
+      <w:r>
+        <w:rPr>
+          <w:b/>
+          <w:bCs/>
+          <w:lang w:val="uk-UA"/>
+        </w:rPr>
+        <w:t xml:space="preserve">Калькулятор через </w:t>
+      </w:r>
+      <w:r>
+        <w:rPr>
+          <w:b/>
+          <w:bCs/>
+        </w:rPr>
+        <w:t>if</w:t>
+      </w:r>
+      <w:r>
+        <w:rPr>
+          <w:b/>
+          <w:bCs/>
+        </w:rPr>
+        <w:t xml:space="preserve"> / </w:t>
+      </w:r>
+      <w:proofErr w:type="spellStart"/>
+      <w:r>
+        <w:rPr>
+          <w:b/>
+          <w:bCs/>
+        </w:rPr>
+        <w:t>elif</w:t>
+      </w:r>
+      <w:proofErr w:type="spellEnd"/>
+      <w:r>
+        <w:rPr>
+          <w:b/>
+          <w:bCs/>
+        </w:rPr>
+        <w:t xml:space="preserve"> / </w:t>
+      </w:r>
+      <w:r>
+        <w:rPr>
+          <w:b/>
+          <w:bCs/>
+        </w:rPr>
+        <w:t>else</w:t>
+      </w:r>
+    </w:p>
+    <w:p>
+      <w:pPr>
+        <w:spacing w:after="0"/>
+        <w:ind w:firstLine="709"/>
+        <w:contextualSpacing/>
+        <w:rPr>
+          <w:lang w:val="uk-UA"/>
+        </w:rPr>
+      </w:pPr>
+      <w:r>
+        <w:rPr>
+          <w:lang w:val="uk-UA"/>
+        </w:rPr>
+        <w:t>Потрібно н</w:t>
+      </w:r>
+      <w:r>
+        <w:rPr>
+          <w:lang w:val="uk-UA"/>
+        </w:rPr>
+        <w:t xml:space="preserve">аписати програму калькулятор використовуючи </w:t>
+      </w:r>
+      <w:r>
+        <w:t>if</w:t>
+      </w:r>
+      <w:r>
+        <w:t xml:space="preserve"> / </w:t>
+      </w:r>
+      <w:r>
+        <w:t>else</w:t>
+      </w:r>
+      <w:r>
+        <w:rPr>
+          <w:lang w:val="uk-UA"/>
+        </w:rPr>
+        <w:t xml:space="preserve"> конструкцію. Кожна операція має бути виконана в окремій функції.</w:t>
+      </w:r>
+    </w:p>
+    <w:p>
+      <w:pPr>
+        <w:spacing w:after="0"/>
+        <w:ind w:firstLine="709"/>
+        <w:contextualSpacing/>
+        <w:rPr>
+          <w:rFonts w:cs="Times New Roman"/>
+          <w:lang w:val="uk-UA"/>
+        </w:rPr>
+      </w:pPr>
+      <w:r>
+        <w:rPr>
+          <w:rFonts w:cs="Times New Roman"/>
+          <w:lang w:val="uk-UA"/>
+        </w:rPr>
+        <w:t xml:space="preserve">У другому завданні я написала програму-калькулятор із використанням конструкції </w:t>
+      </w:r>
+      <w:r>
+        <w:rPr>
+          <w:rFonts w:cs="Times New Roman"/>
+        </w:rPr>
+        <w:t>if</w:t>
+      </w:r>
+      <w:r>
+        <w:rPr>
+          <w:rFonts w:cs="Times New Roman"/>
+        </w:rPr>
+        <w:t xml:space="preserve"> / </w:t>
+      </w:r>
+      <w:proofErr w:type="spellStart"/>
+      <w:r>
+        <w:rPr>
+          <w:rFonts w:cs="Times New Roman"/>
+        </w:rPr>
+        <w:t>elif</w:t>
+      </w:r>
+      <w:proofErr w:type="spellEnd"/>
+      <w:r>
+        <w:rPr>
+          <w:rFonts w:cs="Times New Roman"/>
+        </w:rPr>
+        <w:t xml:space="preserve"> /</w:t>
+      </w:r>
+      <w:r>
+        <w:rPr>
+          <w:rFonts w:cs="Times New Roman"/>
+        </w:rPr>
+        <w:t xml:space="preserve"> else</w:t>
+      </w:r>
+      <w:r>
+        <w:rPr>
+          <w:rFonts w:cs="Times New Roman"/>
+          <w:lang w:val="uk-UA"/>
+        </w:rPr>
+        <w:t>. Кожну математичну операцію (додавання, віднімання, множення та ділення) я винесла в окрему функцію. У функції ділення я також додала перевірку ділення на нуль, щоб уникнути помилки. Програма приймає від користувача два числа та знак операції, після чого викликає відповідну функцію й виводить результат.</w:t>
+      </w:r>
+    </w:p>
+    <w:p>
+      <w:pPr>
+        <w:spacing w:after="0"/>
+        <w:ind w:firstLine="709"/>
+        <w:contextualSpacing/>
+        <w:rPr>
+          <w:lang w:val="uk-UA"/>
+        </w:rPr>
+      </w:pPr>
+      <w:r>
+        <w:rPr>
+          <w:lang w:val="uk-UA"/>
+        </w:rPr>
+        <w:t>Текст програми:</w:t>
+      </w:r>
+    </w:p>
+    <w:p>
+      <w:pPr>
+        <w:spacing w:after="0"/>
+        <w:ind w:firstLine="709"/>
+        <w:contextualSpacing/>
+        <w:jc w:val="center"/>
+        <w:rPr>
+          <w:lang w:val="uk-UA"/>
+        </w:rPr>
+      </w:pPr>
+      <w:r>
+        <w:rPr>
+          <w:lang w:val="uk-UA"/>
+        </w:rPr>
+        <w:lastRenderedPageBreak/>
+        <w:drawing>
+          <wp:inline distT="0" distB="0" distL="0" distR="0" wp14:anchorId="39AF7404" wp14:editId="422DC52E">
+            <wp:extent cx="3398520" cy="4352063"/>
+            <wp:effectExtent l="0" t="0" r="0" b="0"/>
+            <wp:docPr id="11" name="Рисунок 11"/>
+            <wp:cNvGraphicFramePr>
+              <a:graphicFrameLocks xmlns:a="http://schemas.openxmlformats.org/drawingml/2006/main" noChangeAspect="1"/>
+            </wp:cNvGraphicFramePr>
+            <a:graphic xmlns:a="http://schemas.openxmlformats.org/drawingml/2006/main">
+              <a:graphicData uri="http://schemas.openxmlformats.org/drawingml/2006/picture">
+                <pic:pic xmlns:pic="http://schemas.openxmlformats.org/drawingml/2006/picture">
+                  <pic:nvPicPr>
+                    <pic:cNvPr id="1" name=""/>
+                    <pic:cNvPicPr/>
+                  </pic:nvPicPr>
+                  <pic:blipFill>
+                    <a:blip r:embed="rId16"/>
+                    <a:stretch>
+                      <a:fillRect/>
+                    </a:stretch>
+                  </pic:blipFill>
+                  <pic:spPr>
+                    <a:xfrm>
+                      <a:off x="0" y="0"/>
+                      <a:ext cx="3444052" cy="4410370"/>
+                    </a:xfrm>
+                    <a:prstGeom prst="rect">
+                      <a:avLst/>
+                    </a:prstGeom>
+                  </pic:spPr>
+                </pic:pic>
+              </a:graphicData>
+            </a:graphic>
+          </wp:inline>
+        </w:drawing>
+      </w:r>
+    </w:p>
+    <w:p>
+      <w:pPr>
+        <w:spacing w:after="0"/>
+        <w:ind w:firstLine="709"/>
+        <w:contextualSpacing/>
+        <w:rPr>
+          <w:lang w:val="uk-UA"/>
+        </w:rPr>
+      </w:pPr>
+      <w:r>
+        <w:rPr>
+          <w:lang w:val="uk-UA"/>
+        </w:rPr>
+        <w:t>Результат:</w:t>
+      </w:r>
+    </w:p>
+    <w:p>
+      <w:pPr>
+        <w:spacing w:after="0"/>
+        <w:ind w:firstLine="709"/>
+        <w:contextualSpacing/>
+        <w:jc w:val="center"/>
+        <w:rPr>
+          <w:lang w:val="uk-UA"/>
+        </w:rPr>
+      </w:pPr>
+      <w:r>
+        <w:rPr>
+          <w:lang w:val="uk-UA"/>
+        </w:rPr>
+        <w:drawing>
+          <wp:inline distT="0" distB="0" distL="0" distR="0" wp14:anchorId="1E5453F1" wp14:editId="2424FE79">
+            <wp:extent cx="3962743" cy="1539373"/>
+            <wp:effectExtent l="0" t="0" r="0" b="3810"/>
+            <wp:docPr id="12" name="Рисунок 12"/>
+            <wp:cNvGraphicFramePr>
+              <a:graphicFrameLocks xmlns:a="http://schemas.openxmlformats.org/drawingml/2006/main" noChangeAspect="1"/>
+            </wp:cNvGraphicFramePr>
+            <a:graphic xmlns:a="http://schemas.openxmlformats.org/drawingml/2006/main">
+              <a:graphicData uri="http://schemas.openxmlformats.org/drawingml/2006/picture">
+                <pic:pic xmlns:pic="http://schemas.openxmlformats.org/drawingml/2006/picture">
+                  <pic:nvPicPr>
+                    <pic:cNvPr id="1" name=""/>
+                    <pic:cNvPicPr/>
+                  </pic:nvPicPr>
+                  <pic:blipFill>
+                    <a:blip r:embed="rId17"/>
+                    <a:stretch>
+                      <a:fillRect/>
+                    </a:stretch>
+                  </pic:blipFill>
+                  <pic:spPr>
+                    <a:xfrm>
+                      <a:off x="0" y="0"/>
+                      <a:ext cx="3962743" cy="1539373"/>
+                    </a:xfrm>
+                    <a:prstGeom prst="rect">
+                      <a:avLst/>
+                    </a:prstGeom>
+                  </pic:spPr>
+                </pic:pic>
+              </a:graphicData>
+            </a:graphic>
+          </wp:inline>
+        </w:drawing>
+      </w:r>
+    </w:p>
+    <w:p>
+      <w:pPr>
+        <w:spacing w:after="0"/>
+        <w:ind w:firstLine="709"/>
+        <w:contextualSpacing/>
+        <w:jc w:val="center"/>
+        <w:rPr>
+          <w:b/>
+          <w:bCs/>
+          <w:lang w:val="ru-RU"/>
+        </w:rPr>
+      </w:pPr>
+      <w:r>
+        <w:rPr>
+          <w:b/>
+          <w:bCs/>
+          <w:lang w:val="uk-UA"/>
+        </w:rPr>
+        <w:t xml:space="preserve">Калькулятор через </w:t>
+      </w:r>
+      <w:r>
+        <w:rPr>
+          <w:b/>
+          <w:bCs/>
+        </w:rPr>
+        <w:t>match</w:t>
+      </w:r>
+      <w:r>
+        <w:rPr>
+          <w:b/>
+          <w:bCs/>
+          <w:lang w:val="ru-RU"/>
+        </w:rPr>
+        <w:t xml:space="preserve"> / </w:t>
+      </w:r>
+      <w:r>
+        <w:rPr>
+          <w:b/>
+          <w:bCs/>
+        </w:rPr>
+        <w:t>case</w:t>
+      </w:r>
+    </w:p>
+    <w:p>
+      <w:pPr>
+        <w:spacing w:after="0"/>
+        <w:ind w:firstLine="709"/>
+        <w:contextualSpacing/>
+        <w:rPr>
+          <w:lang w:val="uk-UA"/>
+        </w:rPr>
+      </w:pPr>
+      <w:r>
+        <w:rPr>
+          <w:lang w:val="ru-RU"/>
+        </w:rPr>
+        <w:t xml:space="preserve">Я повинна </w:t>
+      </w:r>
+      <w:r>
+        <w:rPr>
+          <w:lang w:val="uk-UA"/>
+        </w:rPr>
+        <w:t>н</w:t>
+      </w:r>
+      <w:r>
+        <w:rPr>
+          <w:lang w:val="uk-UA"/>
+        </w:rPr>
+        <w:t xml:space="preserve">аписати програму калькулятор використовуючи </w:t>
+      </w:r>
+      <w:r>
+        <w:t>match</w:t>
+      </w:r>
+      <w:r>
+        <w:rPr>
+          <w:lang w:val="uk-UA"/>
+        </w:rPr>
+        <w:t xml:space="preserve"> конструкцію. Кожна операція має бути виконана в окремій функції.</w:t>
+      </w:r>
+    </w:p>
+    <w:p>
+      <w:pPr>
+        <w:spacing w:after="0"/>
+        <w:ind w:firstLine="709"/>
+        <w:contextualSpacing/>
+        <w:rPr>
+          <w:lang w:val="uk-UA"/>
+        </w:rPr>
+      </w:pPr>
+      <w:r>
+        <w:rPr>
+          <w:lang w:val="uk-UA"/>
+        </w:rPr>
+        <w:t xml:space="preserve">Як і в попередньому завданні, кожну операцію я реалізувала в окремій функції. Програма отримує від користувача числа та оператор, порівнює </w:t>
+      </w:r>
+      <w:r>
+        <w:rPr>
+          <w:lang w:val="uk-UA"/>
+        </w:rPr>
+        <w:lastRenderedPageBreak/>
+        <w:t xml:space="preserve">введений знак у блоці </w:t>
+      </w:r>
+      <w:proofErr w:type="spellStart"/>
+      <w:r>
+        <w:rPr>
+          <w:lang w:val="uk-UA"/>
+        </w:rPr>
+        <w:t>match</w:t>
+      </w:r>
+      <w:proofErr w:type="spellEnd"/>
+      <w:r>
+        <w:rPr>
+          <w:lang w:val="uk-UA"/>
+        </w:rPr>
+        <w:t xml:space="preserve"> і викликає потрібну функцію для обчислення, а для невідомих символів виводить повідомлення про помилку.</w:t>
+      </w:r>
+    </w:p>
+    <w:p>
+      <w:pPr>
+        <w:spacing w:after="0"/>
+        <w:ind w:firstLine="709"/>
+        <w:contextualSpacing/>
+        <w:rPr>
+          <w:lang w:val="uk-UA"/>
+        </w:rPr>
+      </w:pPr>
+      <w:r>
+        <w:rPr>
+          <w:lang w:val="uk-UA"/>
+        </w:rPr>
+        <w:t>Текст програми:</w:t>
+      </w:r>
+    </w:p>
+    <w:p>
+      <w:pPr>
+        <w:spacing w:after="0"/>
+        <w:ind w:firstLine="709"/>
+        <w:contextualSpacing/>
+        <w:jc w:val="center"/>
+        <w:rPr>
+          <w:lang w:val="uk-UA"/>
+        </w:rPr>
+      </w:pPr>
+      <w:r>
+        <w:rPr>
+          <w:lang w:val="uk-UA"/>
+        </w:rPr>
+        <w:drawing>
+          <wp:inline distT="0" distB="0" distL="0" distR="0" wp14:anchorId="2309B5CE" wp14:editId="10A4DC5B">
+            <wp:extent cx="3680460" cy="4889660"/>
+            <wp:effectExtent l="0" t="0" r="0" b="6350"/>
+            <wp:docPr id="13" name="Рисунок 13"/>
+            <wp:cNvGraphicFramePr>
+              <a:graphicFrameLocks xmlns:a="http://schemas.openxmlformats.org/drawingml/2006/main" noChangeAspect="1"/>
+            </wp:cNvGraphicFramePr>
+            <a:graphic xmlns:a="http://schemas.openxmlformats.org/drawingml/2006/main">
+              <a:graphicData uri="http://schemas.openxmlformats.org/drawingml/2006/picture">
+                <pic:pic xmlns:pic="http://schemas.openxmlformats.org/drawingml/2006/picture">
+                  <pic:nvPicPr>
+                    <pic:cNvPr id="1" name=""/>
+                    <pic:cNvPicPr/>
+                  </pic:nvPicPr>
+                  <pic:blipFill>
+                    <a:blip r:embed="rId18"/>
+                    <a:stretch>
+                      <a:fillRect/>
+                    </a:stretch>
+                  </pic:blipFill>
+                  <pic:spPr>
+                    <a:xfrm>
+                      <a:off x="0" y="0"/>
+                      <a:ext cx="3683591" cy="4893819"/>
+                    </a:xfrm>
+                    <a:prstGeom prst="rect">
+                      <a:avLst/>
+                    </a:prstGeom>
+                  </pic:spPr>
+                </pic:pic>
+              </a:graphicData>
+            </a:graphic>
+          </wp:inline>
+        </w:drawing>
+      </w:r>
+    </w:p>
+    <w:p>
+      <w:pPr>
+        <w:spacing w:after="0"/>
+        <w:ind w:firstLine="709"/>
+        <w:contextualSpacing/>
+        <w:rPr>
+          <w:lang w:val="uk-UA"/>
+        </w:rPr>
+      </w:pPr>
+      <w:r>
+        <w:rPr>
+          <w:lang w:val="uk-UA"/>
+        </w:rPr>
+        <w:t>Результат:</w:t>
+      </w:r>
+    </w:p>
+    <w:p>
+      <w:pPr>
+        <w:spacing w:after="0"/>
+        <w:ind w:firstLine="709"/>
+        <w:contextualSpacing/>
+        <w:jc w:val="center"/>
+        <w:rPr>
+          <w:lang w:val="uk-UA"/>
+        </w:rPr>
+      </w:pPr>
+      <w:r>
+        <w:rPr>
+          <w:lang w:val="uk-UA"/>
+        </w:rPr>
+        <w:drawing>
+          <wp:inline distT="0" distB="0" distL="0" distR="0" wp14:anchorId="55916886" wp14:editId="4663D337">
+            <wp:extent cx="4206605" cy="1539373"/>
+            <wp:effectExtent l="0" t="0" r="3810" b="3810"/>
+            <wp:docPr id="14" name="Рисунок 14"/>
+            <wp:cNvGraphicFramePr>
+              <a:graphicFrameLocks xmlns:a="http://schemas.openxmlformats.org/drawingml/2006/main" noChangeAspect="1"/>
+            </wp:cNvGraphicFramePr>
+            <a:graphic xmlns:a="http://schemas.openxmlformats.org/drawingml/2006/main">
+              <a:graphicData uri="http://schemas.openxmlformats.org/drawingml/2006/picture">
+                <pic:pic xmlns:pic="http://schemas.openxmlformats.org/drawingml/2006/picture">
+                  <pic:nvPicPr>
+                    <pic:cNvPr id="1" name=""/>
+                    <pic:cNvPicPr/>
+                  </pic:nvPicPr>
+                  <pic:blipFill>
+                    <a:blip r:embed="rId19"/>
+                    <a:stretch>
+                      <a:fillRect/>
+                    </a:stretch>
+                  </pic:blipFill>
+                  <pic:spPr>
+                    <a:xfrm>
+                      <a:off x="0" y="0"/>
+                      <a:ext cx="4206605" cy="1539373"/>
+                    </a:xfrm>
+                    <a:prstGeom prst="rect">
+                      <a:avLst/>
+                    </a:prstGeom>
+                  </pic:spPr>
+                </pic:pic>
+              </a:graphicData>
+            </a:graphic>
+          </wp:inline>
+        </w:drawing>
+      </w:r>
+    </w:p>
+    <w:p>
+      <w:pPr>
+        <w:spacing w:after="0"/>
+        <w:ind w:firstLine="709"/>
+        <w:contextualSpacing/>
+        <w:jc w:val="center"/>
+        <w:rPr>
+          <w:lang w:val="uk-UA"/>
+        </w:rPr>
+      </w:pPr>
+    </w:p>
+    <w:p>
+      <w:pPr>
+        <w:spacing w:after="0"/>
+        <w:ind w:firstLine="709"/>
+        <w:contextualSpacing/>
+        <w:rPr>
+          <w:lang w:val="ru-RU"/>
+        </w:rPr>
+      </w:pPr>
+      <w:r>
+        <w:rPr>
+          <w:lang w:val="uk-UA"/>
+        </w:rPr>
+        <w:lastRenderedPageBreak/>
+        <w:t xml:space="preserve">Посилання на </w:t>
+      </w:r>
+      <w:proofErr w:type="spellStart"/>
+      <w:r>
+        <w:t>github</w:t>
+      </w:r>
+      <w:proofErr w:type="spellEnd"/>
+      <w:r>
+        <w:rPr>
+          <w:lang w:val="ru-RU"/>
+        </w:rPr>
+        <w:t>:</w:t>
+      </w:r>
+      <w:r>
+        <w:rPr>
+          <w:lang w:val="ru-RU"/>
+        </w:rPr>
+        <w:t xml:space="preserve"> </w:t>
+      </w:r>
+    </w:p>
+    <w:p>
+      <w:pPr>
+        <w:spacing w:after="0"/>
+        <w:ind w:firstLine="709"/>
+        <w:contextualSpacing/>
+        <w:rPr>
+          <w:lang w:val="ru-RU"/>
+        </w:rPr>
+      </w:pPr>
+      <w:hyperlink r:id="rId20" w:history="1">
+        <w:r>
+          <w:rPr>
+            <w:rStyle w:val="a4"/>
+            <w:lang w:val="ru-RU"/>
+          </w:rPr>
+          <w:t>https://github.com/daryehorova/DariaYehorovaKB252.</w:t>
+        </w:r>
+        <w:r>
+          <w:rPr>
+            <w:rStyle w:val="a4"/>
+            <w:lang w:val="ru-RU"/>
+          </w:rPr>
+          <w:t>g</w:t>
+        </w:r>
+        <w:r>
+          <w:rPr>
+            <w:rStyle w:val="a4"/>
+            <w:lang w:val="ru-RU"/>
+          </w:rPr>
+          <w:t>it</w:t>
+        </w:r>
+      </w:hyperlink>
+    </w:p>
+    <w:p>
+      <w:pPr>
+        <w:spacing w:after="0"/>
+        <w:ind w:firstLine="709"/>
+        <w:contextualSpacing/>
+        <w:rPr>
+          <w:lang w:val="ru-RU"/>
+        </w:rPr>
+      </w:pPr>
+      <w:r>
+        <w:rPr>
+          <w:lang w:val="uk-UA"/>
+        </w:rPr>
+        <w:t xml:space="preserve">Знімок екрану з посилання на </w:t>
+      </w:r>
+      <w:proofErr w:type="spellStart"/>
+      <w:r>
+        <w:t>github</w:t>
+      </w:r>
+      <w:proofErr w:type="spellEnd"/>
+      <w:r>
+        <w:rPr>
+          <w:lang w:val="ru-RU"/>
+        </w:rPr>
+        <w:t>:</w:t>
+      </w:r>
+      <w:r>
+        <w:rPr>
+          <w:lang w:val="ru-RU"/>
+        </w:rPr>
+        <w:t xml:space="preserve"> </w:t>
+      </w:r>
+    </w:p>
+    <w:p>
+      <w:pPr>
+        <w:spacing w:after="0"/>
+        <w:ind w:firstLine="709"/>
+        <w:contextualSpacing/>
+        <w:jc w:val="center"/>
+        <w:rPr>
+          <w:lang w:val="ru-RU"/>
+        </w:rPr>
+      </w:pPr>
+      <w:r>
+        <w:rPr>
+          <w:lang w:val="ru-RU"/>
+        </w:rPr>
+        <w:drawing>
+          <wp:inline distT="0" distB="0" distL="0" distR="0" wp14:anchorId="60C787E7" wp14:editId="10EE7359">
+            <wp:extent cx="5943600" cy="2856230"/>
+            <wp:effectExtent l="0" t="0" r="0" b="1270"/>
+            <wp:docPr id="16" name="Рисунок 16"/>
+            <wp:cNvGraphicFramePr>
+              <a:graphicFrameLocks xmlns:a="http://schemas.openxmlformats.org/drawingml/2006/main" noChangeAspect="1"/>
+            </wp:cNvGraphicFramePr>
+            <a:graphic xmlns:a="http://schemas.openxmlformats.org/drawingml/2006/main">
+              <a:graphicData uri="http://schemas.openxmlformats.org/drawingml/2006/picture">
+                <pic:pic xmlns:pic="http://schemas.openxmlformats.org/drawingml/2006/picture">
+                  <pic:nvPicPr>
+                    <pic:cNvPr id="1" name=""/>
+                    <pic:cNvPicPr/>
+                  </pic:nvPicPr>
+                  <pic:blipFill>
+                    <a:blip r:embed="rId21"/>
+                    <a:stretch>
+                      <a:fillRect/>
+                    </a:stretch>
+                  </pic:blipFill>
+                  <pic:spPr>
+                    <a:xfrm>
+                      <a:off x="0" y="0"/>
+                      <a:ext cx="5943600" cy="2856230"/>
+                    </a:xfrm>
+                    <a:prstGeom prst="rect">
+                      <a:avLst/>
+                    </a:prstGeom>
+                  </pic:spPr>
+                </pic:pic>
+              </a:graphicData>
+            </a:graphic>
+          </wp:inline>
+        </w:drawing>
+      </w:r>
+    </w:p>
+    <w:p>
+      <w:pPr>
+        <w:spacing w:after="0"/>
+        <w:ind w:firstLine="709"/>
+        <w:contextualSpacing/>
+        <w:rPr>
+          <w:b/>
+          <w:bCs/>
+          <w:lang w:val="uk-UA"/>
+        </w:rPr>
+      </w:pPr>
+    </w:p>
+    <w:p>
+      <w:pPr>
+        <w:spacing w:after="0"/>
+        <w:ind w:firstLine="709"/>
+        <w:contextualSpacing/>
+        <w:jc w:val="center"/>
+        <w:rPr>
+          <w:lang w:val="uk-UA"/>
+        </w:rPr>
+      </w:pPr>
+    </w:p>
     <w:sectPr>
       <w:pgSz w:w="12240" w:h="15840"/>
       <w:pgMar w:top="1440" w:right="1440" w:bottom="1440" w:left="1440" w:header="720" w:footer="720" w:gutter="0"/>
@@ -1195,6 +2529,103 @@
     </w:sectPr>
   </w:body>
 </w:document>
+</file>
+
+<file path=word/numbering.xml><?xml version="1.0" encoding="utf-8"?>
+<w:numbering xmlns:wpc="http://schemas.microsoft.com/office/word/2010/wordprocessingCanvas" xmlns:cx="http://schemas.microsoft.com/office/drawing/2014/chartex" xmlns:cx1="http://schemas.microsoft.com/office/drawing/2015/9/8/chartex" xmlns:cx2="http://schemas.microsoft.com/office/drawing/2015/10/21/chartex" xmlns:cx3="http://schemas.microsoft.com/office/drawing/2016/5/9/chartex" xmlns:cx4="http://schemas.microsoft.com/office/drawing/2016/5/10/chartex" xmlns:cx5="http://schemas.microsoft.com/office/drawing/2016/5/11/chartex" xmlns:cx6="http://schemas.microsoft.com/office/drawing/2016/5/12/chartex" xmlns:cx7="http://schemas.microsoft.com/office/drawing/2016/5/13/chartex" xmlns:cx8="http://schemas.microsoft.com/office/drawing/2016/5/14/chartex" xmlns:mc="http://schemas.openxmlformats.org/markup-compatibility/2006" xmlns:aink="http://schemas.microsoft.com/office/drawing/2016/ink" xmlns:am3d="http://schemas.microsoft.com/office/drawing/2017/model3d" xmlns:o="urn:schemas-microsoft-com:office:office" xmlns:r="http://schemas.openxmlformats.org/officeDocument/2006/relationships" xmlns:m="http://schemas.openxmlformats.org/officeDocument/2006/math" xmlns:v="urn:schemas-microsoft-com:vml" xmlns:wp14="http://schemas.microsoft.com/office/word/2010/wordprocessingDrawing" xmlns:wp="http://schemas.openxmlformats.org/drawingml/2006/wordprocessingDrawing" xmlns:w10="urn:schemas-microsoft-com:office:word" xmlns:w="http://schemas.openxmlformats.org/wordprocessingml/2006/main" xmlns:w14="http://schemas.microsoft.com/office/word/2010/wordml" xmlns:w15="http://schemas.microsoft.com/office/word/2012/wordml" xmlns:w16cex="http://schemas.microsoft.com/office/word/2018/wordml/cex" xmlns:w16cid="http://schemas.microsoft.com/office/word/2016/wordml/cid" xmlns:w16="http://schemas.microsoft.com/office/word/2018/wordml" xmlns:w16sdtdh="http://schemas.microsoft.com/office/word/2020/wordml/sdtdatahash" xmlns:w16se="http://schemas.microsoft.com/office/word/2015/wordml/symex" xmlns:wpg="http://schemas.microsoft.com/office/word/2010/wordprocessingGroup" xmlns:wpi="http://schemas.microsoft.com/office/word/2010/wordprocessingInk" xmlns:wne="http://schemas.microsoft.com/office/word/2006/wordml" xmlns:wps="http://schemas.microsoft.com/office/word/2010/wordprocessingShape" mc:Ignorable="w14 w15 w16se w16cid w16 w16cex w16sdtdh wp14">
+  <w:abstractNum w:abstractNumId="0" w15:restartNumberingAfterBreak="0">
+    <w:nsid w:val="61597136"/>
+    <w:multiLevelType w:val="hybridMultilevel"/>
+    <w:tmpl w:val="CBC02F5A"/>
+    <w:lvl w:ilvl="0" w:tplc="04090011">
+      <w:start w:val="1"/>
+      <w:numFmt w:val="decimal"/>
+      <w:lvlText w:val="%1)"/>
+      <w:lvlJc w:val="left"/>
+      <w:pPr>
+        <w:ind w:left="360" w:hanging="360"/>
+      </w:pPr>
+      <w:rPr>
+        <w:rFonts w:hint="default"/>
+      </w:rPr>
+    </w:lvl>
+    <w:lvl w:ilvl="1" w:tplc="04090019" w:tentative="1">
+      <w:start w:val="1"/>
+      <w:numFmt w:val="lowerLetter"/>
+      <w:lvlText w:val="%2."/>
+      <w:lvlJc w:val="left"/>
+      <w:pPr>
+        <w:ind w:left="1080" w:hanging="360"/>
+      </w:pPr>
+    </w:lvl>
+    <w:lvl w:ilvl="2" w:tplc="0409001B" w:tentative="1">
+      <w:start w:val="1"/>
+      <w:numFmt w:val="lowerRoman"/>
+      <w:lvlText w:val="%3."/>
+      <w:lvlJc w:val="right"/>
+      <w:pPr>
+        <w:ind w:left="1800" w:hanging="180"/>
+      </w:pPr>
+    </w:lvl>
+    <w:lvl w:ilvl="3" w:tplc="0409000F" w:tentative="1">
+      <w:start w:val="1"/>
+      <w:numFmt w:val="decimal"/>
+      <w:lvlText w:val="%4."/>
+      <w:lvlJc w:val="left"/>
+      <w:pPr>
+        <w:ind w:left="2520" w:hanging="360"/>
+      </w:pPr>
+    </w:lvl>
+    <w:lvl w:ilvl="4" w:tplc="04090019" w:tentative="1">
+      <w:start w:val="1"/>
+      <w:numFmt w:val="lowerLetter"/>
+      <w:lvlText w:val="%5."/>
+      <w:lvlJc w:val="left"/>
+      <w:pPr>
+        <w:ind w:left="3240" w:hanging="360"/>
+      </w:pPr>
+    </w:lvl>
+    <w:lvl w:ilvl="5" w:tplc="0409001B" w:tentative="1">
+      <w:start w:val="1"/>
+      <w:numFmt w:val="lowerRoman"/>
+      <w:lvlText w:val="%6."/>
+      <w:lvlJc w:val="right"/>
+      <w:pPr>
+        <w:ind w:left="3960" w:hanging="180"/>
+      </w:pPr>
+    </w:lvl>
+    <w:lvl w:ilvl="6" w:tplc="0409000F" w:tentative="1">
+      <w:start w:val="1"/>
+      <w:numFmt w:val="decimal"/>
+      <w:lvlText w:val="%7."/>
+      <w:lvlJc w:val="left"/>
+      <w:pPr>
+        <w:ind w:left="4680" w:hanging="360"/>
+      </w:pPr>
+    </w:lvl>
+    <w:lvl w:ilvl="7" w:tplc="04090019" w:tentative="1">
+      <w:start w:val="1"/>
+      <w:numFmt w:val="lowerLetter"/>
+      <w:lvlText w:val="%8."/>
+      <w:lvlJc w:val="left"/>
+      <w:pPr>
+        <w:ind w:left="5400" w:hanging="360"/>
+      </w:pPr>
+    </w:lvl>
+    <w:lvl w:ilvl="8" w:tplc="0409001B" w:tentative="1">
+      <w:start w:val="1"/>
+      <w:numFmt w:val="lowerRoman"/>
+      <w:lvlText w:val="%9."/>
+      <w:lvlJc w:val="right"/>
+      <w:pPr>
+        <w:ind w:left="6120" w:hanging="180"/>
+      </w:pPr>
+    </w:lvl>
+  </w:abstractNum>
+  <w:num w:numId="1">
+    <w:abstractNumId w:val="0"/>
+  </w:num>
+</w:numbering>
 </file>
 
 <file path=word/styles.xml><?xml version="1.0" encoding="utf-8"?>
@@ -1595,7 +3026,7 @@
   <w:style w:type="paragraph" w:default="1" w:styleId="a">
     <w:name w:val="Normal"/>
     <w:qFormat/>
-    <w:rsid w:val="0046193E"/>
+    <w:rsid w:val="00EA28C3"/>
     <w:pPr>
       <w:spacing w:line="360" w:lineRule="auto"/>
       <w:ind w:firstLine="720"/>
@@ -1609,7 +3040,6 @@
   <w:style w:type="character" w:default="1" w:styleId="a0">
     <w:name w:val="Default Paragraph Font"/>
     <w:uiPriority w:val="1"/>
-    <w:semiHidden/>
     <w:unhideWhenUsed/>
   </w:style>
   <w:style w:type="table" w:default="1" w:styleId="a1">
@@ -1686,6 +3116,18 @@
     <w:rPr>
       <w:color w:val="605E5C"/>
       <w:shd w:val="clear" w:color="auto" w:fill="E1DFDD"/>
+    </w:rPr>
+  </w:style>
+  <w:style w:type="character" w:styleId="a6">
+    <w:name w:val="FollowedHyperlink"/>
+    <w:basedOn w:val="a0"/>
+    <w:uiPriority w:val="99"/>
+    <w:semiHidden/>
+    <w:unhideWhenUsed/>
+    <w:rsid w:val="00365FCE"/>
+    <w:rPr>
+      <w:color w:val="954F72" w:themeColor="followedHyperlink"/>
+      <w:u w:val="single"/>
     </w:rPr>
   </w:style>
 </w:styles>

--- a/TP-KB-252-Daria-Yehorova-lpr.docx
+++ b/TP-KB-252-Daria-Yehorova-lpr.docx
@@ -1353,19 +1353,7 @@
         <w:rPr>
           <w:lang w:val="uk-UA"/>
         </w:rPr>
-        <w:t>Під час виконання практичного завдання до Теми №</w:t>
-      </w:r>
-      <w:r>
-        <w:rPr>
-          <w:lang w:val="uk-UA"/>
-        </w:rPr>
-        <w:t>2</w:t>
-      </w:r>
-      <w:r>
-        <w:rPr>
-          <w:lang w:val="uk-UA"/>
-        </w:rPr>
-        <w:t xml:space="preserve"> було надано варіанти рішення до наступних задач:</w:t>
+        <w:t>Під час виконання практичного завдання до Теми №2 було надано варіанти рішення до наступних задач:</w:t>
       </w:r>
     </w:p>
     <w:p>
@@ -1439,9 +1427,42 @@
         </w:rPr>
         <w:t>«</w:t>
       </w:r>
+      <w:r>
+        <w:t>solve</w:t>
+      </w:r>
+      <w:r>
+        <w:rPr>
+          <w:lang w:val="uk-UA"/>
+        </w:rPr>
+        <w:t>_</w:t>
+      </w:r>
+      <w:r>
+        <w:t>equation</w:t>
+      </w:r>
+      <w:r>
+        <w:rPr>
+          <w:lang w:val="uk-UA"/>
+        </w:rPr>
+        <w:t>»</w:t>
+      </w:r>
+      <w:r>
+        <w:rPr>
+          <w:lang w:val="uk-UA"/>
+        </w:rPr>
+        <w:t xml:space="preserve">, яка шукає корені квадратного рівняння. Для цього я використала свою функцію </w:t>
+      </w:r>
+      <w:r>
+        <w:rPr>
+          <w:lang w:val="uk-UA"/>
+        </w:rPr>
+        <w:t>«</w:t>
+      </w:r>
       <w:proofErr w:type="spellStart"/>
       <w:r>
-        <w:t>solve_equation</w:t>
+        <w:rPr>
+          <w:lang w:val="uk-UA"/>
+        </w:rPr>
+        <w:t>diskr</w:t>
       </w:r>
       <w:proofErr w:type="spellEnd"/>
       <w:r>
@@ -1454,7 +1475,7 @@
         <w:rPr>
           <w:lang w:val="uk-UA"/>
         </w:rPr>
-        <w:t xml:space="preserve">, яка шукає корені квадратного рівняння. Для цього я використала свою функцію </w:t>
+        <w:t xml:space="preserve"> з попередньої теми, що рахує дискримінант. За допомогою конструкції </w:t>
       </w:r>
       <w:r>
         <w:rPr>
@@ -1462,25 +1483,70 @@
         </w:rPr>
         <w:t>«</w:t>
       </w:r>
+      <w:r>
+        <w:t>if</w:t>
+      </w:r>
+      <w:r>
+        <w:rPr>
+          <w:lang w:val="uk-UA"/>
+        </w:rPr>
+        <w:t xml:space="preserve"> / </w:t>
+      </w:r>
       <w:proofErr w:type="spellStart"/>
       <w:r>
-        <w:rPr>
-          <w:lang w:val="uk-UA"/>
-        </w:rPr>
-        <w:t>diskr</w:t>
+        <w:t>elif</w:t>
       </w:r>
       <w:proofErr w:type="spellEnd"/>
       <w:r>
         <w:rPr>
           <w:lang w:val="uk-UA"/>
         </w:rPr>
+        <w:t xml:space="preserve"> / </w:t>
+      </w:r>
+      <w:r>
+        <w:t>else</w:t>
+      </w:r>
+      <w:r>
+        <w:rPr>
+          <w:lang w:val="uk-UA"/>
+        </w:rPr>
         <w:t>»</w:t>
       </w:r>
       <w:r>
         <w:rPr>
           <w:lang w:val="uk-UA"/>
         </w:rPr>
-        <w:t xml:space="preserve"> з попередньої теми, що рахує дискримінант. За допомогою конструкції </w:t>
+        <w:t xml:space="preserve"> я додала перевірку: якщо a = 0, то рівняння не є квадратним, якщо D</w:t>
+      </w:r>
+      <w:r>
+        <w:rPr>
+          <w:lang w:val="uk-UA"/>
+        </w:rPr>
+        <w:t xml:space="preserve"> </w:t>
+      </w:r>
+      <w:r>
+        <w:rPr>
+          <w:lang w:val="uk-UA"/>
+        </w:rPr>
+        <w:t xml:space="preserve">&gt; </w:t>
+      </w:r>
+      <w:r>
+        <w:rPr>
+          <w:lang w:val="uk-UA"/>
+        </w:rPr>
+        <w:t xml:space="preserve">0 </w:t>
+      </w:r>
+      <w:r>
+        <w:rPr>
+          <w:lang w:val="uk-UA"/>
+        </w:rPr>
+        <w:t>-</w:t>
+      </w:r>
+      <w:r>
+        <w:rPr>
+          <w:lang w:val="uk-UA"/>
+        </w:rPr>
+        <w:t xml:space="preserve"> програма рахує два корені через </w:t>
       </w:r>
       <w:r>
         <w:rPr>
@@ -1488,16 +1554,19 @@
         </w:rPr>
         <w:t>«</w:t>
       </w:r>
-      <w:r>
-        <w:t xml:space="preserve">if / </w:t>
-      </w:r>
       <w:proofErr w:type="spellStart"/>
       <w:r>
-        <w:t>elif</w:t>
+        <w:rPr>
+          <w:lang w:val="uk-UA"/>
+        </w:rPr>
+        <w:t>math.sqrt</w:t>
       </w:r>
       <w:proofErr w:type="spellEnd"/>
       <w:r>
-        <w:t xml:space="preserve"> / else</w:t>
+        <w:rPr>
+          <w:lang w:val="uk-UA"/>
+        </w:rPr>
+        <w:t>()</w:t>
       </w:r>
       <w:r>
         <w:rPr>
@@ -1509,25 +1578,19 @@
         <w:rPr>
           <w:lang w:val="uk-UA"/>
         </w:rPr>
-        <w:t xml:space="preserve"> я додала перевірку: якщо a = 0, то рівняння не є квадратним, якщо D</w:t>
-      </w:r>
-      <w:r>
-        <w:rPr>
-          <w:lang w:val="uk-UA"/>
-        </w:rPr>
-        <w:t xml:space="preserve"> </w:t>
-      </w:r>
-      <w:r>
-        <w:rPr>
-          <w:lang w:val="uk-UA"/>
-        </w:rPr>
-        <w:t xml:space="preserve">&gt; </w:t>
-      </w:r>
-      <w:r>
-        <w:rPr>
-          <w:lang w:val="uk-UA"/>
-        </w:rPr>
-        <w:t xml:space="preserve">0 </w:t>
+        <w:t>, якщо D = 0</w:t>
+      </w:r>
+      <w:r>
+        <w:rPr>
+          <w:lang w:val="uk-UA"/>
+        </w:rPr>
+        <w:t xml:space="preserve"> - </w:t>
+      </w:r>
+      <w:r>
+        <w:rPr>
+          <w:lang w:val="uk-UA"/>
+        </w:rPr>
+        <w:t xml:space="preserve">один, а якщо D &lt; 0 </w:t>
       </w:r>
       <w:r>
         <w:rPr>
@@ -1539,76 +1602,20 @@
         <w:rPr>
           <w:lang w:val="uk-UA"/>
         </w:rPr>
-        <w:t xml:space="preserve"> програма рахує два корені через </w:t>
-      </w:r>
-      <w:r>
-        <w:rPr>
-          <w:lang w:val="uk-UA"/>
-        </w:rPr>
-        <w:t>«</w:t>
+        <w:t xml:space="preserve"> виводить, що коренів немає. Програма працює </w:t>
       </w:r>
       <w:proofErr w:type="spellStart"/>
       <w:r>
         <w:rPr>
           <w:lang w:val="uk-UA"/>
         </w:rPr>
-        <w:t>math.sqrt</w:t>
+        <w:t>коректно</w:t>
       </w:r>
       <w:proofErr w:type="spellEnd"/>
       <w:r>
         <w:rPr>
           <w:lang w:val="uk-UA"/>
         </w:rPr>
-        <w:t>()</w:t>
-      </w:r>
-      <w:r>
-        <w:rPr>
-          <w:lang w:val="uk-UA"/>
-        </w:rPr>
-        <w:t>»</w:t>
-      </w:r>
-      <w:r>
-        <w:rPr>
-          <w:lang w:val="uk-UA"/>
-        </w:rPr>
-        <w:t>, якщо D = 0</w:t>
-      </w:r>
-      <w:r>
-        <w:rPr>
-          <w:lang w:val="uk-UA"/>
-        </w:rPr>
-        <w:t xml:space="preserve"> - </w:t>
-      </w:r>
-      <w:r>
-        <w:rPr>
-          <w:lang w:val="uk-UA"/>
-        </w:rPr>
-        <w:t xml:space="preserve">один, а якщо D &lt; 0 </w:t>
-      </w:r>
-      <w:r>
-        <w:rPr>
-          <w:lang w:val="uk-UA"/>
-        </w:rPr>
-        <w:t>-</w:t>
-      </w:r>
-      <w:r>
-        <w:rPr>
-          <w:lang w:val="uk-UA"/>
-        </w:rPr>
-        <w:t xml:space="preserve"> виводить, що коренів немає. Програма працює </w:t>
-      </w:r>
-      <w:proofErr w:type="spellStart"/>
-      <w:r>
-        <w:rPr>
-          <w:lang w:val="uk-UA"/>
-        </w:rPr>
-        <w:t>коректно</w:t>
-      </w:r>
-      <w:proofErr w:type="spellEnd"/>
-      <w:r>
-        <w:rPr>
-          <w:lang w:val="uk-UA"/>
-        </w:rPr>
         <w:t xml:space="preserve"> та видає правильний результат.</w:t>
       </w:r>
     </w:p>
@@ -1640,6 +1647,7 @@
       </w:pPr>
       <w:r>
         <w:rPr>
+          <w:noProof/>
           <w:lang w:val="uk-UA"/>
         </w:rPr>
         <w:drawing>
@@ -1691,6 +1699,7 @@
       </w:pPr>
       <w:r>
         <w:rPr>
+          <w:noProof/>
           <w:lang w:val="uk-UA"/>
         </w:rPr>
         <w:drawing>
@@ -1759,6 +1768,7 @@
       </w:pPr>
       <w:r>
         <w:rPr>
+          <w:noProof/>
           <w:lang w:val="uk-UA"/>
         </w:rPr>
         <w:drawing>
@@ -1829,6 +1839,7 @@
         <w:rPr>
           <w:b/>
           <w:bCs/>
+          <w:lang w:val="ru-RU"/>
         </w:rPr>
         <w:t xml:space="preserve"> / </w:t>
       </w:r>
@@ -1845,6 +1856,7 @@
         <w:rPr>
           <w:b/>
           <w:bCs/>
+          <w:lang w:val="ru-RU"/>
         </w:rPr>
         <w:t xml:space="preserve"> / </w:t>
       </w:r>
@@ -1881,6 +1893,9 @@
         <w:t>if</w:t>
       </w:r>
       <w:r>
+        <w:rPr>
+          <w:lang w:val="ru-RU"/>
+        </w:rPr>
         <w:t xml:space="preserve"> / </w:t>
       </w:r>
       <w:r>
@@ -1919,6 +1934,7 @@
       <w:r>
         <w:rPr>
           <w:rFonts w:cs="Times New Roman"/>
+          <w:lang w:val="ru-RU"/>
         </w:rPr>
         <w:t xml:space="preserve"> / </w:t>
       </w:r>
@@ -1933,14 +1949,22 @@
       <w:r>
         <w:rPr>
           <w:rFonts w:cs="Times New Roman"/>
+          <w:lang w:val="ru-RU"/>
         </w:rPr>
         <w:t xml:space="preserve"> /</w:t>
       </w:r>
       <w:r>
         <w:rPr>
           <w:rFonts w:cs="Times New Roman"/>
-        </w:rPr>
-        <w:t xml:space="preserve"> else</w:t>
+          <w:lang w:val="ru-RU"/>
+        </w:rPr>
+        <w:t xml:space="preserve"> </w:t>
+      </w:r>
+      <w:r>
+        <w:rPr>
+          <w:rFonts w:cs="Times New Roman"/>
+        </w:rPr>
+        <w:t>else</w:t>
       </w:r>
       <w:r>
         <w:rPr>
@@ -1978,6 +2002,7 @@
       </w:pPr>
       <w:r>
         <w:rPr>
+          <w:noProof/>
           <w:lang w:val="uk-UA"/>
         </w:rPr>
         <w:lastRenderedPageBreak/>
@@ -2046,6 +2071,7 @@
       </w:pPr>
       <w:r>
         <w:rPr>
+          <w:noProof/>
           <w:lang w:val="uk-UA"/>
         </w:rPr>
         <w:drawing>
@@ -2230,6 +2256,7 @@
       </w:pPr>
       <w:r>
         <w:rPr>
+          <w:noProof/>
           <w:lang w:val="uk-UA"/>
         </w:rPr>
         <w:drawing>
@@ -2297,6 +2324,7 @@
       </w:pPr>
       <w:r>
         <w:rPr>
+          <w:noProof/>
           <w:lang w:val="uk-UA"/>
         </w:rPr>
         <w:drawing>
@@ -2396,21 +2424,7 @@
             <w:rStyle w:val="a4"/>
             <w:lang w:val="ru-RU"/>
           </w:rPr>
-          <w:t>https://github.com/daryehorova/DariaYehorovaKB252.</w:t>
-        </w:r>
-        <w:r>
-          <w:rPr>
-            <w:rStyle w:val="a4"/>
-            <w:lang w:val="ru-RU"/>
-          </w:rPr>
-          <w:t>g</w:t>
-        </w:r>
-        <w:r>
-          <w:rPr>
-            <w:rStyle w:val="a4"/>
-            <w:lang w:val="ru-RU"/>
-          </w:rPr>
-          <w:t>it</w:t>
+          <w:t>https://github.com/daryehorova/DariaYehorovaKB252.git</w:t>
         </w:r>
       </w:hyperlink>
     </w:p>
@@ -2459,6 +2473,7 @@
       </w:pPr>
       <w:r>
         <w:rPr>
+          <w:noProof/>
           <w:lang w:val="ru-RU"/>
         </w:rPr>
         <w:drawing>
@@ -2503,6 +2518,7 @@
         <w:spacing w:after="0"/>
         <w:ind w:firstLine="709"/>
         <w:contextualSpacing/>
+        <w:jc w:val="right"/>
         <w:rPr>
           <w:b/>
           <w:bCs/>
@@ -2515,7 +2531,1616 @@
         <w:spacing w:after="0"/>
         <w:ind w:firstLine="709"/>
         <w:contextualSpacing/>
+        <w:jc w:val="right"/>
+        <w:rPr>
+          <w:b/>
+          <w:bCs/>
+          <w:lang w:val="uk-UA"/>
+        </w:rPr>
+      </w:pPr>
+      <w:r>
+        <w:rPr>
+          <w:b/>
+          <w:bCs/>
+          <w:lang w:val="uk-UA"/>
+        </w:rPr>
+        <w:t>Звіт до Теми №</w:t>
+      </w:r>
+      <w:r>
+        <w:rPr>
+          <w:b/>
+          <w:bCs/>
+          <w:lang w:val="uk-UA"/>
+        </w:rPr>
+        <w:t>3</w:t>
+      </w:r>
+    </w:p>
+    <w:p>
+      <w:pPr>
+        <w:spacing w:after="0"/>
+        <w:ind w:firstLine="709"/>
+        <w:contextualSpacing/>
+        <w:jc w:val="right"/>
+        <w:rPr>
+          <w:b/>
+          <w:bCs/>
+          <w:lang w:val="uk-UA"/>
+        </w:rPr>
+      </w:pPr>
+      <w:r>
+        <w:rPr>
+          <w:b/>
+          <w:bCs/>
+          <w:lang w:val="uk-UA"/>
+        </w:rPr>
+        <w:t>Цикли</w:t>
+      </w:r>
+    </w:p>
+    <w:p>
+      <w:pPr>
+        <w:spacing w:after="0"/>
+        <w:ind w:firstLine="709"/>
+        <w:contextualSpacing/>
+        <w:rPr>
+          <w:lang w:val="uk-UA"/>
+        </w:rPr>
+      </w:pPr>
+      <w:r>
+        <w:rPr>
+          <w:lang w:val="uk-UA"/>
+        </w:rPr>
+        <w:t>Під час виконання практичного завдання до Теми №</w:t>
+      </w:r>
+      <w:r>
+        <w:rPr>
+          <w:lang w:val="uk-UA"/>
+        </w:rPr>
+        <w:t>3</w:t>
+      </w:r>
+      <w:r>
+        <w:rPr>
+          <w:lang w:val="uk-UA"/>
+        </w:rPr>
+        <w:t xml:space="preserve"> було надано варіанти рішення до наступних задач:</w:t>
+      </w:r>
+    </w:p>
+    <w:p>
+      <w:pPr>
+        <w:spacing w:after="0"/>
+        <w:ind w:firstLine="709"/>
+        <w:contextualSpacing/>
         <w:jc w:val="center"/>
+        <w:rPr>
+          <w:b/>
+          <w:bCs/>
+          <w:lang w:val="uk-UA"/>
+        </w:rPr>
+      </w:pPr>
+      <w:r>
+        <w:rPr>
+          <w:b/>
+          <w:bCs/>
+          <w:lang w:val="ru-RU"/>
+        </w:rPr>
+        <w:t xml:space="preserve">Калькулятор </w:t>
+      </w:r>
+      <w:r>
+        <w:rPr>
+          <w:b/>
+          <w:bCs/>
+          <w:lang w:val="uk-UA"/>
+        </w:rPr>
+        <w:t>із нескінченним циклом та виходом</w:t>
+      </w:r>
+    </w:p>
+    <w:p>
+      <w:pPr>
+        <w:spacing w:after="0"/>
+        <w:ind w:firstLine="709"/>
+        <w:contextualSpacing/>
+        <w:rPr>
+          <w:lang w:val="uk-UA"/>
+        </w:rPr>
+      </w:pPr>
+      <w:r>
+        <w:rPr>
+          <w:lang w:val="uk-UA"/>
+        </w:rPr>
+        <w:t>Необхідно н</w:t>
+      </w:r>
+      <w:r>
+        <w:rPr>
+          <w:lang w:val="uk-UA"/>
+        </w:rPr>
+        <w:t>аписати програму калькулятор з постійними запитами на введення нових даних та операцій. За основу взяти програму калькулятор з попередньої теми. Реалізувати механізм завершення програми після отримання відповідної команди.</w:t>
+      </w:r>
+    </w:p>
+    <w:p>
+      <w:pPr>
+        <w:spacing w:after="0"/>
+        <w:ind w:firstLine="709"/>
+        <w:contextualSpacing/>
+        <w:rPr>
+          <w:lang w:val="uk-UA"/>
+        </w:rPr>
+      </w:pPr>
+      <w:r>
+        <w:rPr>
+          <w:lang w:val="uk-UA"/>
+        </w:rPr>
+        <w:t xml:space="preserve">У першому завданні я доопрацювала програму-калькулятор з попередньої теми, додавши нескінченний цикл </w:t>
+      </w:r>
+      <w:r>
+        <w:rPr>
+          <w:lang w:val="uk-UA"/>
+        </w:rPr>
+        <w:t>«</w:t>
+      </w:r>
+      <w:r>
+        <w:t>while</w:t>
+      </w:r>
+      <w:r>
+        <w:rPr>
+          <w:lang w:val="ru-RU"/>
+        </w:rPr>
+        <w:t xml:space="preserve"> </w:t>
+      </w:r>
+      <w:r>
+        <w:t>True</w:t>
+      </w:r>
+      <w:r>
+        <w:rPr>
+          <w:lang w:val="uk-UA"/>
+        </w:rPr>
+        <w:t>»</w:t>
+      </w:r>
+      <w:r>
+        <w:rPr>
+          <w:lang w:val="uk-UA"/>
+        </w:rPr>
+        <w:t xml:space="preserve"> для постійного запиту нових даних. Також я реалізувала механізм завершення роботи програми: якщо користувач вводить команду </w:t>
+      </w:r>
+      <w:r>
+        <w:rPr>
+          <w:lang w:val="uk-UA"/>
+        </w:rPr>
+        <w:t>«</w:t>
+      </w:r>
+      <w:r>
+        <w:t>exit</w:t>
+      </w:r>
+      <w:r>
+        <w:rPr>
+          <w:lang w:val="uk-UA"/>
+        </w:rPr>
+        <w:t>»</w:t>
+      </w:r>
+      <w:r>
+        <w:rPr>
+          <w:lang w:val="uk-UA"/>
+        </w:rPr>
+        <w:t xml:space="preserve"> або </w:t>
+      </w:r>
+      <w:r>
+        <w:rPr>
+          <w:lang w:val="uk-UA"/>
+        </w:rPr>
+        <w:t>«</w:t>
+      </w:r>
+      <w:r>
+        <w:t>off</w:t>
+      </w:r>
+      <w:r>
+        <w:rPr>
+          <w:lang w:val="uk-UA"/>
+        </w:rPr>
+        <w:t>»</w:t>
+      </w:r>
+      <w:r>
+        <w:rPr>
+          <w:lang w:val="uk-UA"/>
+        </w:rPr>
+        <w:t xml:space="preserve">, цикл </w:t>
+      </w:r>
+      <w:r>
+        <w:rPr>
+          <w:lang w:val="uk-UA"/>
+        </w:rPr>
+        <w:lastRenderedPageBreak/>
+        <w:t xml:space="preserve">переривається за допомогою оператора </w:t>
+      </w:r>
+      <w:r>
+        <w:rPr>
+          <w:lang w:val="uk-UA"/>
+        </w:rPr>
+        <w:t>«</w:t>
+      </w:r>
+      <w:r>
+        <w:t>break</w:t>
+      </w:r>
+      <w:r>
+        <w:rPr>
+          <w:lang w:val="uk-UA"/>
+        </w:rPr>
+        <w:t>»</w:t>
+      </w:r>
+      <w:r>
+        <w:rPr>
+          <w:lang w:val="uk-UA"/>
+        </w:rPr>
+        <w:t>, і програма завершує свою роботу.</w:t>
+      </w:r>
+    </w:p>
+    <w:p>
+      <w:pPr>
+        <w:spacing w:after="0"/>
+        <w:ind w:firstLine="709"/>
+        <w:contextualSpacing/>
+        <w:rPr>
+          <w:lang w:val="uk-UA"/>
+        </w:rPr>
+      </w:pPr>
+      <w:r>
+        <w:rPr>
+          <w:lang w:val="uk-UA"/>
+        </w:rPr>
+        <w:t>Текст програми:</w:t>
+      </w:r>
+    </w:p>
+    <w:p>
+      <w:pPr>
+        <w:spacing w:after="0"/>
+        <w:ind w:firstLine="709"/>
+        <w:contextualSpacing/>
+        <w:jc w:val="center"/>
+        <w:rPr>
+          <w:lang w:val="uk-UA"/>
+        </w:rPr>
+      </w:pPr>
+      <w:r>
+        <w:rPr>
+          <w:lang w:val="uk-UA"/>
+        </w:rPr>
+        <w:drawing>
+          <wp:inline distT="0" distB="0" distL="0" distR="0" wp14:anchorId="0DDB63D3" wp14:editId="456A0A7A">
+            <wp:extent cx="3679851" cy="4953000"/>
+            <wp:effectExtent l="0" t="0" r="0" b="0"/>
+            <wp:docPr id="15" name="Рисунок 15"/>
+            <wp:cNvGraphicFramePr>
+              <a:graphicFrameLocks xmlns:a="http://schemas.openxmlformats.org/drawingml/2006/main" noChangeAspect="1"/>
+            </wp:cNvGraphicFramePr>
+            <a:graphic xmlns:a="http://schemas.openxmlformats.org/drawingml/2006/main">
+              <a:graphicData uri="http://schemas.openxmlformats.org/drawingml/2006/picture">
+                <pic:pic xmlns:pic="http://schemas.openxmlformats.org/drawingml/2006/picture">
+                  <pic:nvPicPr>
+                    <pic:cNvPr id="1" name=""/>
+                    <pic:cNvPicPr/>
+                  </pic:nvPicPr>
+                  <pic:blipFill>
+                    <a:blip r:embed="rId22"/>
+                    <a:stretch>
+                      <a:fillRect/>
+                    </a:stretch>
+                  </pic:blipFill>
+                  <pic:spPr>
+                    <a:xfrm>
+                      <a:off x="0" y="0"/>
+                      <a:ext cx="3697905" cy="4977300"/>
+                    </a:xfrm>
+                    <a:prstGeom prst="rect">
+                      <a:avLst/>
+                    </a:prstGeom>
+                  </pic:spPr>
+                </pic:pic>
+              </a:graphicData>
+            </a:graphic>
+          </wp:inline>
+        </w:drawing>
+      </w:r>
+    </w:p>
+    <w:p>
+      <w:pPr>
+        <w:spacing w:after="0"/>
+        <w:ind w:firstLine="709"/>
+        <w:contextualSpacing/>
+        <w:rPr>
+          <w:lang w:val="uk-UA"/>
+        </w:rPr>
+      </w:pPr>
+      <w:r>
+        <w:rPr>
+          <w:lang w:val="uk-UA"/>
+        </w:rPr>
+        <w:t>Результат:</w:t>
+      </w:r>
+    </w:p>
+    <w:p>
+      <w:pPr>
+        <w:spacing w:after="0"/>
+        <w:ind w:firstLine="709"/>
+        <w:contextualSpacing/>
+        <w:jc w:val="center"/>
+      </w:pPr>
+      <w:r>
+        <w:lastRenderedPageBreak/>
+        <w:drawing>
+          <wp:inline distT="0" distB="0" distL="0" distR="0" wp14:anchorId="1814D360" wp14:editId="13C7C633">
+            <wp:extent cx="3623813" cy="2727960"/>
+            <wp:effectExtent l="0" t="0" r="0" b="0"/>
+            <wp:docPr id="17" name="Рисунок 17"/>
+            <wp:cNvGraphicFramePr>
+              <a:graphicFrameLocks xmlns:a="http://schemas.openxmlformats.org/drawingml/2006/main" noChangeAspect="1"/>
+            </wp:cNvGraphicFramePr>
+            <a:graphic xmlns:a="http://schemas.openxmlformats.org/drawingml/2006/main">
+              <a:graphicData uri="http://schemas.openxmlformats.org/drawingml/2006/picture">
+                <pic:pic xmlns:pic="http://schemas.openxmlformats.org/drawingml/2006/picture">
+                  <pic:nvPicPr>
+                    <pic:cNvPr id="1" name=""/>
+                    <pic:cNvPicPr/>
+                  </pic:nvPicPr>
+                  <pic:blipFill>
+                    <a:blip r:embed="rId23"/>
+                    <a:stretch>
+                      <a:fillRect/>
+                    </a:stretch>
+                  </pic:blipFill>
+                  <pic:spPr>
+                    <a:xfrm>
+                      <a:off x="0" y="0"/>
+                      <a:ext cx="3674473" cy="2766096"/>
+                    </a:xfrm>
+                    <a:prstGeom prst="rect">
+                      <a:avLst/>
+                    </a:prstGeom>
+                  </pic:spPr>
+                </pic:pic>
+              </a:graphicData>
+            </a:graphic>
+          </wp:inline>
+        </w:drawing>
+      </w:r>
+    </w:p>
+    <w:p>
+      <w:pPr>
+        <w:spacing w:after="0"/>
+        <w:ind w:firstLine="709"/>
+        <w:contextualSpacing/>
+        <w:jc w:val="center"/>
+        <w:rPr>
+          <w:b/>
+          <w:bCs/>
+          <w:lang w:val="uk-UA"/>
+        </w:rPr>
+      </w:pPr>
+      <w:r>
+        <w:rPr>
+          <w:b/>
+          <w:bCs/>
+          <w:lang w:val="uk-UA"/>
+        </w:rPr>
+        <w:t>Тестування функцій списків</w:t>
+      </w:r>
+    </w:p>
+    <w:p>
+      <w:pPr>
+        <w:spacing w:after="0"/>
+        <w:ind w:firstLine="709"/>
+        <w:contextualSpacing/>
+      </w:pPr>
+      <w:r>
+        <w:rPr>
+          <w:lang w:val="uk-UA"/>
+        </w:rPr>
+        <w:t xml:space="preserve">Написати програму тестування функцій списків таких як: </w:t>
+      </w:r>
+      <w:r>
+        <w:t xml:space="preserve">extend(), append(), insert(id, </w:t>
+      </w:r>
+      <w:proofErr w:type="spellStart"/>
+      <w:r>
+        <w:t>val</w:t>
+      </w:r>
+      <w:proofErr w:type="spellEnd"/>
+      <w:r>
+        <w:t>), remove(</w:t>
+      </w:r>
+      <w:proofErr w:type="spellStart"/>
+      <w:r>
+        <w:t>val</w:t>
+      </w:r>
+      <w:proofErr w:type="spellEnd"/>
+      <w:r>
+        <w:t>), clear(), sort(), reverse(), copy()</w:t>
+      </w:r>
+    </w:p>
+    <w:p>
+      <w:pPr>
+        <w:spacing w:after="0"/>
+        <w:ind w:firstLine="709"/>
+        <w:contextualSpacing/>
+        <w:rPr>
+          <w:lang w:val="uk-UA"/>
+        </w:rPr>
+      </w:pPr>
+      <w:r>
+        <w:rPr>
+          <w:lang w:val="uk-UA"/>
+        </w:rPr>
+        <w:t xml:space="preserve">На початковому списку чисел я </w:t>
+      </w:r>
+      <w:proofErr w:type="spellStart"/>
+      <w:r>
+        <w:rPr>
+          <w:lang w:val="uk-UA"/>
+        </w:rPr>
+        <w:t>покроково</w:t>
+      </w:r>
+      <w:proofErr w:type="spellEnd"/>
+      <w:r>
+        <w:rPr>
+          <w:lang w:val="uk-UA"/>
+        </w:rPr>
+        <w:t xml:space="preserve"> продемонструвала роботу методів </w:t>
+      </w:r>
+      <w:r>
+        <w:rPr>
+          <w:lang w:val="uk-UA"/>
+        </w:rPr>
+        <w:t>«</w:t>
+      </w:r>
+      <w:r>
+        <w:t>append(</w:t>
+      </w:r>
+      <w:r>
+        <w:rPr>
+          <w:lang w:val="uk-UA"/>
+        </w:rPr>
+        <w:t>)</w:t>
+      </w:r>
+      <w:r>
+        <w:rPr>
+          <w:lang w:val="uk-UA"/>
+        </w:rPr>
+        <w:t>»</w:t>
+      </w:r>
+      <w:r>
+        <w:rPr>
+          <w:lang w:val="uk-UA"/>
+        </w:rPr>
+        <w:t xml:space="preserve"> та </w:t>
+      </w:r>
+      <w:r>
+        <w:rPr>
+          <w:lang w:val="uk-UA"/>
+        </w:rPr>
+        <w:t>«</w:t>
+      </w:r>
+      <w:r>
+        <w:t>extend</w:t>
+      </w:r>
+      <w:r>
+        <w:rPr>
+          <w:lang w:val="uk-UA"/>
+        </w:rPr>
+        <w:t>()</w:t>
+      </w:r>
+      <w:r>
+        <w:rPr>
+          <w:lang w:val="uk-UA"/>
+        </w:rPr>
+        <w:t>»</w:t>
+      </w:r>
+      <w:r>
+        <w:rPr>
+          <w:lang w:val="uk-UA"/>
+        </w:rPr>
+        <w:t xml:space="preserve"> для додавання елементів, </w:t>
+      </w:r>
+      <w:r>
+        <w:rPr>
+          <w:lang w:val="uk-UA"/>
+        </w:rPr>
+        <w:t>«</w:t>
+      </w:r>
+      <w:r>
+        <w:t>insert</w:t>
+      </w:r>
+      <w:r>
+        <w:rPr>
+          <w:lang w:val="uk-UA"/>
+        </w:rPr>
+        <w:t>()</w:t>
+      </w:r>
+      <w:r>
+        <w:rPr>
+          <w:lang w:val="uk-UA"/>
+        </w:rPr>
+        <w:t>»</w:t>
+      </w:r>
+      <w:r>
+        <w:rPr>
+          <w:lang w:val="uk-UA"/>
+        </w:rPr>
+        <w:t xml:space="preserve"> для вставки за індексом, </w:t>
+      </w:r>
+      <w:r>
+        <w:rPr>
+          <w:lang w:val="uk-UA"/>
+        </w:rPr>
+        <w:t>«</w:t>
+      </w:r>
+      <w:r>
+        <w:t>remove</w:t>
+      </w:r>
+      <w:r>
+        <w:rPr>
+          <w:lang w:val="uk-UA"/>
+        </w:rPr>
+        <w:t>()</w:t>
+      </w:r>
+      <w:r>
+        <w:rPr>
+          <w:lang w:val="uk-UA"/>
+        </w:rPr>
+        <w:t>»</w:t>
+      </w:r>
+      <w:r>
+        <w:rPr>
+          <w:lang w:val="uk-UA"/>
+        </w:rPr>
+        <w:t xml:space="preserve"> для видалення елемента, а також сортування через </w:t>
+      </w:r>
+      <w:r>
+        <w:rPr>
+          <w:lang w:val="uk-UA"/>
+        </w:rPr>
+        <w:t>«</w:t>
+      </w:r>
+      <w:r>
+        <w:t>sort</w:t>
+      </w:r>
+      <w:r>
+        <w:rPr>
+          <w:lang w:val="uk-UA"/>
+        </w:rPr>
+        <w:t>()</w:t>
+      </w:r>
+      <w:r>
+        <w:rPr>
+          <w:lang w:val="uk-UA"/>
+        </w:rPr>
+        <w:t>»</w:t>
+      </w:r>
+      <w:r>
+        <w:rPr>
+          <w:lang w:val="uk-UA"/>
+        </w:rPr>
+        <w:t xml:space="preserve"> та розвертання через </w:t>
+      </w:r>
+      <w:r>
+        <w:rPr>
+          <w:lang w:val="uk-UA"/>
+        </w:rPr>
+        <w:t>«</w:t>
+      </w:r>
+      <w:r>
+        <w:t>reverse</w:t>
+      </w:r>
+      <w:r>
+        <w:rPr>
+          <w:lang w:val="uk-UA"/>
+        </w:rPr>
+        <w:t>()</w:t>
+      </w:r>
+      <w:r>
+        <w:rPr>
+          <w:lang w:val="uk-UA"/>
+        </w:rPr>
+        <w:t>»</w:t>
+      </w:r>
+      <w:r>
+        <w:rPr>
+          <w:lang w:val="uk-UA"/>
+        </w:rPr>
+        <w:t xml:space="preserve">. Також я створила копію списку за допомогою </w:t>
+      </w:r>
+      <w:r>
+        <w:rPr>
+          <w:lang w:val="uk-UA"/>
+        </w:rPr>
+        <w:t>«</w:t>
+      </w:r>
+      <w:r>
+        <w:t>copy</w:t>
+      </w:r>
+      <w:r>
+        <w:rPr>
+          <w:lang w:val="uk-UA"/>
+        </w:rPr>
+        <w:t>()</w:t>
+      </w:r>
+      <w:r>
+        <w:rPr>
+          <w:lang w:val="uk-UA"/>
+        </w:rPr>
+        <w:t>»</w:t>
+      </w:r>
+      <w:r>
+        <w:rPr>
+          <w:lang w:val="uk-UA"/>
+        </w:rPr>
+        <w:t xml:space="preserve"> та очистила його методом </w:t>
+      </w:r>
+      <w:r>
+        <w:rPr>
+          <w:lang w:val="uk-UA"/>
+        </w:rPr>
+        <w:t>«</w:t>
+      </w:r>
+      <w:r>
+        <w:t>clear</w:t>
+      </w:r>
+      <w:r>
+        <w:rPr>
+          <w:lang w:val="ru-RU"/>
+        </w:rPr>
+        <w:t>(</w:t>
+      </w:r>
+      <w:r>
+        <w:rPr>
+          <w:lang w:val="uk-UA"/>
+        </w:rPr>
+        <w:t>)</w:t>
+      </w:r>
+      <w:r>
+        <w:rPr>
+          <w:lang w:val="uk-UA"/>
+        </w:rPr>
+        <w:t>»</w:t>
+      </w:r>
+      <w:r>
+        <w:rPr>
+          <w:lang w:val="uk-UA"/>
+        </w:rPr>
+        <w:t>.</w:t>
+      </w:r>
+    </w:p>
+    <w:p>
+      <w:pPr>
+        <w:spacing w:after="0"/>
+        <w:ind w:firstLine="709"/>
+        <w:contextualSpacing/>
+        <w:rPr>
+          <w:lang w:val="uk-UA"/>
+        </w:rPr>
+      </w:pPr>
+      <w:r>
+        <w:rPr>
+          <w:lang w:val="ru-RU"/>
+        </w:rPr>
+        <w:t xml:space="preserve"> </w:t>
+      </w:r>
+      <w:r>
+        <w:rPr>
+          <w:lang w:val="uk-UA"/>
+        </w:rPr>
+        <w:t>Текст програми:</w:t>
+      </w:r>
+    </w:p>
+    <w:p>
+      <w:pPr>
+        <w:spacing w:after="0"/>
+        <w:ind w:firstLine="709"/>
+        <w:contextualSpacing/>
+        <w:jc w:val="center"/>
+        <w:rPr>
+          <w:lang w:val="uk-UA"/>
+        </w:rPr>
+      </w:pPr>
+      <w:r>
+        <w:rPr>
+          <w:lang w:val="uk-UA"/>
+        </w:rPr>
+        <w:lastRenderedPageBreak/>
+        <w:drawing>
+          <wp:inline distT="0" distB="0" distL="0" distR="0" wp14:anchorId="5DFD0DA0" wp14:editId="641724E7">
+            <wp:extent cx="3070860" cy="4337993"/>
+            <wp:effectExtent l="0" t="0" r="0" b="5715"/>
+            <wp:docPr id="18" name="Рисунок 18"/>
+            <wp:cNvGraphicFramePr>
+              <a:graphicFrameLocks xmlns:a="http://schemas.openxmlformats.org/drawingml/2006/main" noChangeAspect="1"/>
+            </wp:cNvGraphicFramePr>
+            <a:graphic xmlns:a="http://schemas.openxmlformats.org/drawingml/2006/main">
+              <a:graphicData uri="http://schemas.openxmlformats.org/drawingml/2006/picture">
+                <pic:pic xmlns:pic="http://schemas.openxmlformats.org/drawingml/2006/picture">
+                  <pic:nvPicPr>
+                    <pic:cNvPr id="1" name=""/>
+                    <pic:cNvPicPr/>
+                  </pic:nvPicPr>
+                  <pic:blipFill>
+                    <a:blip r:embed="rId24"/>
+                    <a:stretch>
+                      <a:fillRect/>
+                    </a:stretch>
+                  </pic:blipFill>
+                  <pic:spPr>
+                    <a:xfrm>
+                      <a:off x="0" y="0"/>
+                      <a:ext cx="3075482" cy="4344522"/>
+                    </a:xfrm>
+                    <a:prstGeom prst="rect">
+                      <a:avLst/>
+                    </a:prstGeom>
+                  </pic:spPr>
+                </pic:pic>
+              </a:graphicData>
+            </a:graphic>
+          </wp:inline>
+        </w:drawing>
+      </w:r>
+    </w:p>
+    <w:p>
+      <w:pPr>
+        <w:spacing w:after="0"/>
+        <w:ind w:firstLine="709"/>
+        <w:contextualSpacing/>
+        <w:rPr>
+          <w:lang w:val="uk-UA"/>
+        </w:rPr>
+      </w:pPr>
+      <w:r>
+        <w:rPr>
+          <w:lang w:val="uk-UA"/>
+        </w:rPr>
+        <w:t>Результат:</w:t>
+      </w:r>
+    </w:p>
+    <w:p>
+      <w:pPr>
+        <w:spacing w:after="0"/>
+        <w:ind w:firstLine="709"/>
+        <w:contextualSpacing/>
+        <w:jc w:val="center"/>
+        <w:rPr>
+          <w:lang w:val="uk-UA"/>
+        </w:rPr>
+      </w:pPr>
+      <w:r>
+        <w:rPr>
+          <w:lang w:val="uk-UA"/>
+        </w:rPr>
+        <w:drawing>
+          <wp:inline distT="0" distB="0" distL="0" distR="0" wp14:anchorId="5EBA60D0" wp14:editId="2F20FD3B">
+            <wp:extent cx="3817951" cy="2110923"/>
+            <wp:effectExtent l="0" t="0" r="0" b="3810"/>
+            <wp:docPr id="19" name="Рисунок 19"/>
+            <wp:cNvGraphicFramePr>
+              <a:graphicFrameLocks xmlns:a="http://schemas.openxmlformats.org/drawingml/2006/main" noChangeAspect="1"/>
+            </wp:cNvGraphicFramePr>
+            <a:graphic xmlns:a="http://schemas.openxmlformats.org/drawingml/2006/main">
+              <a:graphicData uri="http://schemas.openxmlformats.org/drawingml/2006/picture">
+                <pic:pic xmlns:pic="http://schemas.openxmlformats.org/drawingml/2006/picture">
+                  <pic:nvPicPr>
+                    <pic:cNvPr id="1" name=""/>
+                    <pic:cNvPicPr/>
+                  </pic:nvPicPr>
+                  <pic:blipFill>
+                    <a:blip r:embed="rId25"/>
+                    <a:stretch>
+                      <a:fillRect/>
+                    </a:stretch>
+                  </pic:blipFill>
+                  <pic:spPr>
+                    <a:xfrm>
+                      <a:off x="0" y="0"/>
+                      <a:ext cx="3817951" cy="2110923"/>
+                    </a:xfrm>
+                    <a:prstGeom prst="rect">
+                      <a:avLst/>
+                    </a:prstGeom>
+                  </pic:spPr>
+                </pic:pic>
+              </a:graphicData>
+            </a:graphic>
+          </wp:inline>
+        </w:drawing>
+      </w:r>
+    </w:p>
+    <w:p>
+      <w:pPr>
+        <w:spacing w:after="0"/>
+        <w:ind w:firstLine="709"/>
+        <w:contextualSpacing/>
+        <w:jc w:val="center"/>
+        <w:rPr>
+          <w:b/>
+          <w:bCs/>
+          <w:lang w:val="uk-UA"/>
+        </w:rPr>
+      </w:pPr>
+      <w:r>
+        <w:rPr>
+          <w:b/>
+          <w:bCs/>
+          <w:lang w:val="uk-UA"/>
+        </w:rPr>
+        <w:t>Тестування функцій словників</w:t>
+      </w:r>
+    </w:p>
+    <w:p>
+      <w:pPr>
+        <w:spacing w:after="0"/>
+        <w:ind w:firstLine="709"/>
+        <w:contextualSpacing/>
+      </w:pPr>
+      <w:r>
+        <w:rPr>
+          <w:lang w:val="uk-UA"/>
+        </w:rPr>
+        <w:t>Потрібно н</w:t>
+      </w:r>
+      <w:r>
+        <w:rPr>
+          <w:lang w:val="uk-UA"/>
+        </w:rPr>
+        <w:t xml:space="preserve">аписати програму тестування функцій словників таких як: </w:t>
+      </w:r>
+      <w:r>
+        <w:t>update(), del(), clear(), keys(), values(), items()</w:t>
+      </w:r>
+    </w:p>
+    <w:p>
+      <w:pPr>
+        <w:spacing w:after="0"/>
+        <w:ind w:firstLine="709"/>
+        <w:contextualSpacing/>
+      </w:pPr>
+      <w:r>
+        <w:rPr>
+          <w:lang w:val="uk-UA"/>
+        </w:rPr>
+        <w:lastRenderedPageBreak/>
+        <w:t xml:space="preserve">У третьому завданні я створила програму для тестування методів роботи зі словниками. Я вивела ключі через </w:t>
+      </w:r>
+      <w:r>
+        <w:rPr>
+          <w:lang w:val="uk-UA"/>
+        </w:rPr>
+        <w:t>«</w:t>
+      </w:r>
+      <w:r>
+        <w:t>keys</w:t>
+      </w:r>
+      <w:r>
+        <w:rPr>
+          <w:lang w:val="ru-RU"/>
+        </w:rPr>
+        <w:t>(</w:t>
+      </w:r>
+      <w:r>
+        <w:rPr>
+          <w:lang w:val="uk-UA"/>
+        </w:rPr>
+        <w:t>)</w:t>
+      </w:r>
+      <w:r>
+        <w:rPr>
+          <w:lang w:val="uk-UA"/>
+        </w:rPr>
+        <w:t>»</w:t>
+      </w:r>
+      <w:r>
+        <w:rPr>
+          <w:lang w:val="uk-UA"/>
+        </w:rPr>
+        <w:t xml:space="preserve">, значення через </w:t>
+      </w:r>
+      <w:r>
+        <w:rPr>
+          <w:lang w:val="uk-UA"/>
+        </w:rPr>
+        <w:t>«</w:t>
+      </w:r>
+      <w:r>
+        <w:t>values</w:t>
+      </w:r>
+      <w:r>
+        <w:rPr>
+          <w:lang w:val="uk-UA"/>
+        </w:rPr>
+        <w:t>()</w:t>
+      </w:r>
+      <w:r>
+        <w:rPr>
+          <w:lang w:val="uk-UA"/>
+        </w:rPr>
+        <w:t>»</w:t>
+      </w:r>
+      <w:r>
+        <w:rPr>
+          <w:lang w:val="uk-UA"/>
+        </w:rPr>
+        <w:t xml:space="preserve"> та всі пари через </w:t>
+      </w:r>
+      <w:r>
+        <w:rPr>
+          <w:lang w:val="uk-UA"/>
+        </w:rPr>
+        <w:t>«</w:t>
+      </w:r>
+      <w:r>
+        <w:t>items</w:t>
+      </w:r>
+      <w:r>
+        <w:rPr>
+          <w:lang w:val="ru-RU"/>
+        </w:rPr>
+        <w:t>(</w:t>
+      </w:r>
+      <w:r>
+        <w:rPr>
+          <w:lang w:val="uk-UA"/>
+        </w:rPr>
+        <w:t>)</w:t>
+      </w:r>
+      <w:r>
+        <w:rPr>
+          <w:lang w:val="uk-UA"/>
+        </w:rPr>
+        <w:t>»</w:t>
+      </w:r>
+      <w:r>
+        <w:rPr>
+          <w:lang w:val="uk-UA"/>
+        </w:rPr>
+        <w:t xml:space="preserve">. Далі за допомогою </w:t>
+      </w:r>
+      <w:r>
+        <w:rPr>
+          <w:lang w:val="uk-UA"/>
+        </w:rPr>
+        <w:t>«</w:t>
+      </w:r>
+      <w:r>
+        <w:t>update</w:t>
+      </w:r>
+      <w:r>
+        <w:rPr>
+          <w:lang w:val="ru-RU"/>
+        </w:rPr>
+        <w:t>(</w:t>
+      </w:r>
+      <w:r>
+        <w:rPr>
+          <w:lang w:val="uk-UA"/>
+        </w:rPr>
+        <w:t>)</w:t>
+      </w:r>
+      <w:r>
+        <w:rPr>
+          <w:lang w:val="uk-UA"/>
+        </w:rPr>
+        <w:t>»</w:t>
+      </w:r>
+      <w:r>
+        <w:rPr>
+          <w:lang w:val="uk-UA"/>
+        </w:rPr>
+        <w:t xml:space="preserve"> оновила вік та додала нове поле </w:t>
+      </w:r>
+      <w:r>
+        <w:rPr>
+          <w:lang w:val="uk-UA"/>
+        </w:rPr>
+        <w:t>«</w:t>
+      </w:r>
+      <w:r>
+        <w:t>city</w:t>
+      </w:r>
+      <w:r>
+        <w:rPr>
+          <w:lang w:val="uk-UA"/>
+        </w:rPr>
+        <w:t>»</w:t>
+      </w:r>
+      <w:r>
+        <w:rPr>
+          <w:lang w:val="uk-UA"/>
+        </w:rPr>
+        <w:t xml:space="preserve">, після чого видалила його за допомогою оператора </w:t>
+      </w:r>
+      <w:r>
+        <w:rPr>
+          <w:lang w:val="uk-UA"/>
+        </w:rPr>
+        <w:t>«</w:t>
+      </w:r>
+      <w:r>
+        <w:t>del</w:t>
+      </w:r>
+      <w:r>
+        <w:rPr>
+          <w:lang w:val="uk-UA"/>
+        </w:rPr>
+        <w:t>»</w:t>
+      </w:r>
+      <w:r>
+        <w:rPr>
+          <w:lang w:val="uk-UA"/>
+        </w:rPr>
+        <w:t xml:space="preserve">. Наприкінці я повністю очистила словник методом </w:t>
+      </w:r>
+      <w:r>
+        <w:rPr>
+          <w:lang w:val="uk-UA"/>
+        </w:rPr>
+        <w:t>«</w:t>
+      </w:r>
+      <w:r>
+        <w:t>clear()</w:t>
+      </w:r>
+      <w:r>
+        <w:rPr>
+          <w:lang w:val="uk-UA"/>
+        </w:rPr>
+        <w:t>»</w:t>
+      </w:r>
+      <w:r>
+        <w:t>.</w:t>
+      </w:r>
+    </w:p>
+    <w:p>
+      <w:pPr>
+        <w:spacing w:after="0"/>
+        <w:ind w:firstLine="709"/>
+        <w:contextualSpacing/>
+        <w:rPr>
+          <w:lang w:val="uk-UA"/>
+        </w:rPr>
+      </w:pPr>
+      <w:r>
+        <w:rPr>
+          <w:lang w:val="uk-UA"/>
+        </w:rPr>
+        <w:t>Текст програми:</w:t>
+      </w:r>
+    </w:p>
+    <w:p>
+      <w:pPr>
+        <w:spacing w:after="0"/>
+        <w:ind w:firstLine="709"/>
+        <w:contextualSpacing/>
+        <w:jc w:val="center"/>
+        <w:rPr>
+          <w:lang w:val="uk-UA"/>
+        </w:rPr>
+      </w:pPr>
+      <w:r>
+        <w:rPr>
+          <w:lang w:val="uk-UA"/>
+        </w:rPr>
+        <w:drawing>
+          <wp:inline distT="0" distB="0" distL="0" distR="0" wp14:anchorId="45B10C82" wp14:editId="3439B94F">
+            <wp:extent cx="4313294" cy="4153260"/>
+            <wp:effectExtent l="0" t="0" r="0" b="0"/>
+            <wp:docPr id="20" name="Рисунок 20"/>
+            <wp:cNvGraphicFramePr>
+              <a:graphicFrameLocks xmlns:a="http://schemas.openxmlformats.org/drawingml/2006/main" noChangeAspect="1"/>
+            </wp:cNvGraphicFramePr>
+            <a:graphic xmlns:a="http://schemas.openxmlformats.org/drawingml/2006/main">
+              <a:graphicData uri="http://schemas.openxmlformats.org/drawingml/2006/picture">
+                <pic:pic xmlns:pic="http://schemas.openxmlformats.org/drawingml/2006/picture">
+                  <pic:nvPicPr>
+                    <pic:cNvPr id="1" name=""/>
+                    <pic:cNvPicPr/>
+                  </pic:nvPicPr>
+                  <pic:blipFill>
+                    <a:blip r:embed="rId26"/>
+                    <a:stretch>
+                      <a:fillRect/>
+                    </a:stretch>
+                  </pic:blipFill>
+                  <pic:spPr>
+                    <a:xfrm>
+                      <a:off x="0" y="0"/>
+                      <a:ext cx="4313294" cy="4153260"/>
+                    </a:xfrm>
+                    <a:prstGeom prst="rect">
+                      <a:avLst/>
+                    </a:prstGeom>
+                  </pic:spPr>
+                </pic:pic>
+              </a:graphicData>
+            </a:graphic>
+          </wp:inline>
+        </w:drawing>
+      </w:r>
+    </w:p>
+    <w:p>
+      <w:pPr>
+        <w:spacing w:after="0"/>
+        <w:ind w:firstLine="709"/>
+        <w:contextualSpacing/>
+        <w:rPr>
+          <w:lang w:val="uk-UA"/>
+        </w:rPr>
+      </w:pPr>
+      <w:r>
+        <w:rPr>
+          <w:lang w:val="uk-UA"/>
+        </w:rPr>
+        <w:t>Результат:</w:t>
+      </w:r>
+    </w:p>
+    <w:p>
+      <w:pPr>
+        <w:spacing w:after="0"/>
+        <w:ind w:firstLine="709"/>
+        <w:contextualSpacing/>
+        <w:jc w:val="center"/>
+        <w:rPr>
+          <w:lang w:val="uk-UA"/>
+        </w:rPr>
+      </w:pPr>
+      <w:r>
+        <w:rPr>
+          <w:lang w:val="uk-UA"/>
+        </w:rPr>
+        <w:drawing>
+          <wp:inline distT="0" distB="0" distL="0" distR="0" wp14:anchorId="16AC4614" wp14:editId="7BDE2A80">
+            <wp:extent cx="5379720" cy="1625778"/>
+            <wp:effectExtent l="0" t="0" r="0" b="0"/>
+            <wp:docPr id="21" name="Рисунок 21"/>
+            <wp:cNvGraphicFramePr>
+              <a:graphicFrameLocks xmlns:a="http://schemas.openxmlformats.org/drawingml/2006/main" noChangeAspect="1"/>
+            </wp:cNvGraphicFramePr>
+            <a:graphic xmlns:a="http://schemas.openxmlformats.org/drawingml/2006/main">
+              <a:graphicData uri="http://schemas.openxmlformats.org/drawingml/2006/picture">
+                <pic:pic xmlns:pic="http://schemas.openxmlformats.org/drawingml/2006/picture">
+                  <pic:nvPicPr>
+                    <pic:cNvPr id="1" name=""/>
+                    <pic:cNvPicPr/>
+                  </pic:nvPicPr>
+                  <pic:blipFill>
+                    <a:blip r:embed="rId27"/>
+                    <a:stretch>
+                      <a:fillRect/>
+                    </a:stretch>
+                  </pic:blipFill>
+                  <pic:spPr>
+                    <a:xfrm>
+                      <a:off x="0" y="0"/>
+                      <a:ext cx="5392037" cy="1629500"/>
+                    </a:xfrm>
+                    <a:prstGeom prst="rect">
+                      <a:avLst/>
+                    </a:prstGeom>
+                  </pic:spPr>
+                </pic:pic>
+              </a:graphicData>
+            </a:graphic>
+          </wp:inline>
+        </w:drawing>
+      </w:r>
+    </w:p>
+    <w:p>
+      <w:pPr>
+        <w:spacing w:after="0"/>
+        <w:ind w:firstLine="709"/>
+        <w:contextualSpacing/>
+        <w:jc w:val="center"/>
+        <w:rPr>
+          <w:b/>
+          <w:bCs/>
+          <w:lang w:val="uk-UA"/>
+        </w:rPr>
+      </w:pPr>
+      <w:r>
+        <w:rPr>
+          <w:b/>
+          <w:bCs/>
+          <w:lang w:val="uk-UA"/>
+        </w:rPr>
+        <w:lastRenderedPageBreak/>
+        <w:t>Пошук позиції для вставки у відсортований список</w:t>
+      </w:r>
+    </w:p>
+    <w:p>
+      <w:pPr>
+        <w:spacing w:after="0"/>
+        <w:ind w:firstLine="709"/>
+        <w:contextualSpacing/>
+        <w:rPr>
+          <w:lang w:val="uk-UA"/>
+        </w:rPr>
+      </w:pPr>
+      <w:r>
+        <w:rPr>
+          <w:lang w:val="uk-UA"/>
+        </w:rPr>
+        <w:t>Маючи відсортований список, написати функцію пошуку позиції для вставки нового елементу в список.</w:t>
+      </w:r>
+    </w:p>
+    <w:p>
+      <w:pPr>
+        <w:spacing w:after="0"/>
+        <w:ind w:firstLine="709"/>
+        <w:contextualSpacing/>
+        <w:rPr>
+          <w:lang w:val="uk-UA"/>
+        </w:rPr>
+      </w:pPr>
+      <w:r>
+        <w:rPr>
+          <w:lang w:val="uk-UA"/>
+        </w:rPr>
+        <w:t xml:space="preserve">У четвертому завданні я створила функцію </w:t>
+      </w:r>
+      <w:r>
+        <w:rPr>
+          <w:lang w:val="uk-UA"/>
+        </w:rPr>
+        <w:t>«</w:t>
+      </w:r>
+      <w:r>
+        <w:t>find</w:t>
+      </w:r>
+      <w:r>
+        <w:rPr>
+          <w:lang w:val="ru-RU"/>
+        </w:rPr>
+        <w:t>_</w:t>
+      </w:r>
+      <w:r>
+        <w:t>insert</w:t>
+      </w:r>
+      <w:r>
+        <w:rPr>
+          <w:lang w:val="ru-RU"/>
+        </w:rPr>
+        <w:t>_</w:t>
+      </w:r>
+      <w:r>
+        <w:t>position</w:t>
+      </w:r>
+      <w:r>
+        <w:rPr>
+          <w:lang w:val="uk-UA"/>
+        </w:rPr>
+        <w:t>»</w:t>
+      </w:r>
+      <w:r>
+        <w:rPr>
+          <w:lang w:val="uk-UA"/>
+        </w:rPr>
+        <w:t xml:space="preserve">, яка шукає індекс для вставки нового числа у відсортований список, зберігаючи його порядок. За допомогою циклу </w:t>
+      </w:r>
+      <w:r>
+        <w:rPr>
+          <w:lang w:val="uk-UA"/>
+        </w:rPr>
+        <w:t>«</w:t>
+      </w:r>
+      <w:r>
+        <w:t>for</w:t>
+      </w:r>
+      <w:r>
+        <w:rPr>
+          <w:lang w:val="uk-UA"/>
+        </w:rPr>
+        <w:t>»</w:t>
+      </w:r>
+      <w:r>
+        <w:rPr>
+          <w:lang w:val="uk-UA"/>
+        </w:rPr>
+        <w:t xml:space="preserve"> програма порівнює новий елемент із кожним значенням у списку й повертає індекс першого більшого елемента, а якщо таких немає</w:t>
+      </w:r>
+      <w:r>
+        <w:rPr>
+          <w:lang w:val="uk-UA"/>
+        </w:rPr>
+        <w:t xml:space="preserve"> -</w:t>
+      </w:r>
+      <w:r>
+        <w:rPr>
+          <w:lang w:val="uk-UA"/>
+        </w:rPr>
+        <w:t xml:space="preserve"> додає його в кінець. </w:t>
+      </w:r>
+    </w:p>
+    <w:p>
+      <w:pPr>
+        <w:spacing w:after="0"/>
+        <w:ind w:firstLine="709"/>
+        <w:contextualSpacing/>
+        <w:rPr>
+          <w:lang w:val="uk-UA"/>
+        </w:rPr>
+      </w:pPr>
+      <w:r>
+        <w:rPr>
+          <w:lang w:val="uk-UA"/>
+        </w:rPr>
+        <w:t>Текст програми:</w:t>
+      </w:r>
+    </w:p>
+    <w:p>
+      <w:pPr>
+        <w:spacing w:after="0"/>
+        <w:ind w:firstLine="709"/>
+        <w:contextualSpacing/>
+        <w:jc w:val="center"/>
+        <w:rPr>
+          <w:lang w:val="uk-UA"/>
+        </w:rPr>
+      </w:pPr>
+      <w:r>
+        <w:rPr>
+          <w:lang w:val="uk-UA"/>
+        </w:rPr>
+        <w:drawing>
+          <wp:inline distT="0" distB="0" distL="0" distR="0" wp14:anchorId="32F32AF2" wp14:editId="35C34DB2">
+            <wp:extent cx="5128704" cy="3048264"/>
+            <wp:effectExtent l="0" t="0" r="0" b="0"/>
+            <wp:docPr id="22" name="Рисунок 22"/>
+            <wp:cNvGraphicFramePr>
+              <a:graphicFrameLocks xmlns:a="http://schemas.openxmlformats.org/drawingml/2006/main" noChangeAspect="1"/>
+            </wp:cNvGraphicFramePr>
+            <a:graphic xmlns:a="http://schemas.openxmlformats.org/drawingml/2006/main">
+              <a:graphicData uri="http://schemas.openxmlformats.org/drawingml/2006/picture">
+                <pic:pic xmlns:pic="http://schemas.openxmlformats.org/drawingml/2006/picture">
+                  <pic:nvPicPr>
+                    <pic:cNvPr id="1" name=""/>
+                    <pic:cNvPicPr/>
+                  </pic:nvPicPr>
+                  <pic:blipFill>
+                    <a:blip r:embed="rId28"/>
+                    <a:stretch>
+                      <a:fillRect/>
+                    </a:stretch>
+                  </pic:blipFill>
+                  <pic:spPr>
+                    <a:xfrm>
+                      <a:off x="0" y="0"/>
+                      <a:ext cx="5128704" cy="3048264"/>
+                    </a:xfrm>
+                    <a:prstGeom prst="rect">
+                      <a:avLst/>
+                    </a:prstGeom>
+                  </pic:spPr>
+                </pic:pic>
+              </a:graphicData>
+            </a:graphic>
+          </wp:inline>
+        </w:drawing>
+      </w:r>
+    </w:p>
+    <w:p>
+      <w:pPr>
+        <w:spacing w:after="0"/>
+        <w:ind w:firstLine="709"/>
+        <w:contextualSpacing/>
+        <w:rPr>
+          <w:lang w:val="uk-UA"/>
+        </w:rPr>
+      </w:pPr>
+      <w:r>
+        <w:rPr>
+          <w:lang w:val="uk-UA"/>
+        </w:rPr>
+        <w:t xml:space="preserve">Результат: </w:t>
+      </w:r>
+    </w:p>
+    <w:p>
+      <w:pPr>
+        <w:spacing w:after="0"/>
+        <w:ind w:firstLine="0"/>
+        <w:contextualSpacing/>
+        <w:jc w:val="center"/>
+        <w:rPr>
+          <w:lang w:val="uk-UA"/>
+        </w:rPr>
+      </w:pPr>
+      <w:r>
+        <w:rPr>
+          <w:lang w:val="uk-UA"/>
+        </w:rPr>
+        <w:drawing>
+          <wp:inline distT="0" distB="0" distL="0" distR="0" wp14:anchorId="0955445C" wp14:editId="272C401C">
+            <wp:extent cx="4145639" cy="1310754"/>
+            <wp:effectExtent l="0" t="0" r="7620" b="3810"/>
+            <wp:docPr id="23" name="Рисунок 23"/>
+            <wp:cNvGraphicFramePr>
+              <a:graphicFrameLocks xmlns:a="http://schemas.openxmlformats.org/drawingml/2006/main" noChangeAspect="1"/>
+            </wp:cNvGraphicFramePr>
+            <a:graphic xmlns:a="http://schemas.openxmlformats.org/drawingml/2006/main">
+              <a:graphicData uri="http://schemas.openxmlformats.org/drawingml/2006/picture">
+                <pic:pic xmlns:pic="http://schemas.openxmlformats.org/drawingml/2006/picture">
+                  <pic:nvPicPr>
+                    <pic:cNvPr id="1" name=""/>
+                    <pic:cNvPicPr/>
+                  </pic:nvPicPr>
+                  <pic:blipFill>
+                    <a:blip r:embed="rId29"/>
+                    <a:stretch>
+                      <a:fillRect/>
+                    </a:stretch>
+                  </pic:blipFill>
+                  <pic:spPr>
+                    <a:xfrm>
+                      <a:off x="0" y="0"/>
+                      <a:ext cx="4145639" cy="1310754"/>
+                    </a:xfrm>
+                    <a:prstGeom prst="rect">
+                      <a:avLst/>
+                    </a:prstGeom>
+                  </pic:spPr>
+                </pic:pic>
+              </a:graphicData>
+            </a:graphic>
+          </wp:inline>
+        </w:drawing>
+      </w:r>
+    </w:p>
+    <w:p>
+      <w:pPr>
+        <w:spacing w:after="0"/>
+        <w:ind w:firstLine="0"/>
+        <w:contextualSpacing/>
+        <w:jc w:val="center"/>
+      </w:pPr>
+    </w:p>
+    <w:p>
+      <w:pPr>
+        <w:spacing w:after="0"/>
+        <w:ind w:firstLine="0"/>
+        <w:contextualSpacing/>
+        <w:jc w:val="center"/>
+      </w:pPr>
+    </w:p>
+    <w:p>
+      <w:pPr>
+        <w:spacing w:after="0"/>
+        <w:ind w:firstLine="0"/>
+        <w:contextualSpacing/>
+        <w:rPr>
+          <w:lang w:val="ru-RU"/>
+        </w:rPr>
+      </w:pPr>
+      <w:r>
+        <w:rPr>
+          <w:lang w:val="uk-UA"/>
+        </w:rPr>
+        <w:lastRenderedPageBreak/>
+        <w:t xml:space="preserve">Посилання на </w:t>
+      </w:r>
+      <w:proofErr w:type="spellStart"/>
+      <w:r>
+        <w:t>github</w:t>
+      </w:r>
+      <w:proofErr w:type="spellEnd"/>
+      <w:r>
+        <w:rPr>
+          <w:lang w:val="ru-RU"/>
+        </w:rPr>
+        <w:t>:</w:t>
+      </w:r>
+      <w:r>
+        <w:rPr>
+          <w:lang w:val="ru-RU"/>
+        </w:rPr>
+        <w:t xml:space="preserve"> </w:t>
+      </w:r>
+    </w:p>
+    <w:p>
+      <w:pPr>
+        <w:spacing w:after="0"/>
+        <w:ind w:firstLine="0"/>
+        <w:contextualSpacing/>
+        <w:rPr>
+          <w:lang w:val="ru-RU"/>
+        </w:rPr>
+      </w:pPr>
+      <w:hyperlink r:id="rId30" w:history="1">
+        <w:r>
+          <w:rPr>
+            <w:rStyle w:val="a4"/>
+            <w:lang w:val="ru-RU"/>
+          </w:rPr>
+          <w:t>https://github.com/daryehorova/DariaYehorovaKB252.git</w:t>
+        </w:r>
+      </w:hyperlink>
+    </w:p>
+    <w:p>
+      <w:pPr>
+        <w:spacing w:after="0"/>
+        <w:ind w:firstLine="0"/>
+        <w:contextualSpacing/>
+        <w:rPr>
+          <w:lang w:val="ru-RU"/>
+        </w:rPr>
+      </w:pPr>
+      <w:r>
+        <w:rPr>
+          <w:lang w:val="uk-UA"/>
+        </w:rPr>
+        <w:t xml:space="preserve">Знімок екрану з посилання на </w:t>
+      </w:r>
+      <w:proofErr w:type="spellStart"/>
+      <w:r>
+        <w:t>github</w:t>
+      </w:r>
+      <w:proofErr w:type="spellEnd"/>
+      <w:r>
+        <w:rPr>
+          <w:lang w:val="ru-RU"/>
+        </w:rPr>
+        <w:t>:</w:t>
+      </w:r>
+      <w:r>
+        <w:rPr>
+          <w:lang w:val="ru-RU"/>
+        </w:rPr>
+        <w:t xml:space="preserve"> </w:t>
+      </w:r>
+    </w:p>
+    <w:p>
+      <w:pPr>
+        <w:spacing w:after="0"/>
+        <w:ind w:firstLine="709"/>
+        <w:contextualSpacing/>
+        <w:jc w:val="center"/>
+        <w:rPr>
+          <w:lang w:val="ru-RU"/>
+        </w:rPr>
+      </w:pPr>
+      <w:r>
+        <w:rPr>
+          <w:lang w:val="ru-RU"/>
+        </w:rPr>
+        <w:drawing>
+          <wp:inline distT="0" distB="0" distL="0" distR="0" wp14:anchorId="04E2DE7E" wp14:editId="15CF7B64">
+            <wp:extent cx="5943600" cy="3395345"/>
+            <wp:effectExtent l="0" t="0" r="0" b="0"/>
+            <wp:docPr id="25" name="Рисунок 25"/>
+            <wp:cNvGraphicFramePr>
+              <a:graphicFrameLocks xmlns:a="http://schemas.openxmlformats.org/drawingml/2006/main" noChangeAspect="1"/>
+            </wp:cNvGraphicFramePr>
+            <a:graphic xmlns:a="http://schemas.openxmlformats.org/drawingml/2006/main">
+              <a:graphicData uri="http://schemas.openxmlformats.org/drawingml/2006/picture">
+                <pic:pic xmlns:pic="http://schemas.openxmlformats.org/drawingml/2006/picture">
+                  <pic:nvPicPr>
+                    <pic:cNvPr id="1" name=""/>
+                    <pic:cNvPicPr/>
+                  </pic:nvPicPr>
+                  <pic:blipFill>
+                    <a:blip r:embed="rId31"/>
+                    <a:stretch>
+                      <a:fillRect/>
+                    </a:stretch>
+                  </pic:blipFill>
+                  <pic:spPr>
+                    <a:xfrm>
+                      <a:off x="0" y="0"/>
+                      <a:ext cx="5943600" cy="3395345"/>
+                    </a:xfrm>
+                    <a:prstGeom prst="rect">
+                      <a:avLst/>
+                    </a:prstGeom>
+                  </pic:spPr>
+                </pic:pic>
+              </a:graphicData>
+            </a:graphic>
+          </wp:inline>
+        </w:drawing>
+      </w:r>
+    </w:p>
+    <w:p>
+      <w:pPr>
+        <w:spacing w:after="0"/>
+        <w:ind w:firstLine="0"/>
+        <w:contextualSpacing/>
         <w:rPr>
           <w:lang w:val="uk-UA"/>
         </w:rPr>
@@ -2622,8 +4247,100 @@
       </w:pPr>
     </w:lvl>
   </w:abstractNum>
+  <w:abstractNum w:abstractNumId="1" w15:restartNumberingAfterBreak="0">
+    <w:nsid w:val="6CE54FE5"/>
+    <w:multiLevelType w:val="hybridMultilevel"/>
+    <w:tmpl w:val="E6D05908"/>
+    <w:lvl w:ilvl="0" w:tplc="04090011">
+      <w:start w:val="1"/>
+      <w:numFmt w:val="decimal"/>
+      <w:lvlText w:val="%1)"/>
+      <w:lvlJc w:val="left"/>
+      <w:pPr>
+        <w:ind w:left="720" w:hanging="360"/>
+      </w:pPr>
+      <w:rPr>
+        <w:rFonts w:hint="default"/>
+      </w:rPr>
+    </w:lvl>
+    <w:lvl w:ilvl="1" w:tplc="04090019" w:tentative="1">
+      <w:start w:val="1"/>
+      <w:numFmt w:val="lowerLetter"/>
+      <w:lvlText w:val="%2."/>
+      <w:lvlJc w:val="left"/>
+      <w:pPr>
+        <w:ind w:left="1440" w:hanging="360"/>
+      </w:pPr>
+    </w:lvl>
+    <w:lvl w:ilvl="2" w:tplc="0409001B" w:tentative="1">
+      <w:start w:val="1"/>
+      <w:numFmt w:val="lowerRoman"/>
+      <w:lvlText w:val="%3."/>
+      <w:lvlJc w:val="right"/>
+      <w:pPr>
+        <w:ind w:left="2160" w:hanging="180"/>
+      </w:pPr>
+    </w:lvl>
+    <w:lvl w:ilvl="3" w:tplc="0409000F" w:tentative="1">
+      <w:start w:val="1"/>
+      <w:numFmt w:val="decimal"/>
+      <w:lvlText w:val="%4."/>
+      <w:lvlJc w:val="left"/>
+      <w:pPr>
+        <w:ind w:left="2880" w:hanging="360"/>
+      </w:pPr>
+    </w:lvl>
+    <w:lvl w:ilvl="4" w:tplc="04090019" w:tentative="1">
+      <w:start w:val="1"/>
+      <w:numFmt w:val="lowerLetter"/>
+      <w:lvlText w:val="%5."/>
+      <w:lvlJc w:val="left"/>
+      <w:pPr>
+        <w:ind w:left="3600" w:hanging="360"/>
+      </w:pPr>
+    </w:lvl>
+    <w:lvl w:ilvl="5" w:tplc="0409001B" w:tentative="1">
+      <w:start w:val="1"/>
+      <w:numFmt w:val="lowerRoman"/>
+      <w:lvlText w:val="%6."/>
+      <w:lvlJc w:val="right"/>
+      <w:pPr>
+        <w:ind w:left="4320" w:hanging="180"/>
+      </w:pPr>
+    </w:lvl>
+    <w:lvl w:ilvl="6" w:tplc="0409000F" w:tentative="1">
+      <w:start w:val="1"/>
+      <w:numFmt w:val="decimal"/>
+      <w:lvlText w:val="%7."/>
+      <w:lvlJc w:val="left"/>
+      <w:pPr>
+        <w:ind w:left="5040" w:hanging="360"/>
+      </w:pPr>
+    </w:lvl>
+    <w:lvl w:ilvl="7" w:tplc="04090019" w:tentative="1">
+      <w:start w:val="1"/>
+      <w:numFmt w:val="lowerLetter"/>
+      <w:lvlText w:val="%8."/>
+      <w:lvlJc w:val="left"/>
+      <w:pPr>
+        <w:ind w:left="5760" w:hanging="360"/>
+      </w:pPr>
+    </w:lvl>
+    <w:lvl w:ilvl="8" w:tplc="0409001B" w:tentative="1">
+      <w:start w:val="1"/>
+      <w:numFmt w:val="lowerRoman"/>
+      <w:lvlText w:val="%9."/>
+      <w:lvlJc w:val="right"/>
+      <w:pPr>
+        <w:ind w:left="6480" w:hanging="180"/>
+      </w:pPr>
+    </w:lvl>
+  </w:abstractNum>
   <w:num w:numId="1">
     <w:abstractNumId w:val="0"/>
+  </w:num>
+  <w:num w:numId="2">
+    <w:abstractNumId w:val="1"/>
   </w:num>
 </w:numbering>
 </file>

--- a/TP-KB-252-Daria-Yehorova-lpr.docx
+++ b/TP-KB-252-Daria-Yehorova-lpr.docx
@@ -340,7 +340,6 @@
           <w:noProof/>
           <w:lang w:val="uk-UA"/>
         </w:rPr>
-        <w:lastRenderedPageBreak/>
         <w:drawing>
           <wp:inline distT="0" distB="0" distL="0" distR="0" wp14:anchorId="4240BB79" wp14:editId="4864E10E">
             <wp:extent cx="3970364" cy="1333616"/>
@@ -396,6 +395,7 @@
           <w:bCs/>
           <w:lang w:val="uk-UA"/>
         </w:rPr>
+        <w:lastRenderedPageBreak/>
         <w:t>Тестування функцій</w:t>
       </w:r>
     </w:p>
@@ -597,7 +597,6 @@
           <w:szCs w:val="28"/>
           <w:lang w:val="uk-UA"/>
         </w:rPr>
-        <w:lastRenderedPageBreak/>
         <w:drawing>
           <wp:inline distT="0" distB="0" distL="0" distR="0" wp14:anchorId="1D3C5274" wp14:editId="2E33E743">
             <wp:extent cx="4107536" cy="1859441"/>
@@ -740,7 +739,16 @@
           <w:szCs w:val="28"/>
           <w:lang w:val="uk-UA"/>
         </w:rPr>
-        <w:t xml:space="preserve"> можна вводити також числа з десятковою частиною (можна також і без нього). </w:t>
+        <w:t xml:space="preserve"> можна вводити також числа з десятковою </w:t>
+      </w:r>
+      <w:r>
+        <w:rPr>
+          <w:rFonts w:cs="Times New Roman"/>
+          <w:szCs w:val="28"/>
+          <w:lang w:val="uk-UA"/>
+        </w:rPr>
+        <w:lastRenderedPageBreak/>
+        <w:t xml:space="preserve">частиною (можна також і без нього). </w:t>
       </w:r>
       <w:proofErr w:type="spellStart"/>
       <w:r>
@@ -1099,7 +1107,6 @@
           <w:szCs w:val="28"/>
           <w:lang w:val="uk-UA"/>
         </w:rPr>
-        <w:lastRenderedPageBreak/>
         <w:drawing>
           <wp:inline distT="0" distB="0" distL="0" distR="0" wp14:anchorId="12A7A1FF" wp14:editId="43FE7E6A">
             <wp:extent cx="3917019" cy="1676545"/>
@@ -1250,6 +1257,7 @@
           <w:noProof/>
           <w:lang w:val="ru-RU"/>
         </w:rPr>
+        <w:lastRenderedPageBreak/>
         <w:drawing>
           <wp:inline distT="0" distB="0" distL="0" distR="0" wp14:anchorId="7705EBBE" wp14:editId="313DE317">
             <wp:extent cx="4919373" cy="2430780"/>
@@ -1418,238 +1426,238 @@
         <w:rPr>
           <w:lang w:val="uk-UA"/>
         </w:rPr>
+        <w:t xml:space="preserve">У першому завданні я створила функцію </w:t>
+      </w:r>
+      <w:r>
+        <w:rPr>
+          <w:lang w:val="uk-UA"/>
+        </w:rPr>
+        <w:t>«</w:t>
+      </w:r>
+      <w:r>
+        <w:t>solve</w:t>
+      </w:r>
+      <w:r>
+        <w:rPr>
+          <w:lang w:val="uk-UA"/>
+        </w:rPr>
+        <w:t>_</w:t>
+      </w:r>
+      <w:r>
+        <w:t>equation</w:t>
+      </w:r>
+      <w:r>
+        <w:rPr>
+          <w:lang w:val="uk-UA"/>
+        </w:rPr>
+        <w:t>»</w:t>
+      </w:r>
+      <w:r>
+        <w:rPr>
+          <w:lang w:val="uk-UA"/>
+        </w:rPr>
+        <w:t xml:space="preserve">, яка шукає корені квадратного рівняння. Для цього я використала свою функцію </w:t>
+      </w:r>
+      <w:r>
+        <w:rPr>
+          <w:lang w:val="uk-UA"/>
+        </w:rPr>
+        <w:t>«</w:t>
+      </w:r>
+      <w:proofErr w:type="spellStart"/>
+      <w:r>
+        <w:rPr>
+          <w:lang w:val="uk-UA"/>
+        </w:rPr>
+        <w:t>diskr</w:t>
+      </w:r>
+      <w:proofErr w:type="spellEnd"/>
+      <w:r>
+        <w:rPr>
+          <w:lang w:val="uk-UA"/>
+        </w:rPr>
+        <w:t>»</w:t>
+      </w:r>
+      <w:r>
+        <w:rPr>
+          <w:lang w:val="uk-UA"/>
+        </w:rPr>
+        <w:t xml:space="preserve"> з попередньої теми, що рахує дискримінант. За допомогою конструкції </w:t>
+      </w:r>
+      <w:r>
+        <w:rPr>
+          <w:lang w:val="uk-UA"/>
+        </w:rPr>
+        <w:t>«</w:t>
+      </w:r>
+      <w:r>
+        <w:t>if</w:t>
+      </w:r>
+      <w:r>
+        <w:rPr>
+          <w:lang w:val="uk-UA"/>
+        </w:rPr>
+        <w:t xml:space="preserve"> / </w:t>
+      </w:r>
+      <w:proofErr w:type="spellStart"/>
+      <w:r>
+        <w:t>elif</w:t>
+      </w:r>
+      <w:proofErr w:type="spellEnd"/>
+      <w:r>
+        <w:rPr>
+          <w:lang w:val="uk-UA"/>
+        </w:rPr>
+        <w:t xml:space="preserve"> / </w:t>
+      </w:r>
+      <w:r>
+        <w:t>else</w:t>
+      </w:r>
+      <w:r>
+        <w:rPr>
+          <w:lang w:val="uk-UA"/>
+        </w:rPr>
+        <w:t>»</w:t>
+      </w:r>
+      <w:r>
+        <w:rPr>
+          <w:lang w:val="uk-UA"/>
+        </w:rPr>
+        <w:t xml:space="preserve"> я додала перевірку: якщо a = 0, то рівняння не є квадратним, якщо D</w:t>
+      </w:r>
+      <w:r>
+        <w:rPr>
+          <w:lang w:val="uk-UA"/>
+        </w:rPr>
+        <w:t xml:space="preserve"> </w:t>
+      </w:r>
+      <w:r>
+        <w:rPr>
+          <w:lang w:val="uk-UA"/>
+        </w:rPr>
+        <w:t xml:space="preserve">&gt; </w:t>
+      </w:r>
+      <w:r>
+        <w:rPr>
+          <w:lang w:val="uk-UA"/>
+        </w:rPr>
+        <w:t xml:space="preserve">0 </w:t>
+      </w:r>
+      <w:r>
+        <w:rPr>
+          <w:lang w:val="uk-UA"/>
+        </w:rPr>
+        <w:t>-</w:t>
+      </w:r>
+      <w:r>
+        <w:rPr>
+          <w:lang w:val="uk-UA"/>
+        </w:rPr>
+        <w:t xml:space="preserve"> програма рахує два корені через </w:t>
+      </w:r>
+      <w:r>
+        <w:rPr>
+          <w:lang w:val="uk-UA"/>
+        </w:rPr>
+        <w:t>«</w:t>
+      </w:r>
+      <w:proofErr w:type="spellStart"/>
+      <w:r>
+        <w:rPr>
+          <w:lang w:val="uk-UA"/>
+        </w:rPr>
+        <w:t>math.sqrt</w:t>
+      </w:r>
+      <w:proofErr w:type="spellEnd"/>
+      <w:r>
+        <w:rPr>
+          <w:lang w:val="uk-UA"/>
+        </w:rPr>
+        <w:t>()</w:t>
+      </w:r>
+      <w:r>
+        <w:rPr>
+          <w:lang w:val="uk-UA"/>
+        </w:rPr>
+        <w:t>»</w:t>
+      </w:r>
+      <w:r>
+        <w:rPr>
+          <w:lang w:val="uk-UA"/>
+        </w:rPr>
+        <w:t>, якщо D = 0</w:t>
+      </w:r>
+      <w:r>
+        <w:rPr>
+          <w:lang w:val="uk-UA"/>
+        </w:rPr>
+        <w:t xml:space="preserve"> - </w:t>
+      </w:r>
+      <w:r>
+        <w:rPr>
+          <w:lang w:val="uk-UA"/>
+        </w:rPr>
+        <w:t xml:space="preserve">один, а якщо D &lt; 0 </w:t>
+      </w:r>
+      <w:r>
+        <w:rPr>
+          <w:lang w:val="uk-UA"/>
+        </w:rPr>
+        <w:t>-</w:t>
+      </w:r>
+      <w:r>
+        <w:rPr>
+          <w:lang w:val="uk-UA"/>
+        </w:rPr>
+        <w:t xml:space="preserve"> виводить, що коренів немає. Програма працює </w:t>
+      </w:r>
+      <w:proofErr w:type="spellStart"/>
+      <w:r>
+        <w:rPr>
+          <w:lang w:val="uk-UA"/>
+        </w:rPr>
+        <w:t>коректно</w:t>
+      </w:r>
+      <w:proofErr w:type="spellEnd"/>
+      <w:r>
+        <w:rPr>
+          <w:lang w:val="uk-UA"/>
+        </w:rPr>
+        <w:t xml:space="preserve"> та видає правильний результат.</w:t>
+      </w:r>
+    </w:p>
+    <w:p>
+      <w:pPr>
+        <w:spacing w:after="0"/>
+        <w:ind w:firstLine="709"/>
+        <w:contextualSpacing/>
+        <w:rPr>
+          <w:lang w:val="uk-UA"/>
+        </w:rPr>
+      </w:pPr>
+      <w:r>
+        <w:rPr>
+          <w:lang w:val="uk-UA"/>
+        </w:rPr>
+        <w:t>Текст програми:</w:t>
+      </w:r>
+    </w:p>
+    <w:p>
+      <w:pPr>
+        <w:spacing w:after="0"/>
+        <w:ind w:firstLine="709"/>
+        <w:contextualSpacing/>
+        <w:jc w:val="center"/>
+        <w:rPr>
+          <w:lang w:val="uk-UA"/>
+        </w:rPr>
+      </w:pPr>
+      <w:r>
+        <w:rPr>
+          <w:noProof/>
+          <w:lang w:val="uk-UA"/>
+        </w:rPr>
         <w:lastRenderedPageBreak/>
-        <w:t xml:space="preserve">У першому завданні я створила функцію </w:t>
-      </w:r>
-      <w:r>
-        <w:rPr>
-          <w:lang w:val="uk-UA"/>
-        </w:rPr>
-        <w:t>«</w:t>
-      </w:r>
-      <w:r>
-        <w:t>solve</w:t>
-      </w:r>
-      <w:r>
-        <w:rPr>
-          <w:lang w:val="uk-UA"/>
-        </w:rPr>
-        <w:t>_</w:t>
-      </w:r>
-      <w:r>
-        <w:t>equation</w:t>
-      </w:r>
-      <w:r>
-        <w:rPr>
-          <w:lang w:val="uk-UA"/>
-        </w:rPr>
-        <w:t>»</w:t>
-      </w:r>
-      <w:r>
-        <w:rPr>
-          <w:lang w:val="uk-UA"/>
-        </w:rPr>
-        <w:t xml:space="preserve">, яка шукає корені квадратного рівняння. Для цього я використала свою функцію </w:t>
-      </w:r>
-      <w:r>
-        <w:rPr>
-          <w:lang w:val="uk-UA"/>
-        </w:rPr>
-        <w:t>«</w:t>
-      </w:r>
-      <w:proofErr w:type="spellStart"/>
-      <w:r>
-        <w:rPr>
-          <w:lang w:val="uk-UA"/>
-        </w:rPr>
-        <w:t>diskr</w:t>
-      </w:r>
-      <w:proofErr w:type="spellEnd"/>
-      <w:r>
-        <w:rPr>
-          <w:lang w:val="uk-UA"/>
-        </w:rPr>
-        <w:t>»</w:t>
-      </w:r>
-      <w:r>
-        <w:rPr>
-          <w:lang w:val="uk-UA"/>
-        </w:rPr>
-        <w:t xml:space="preserve"> з попередньої теми, що рахує дискримінант. За допомогою конструкції </w:t>
-      </w:r>
-      <w:r>
-        <w:rPr>
-          <w:lang w:val="uk-UA"/>
-        </w:rPr>
-        <w:t>«</w:t>
-      </w:r>
-      <w:r>
-        <w:t>if</w:t>
-      </w:r>
-      <w:r>
-        <w:rPr>
-          <w:lang w:val="uk-UA"/>
-        </w:rPr>
-        <w:t xml:space="preserve"> / </w:t>
-      </w:r>
-      <w:proofErr w:type="spellStart"/>
-      <w:r>
-        <w:t>elif</w:t>
-      </w:r>
-      <w:proofErr w:type="spellEnd"/>
-      <w:r>
-        <w:rPr>
-          <w:lang w:val="uk-UA"/>
-        </w:rPr>
-        <w:t xml:space="preserve"> / </w:t>
-      </w:r>
-      <w:r>
-        <w:t>else</w:t>
-      </w:r>
-      <w:r>
-        <w:rPr>
-          <w:lang w:val="uk-UA"/>
-        </w:rPr>
-        <w:t>»</w:t>
-      </w:r>
-      <w:r>
-        <w:rPr>
-          <w:lang w:val="uk-UA"/>
-        </w:rPr>
-        <w:t xml:space="preserve"> я додала перевірку: якщо a = 0, то рівняння не є квадратним, якщо D</w:t>
-      </w:r>
-      <w:r>
-        <w:rPr>
-          <w:lang w:val="uk-UA"/>
-        </w:rPr>
-        <w:t xml:space="preserve"> </w:t>
-      </w:r>
-      <w:r>
-        <w:rPr>
-          <w:lang w:val="uk-UA"/>
-        </w:rPr>
-        <w:t xml:space="preserve">&gt; </w:t>
-      </w:r>
-      <w:r>
-        <w:rPr>
-          <w:lang w:val="uk-UA"/>
-        </w:rPr>
-        <w:t xml:space="preserve">0 </w:t>
-      </w:r>
-      <w:r>
-        <w:rPr>
-          <w:lang w:val="uk-UA"/>
-        </w:rPr>
-        <w:t>-</w:t>
-      </w:r>
-      <w:r>
-        <w:rPr>
-          <w:lang w:val="uk-UA"/>
-        </w:rPr>
-        <w:t xml:space="preserve"> програма рахує два корені через </w:t>
-      </w:r>
-      <w:r>
-        <w:rPr>
-          <w:lang w:val="uk-UA"/>
-        </w:rPr>
-        <w:t>«</w:t>
-      </w:r>
-      <w:proofErr w:type="spellStart"/>
-      <w:r>
-        <w:rPr>
-          <w:lang w:val="uk-UA"/>
-        </w:rPr>
-        <w:t>math.sqrt</w:t>
-      </w:r>
-      <w:proofErr w:type="spellEnd"/>
-      <w:r>
-        <w:rPr>
-          <w:lang w:val="uk-UA"/>
-        </w:rPr>
-        <w:t>()</w:t>
-      </w:r>
-      <w:r>
-        <w:rPr>
-          <w:lang w:val="uk-UA"/>
-        </w:rPr>
-        <w:t>»</w:t>
-      </w:r>
-      <w:r>
-        <w:rPr>
-          <w:lang w:val="uk-UA"/>
-        </w:rPr>
-        <w:t>, якщо D = 0</w:t>
-      </w:r>
-      <w:r>
-        <w:rPr>
-          <w:lang w:val="uk-UA"/>
-        </w:rPr>
-        <w:t xml:space="preserve"> - </w:t>
-      </w:r>
-      <w:r>
-        <w:rPr>
-          <w:lang w:val="uk-UA"/>
-        </w:rPr>
-        <w:t xml:space="preserve">один, а якщо D &lt; 0 </w:t>
-      </w:r>
-      <w:r>
-        <w:rPr>
-          <w:lang w:val="uk-UA"/>
-        </w:rPr>
-        <w:t>-</w:t>
-      </w:r>
-      <w:r>
-        <w:rPr>
-          <w:lang w:val="uk-UA"/>
-        </w:rPr>
-        <w:t xml:space="preserve"> виводить, що коренів немає. Програма працює </w:t>
-      </w:r>
-      <w:proofErr w:type="spellStart"/>
-      <w:r>
-        <w:rPr>
-          <w:lang w:val="uk-UA"/>
-        </w:rPr>
-        <w:t>коректно</w:t>
-      </w:r>
-      <w:proofErr w:type="spellEnd"/>
-      <w:r>
-        <w:rPr>
-          <w:lang w:val="uk-UA"/>
-        </w:rPr>
-        <w:t xml:space="preserve"> та видає правильний результат.</w:t>
-      </w:r>
-    </w:p>
-    <w:p>
-      <w:pPr>
-        <w:spacing w:after="0"/>
-        <w:ind w:firstLine="709"/>
-        <w:contextualSpacing/>
-        <w:rPr>
-          <w:lang w:val="uk-UA"/>
-        </w:rPr>
-      </w:pPr>
-      <w:r>
-        <w:rPr>
-          <w:lang w:val="uk-UA"/>
-        </w:rPr>
-        <w:t>Текст програми:</w:t>
-      </w:r>
-    </w:p>
-    <w:p>
-      <w:pPr>
-        <w:spacing w:after="0"/>
-        <w:ind w:firstLine="709"/>
-        <w:contextualSpacing/>
-        <w:jc w:val="center"/>
-        <w:rPr>
-          <w:lang w:val="uk-UA"/>
-        </w:rPr>
-      </w:pPr>
-      <w:r>
-        <w:rPr>
-          <w:noProof/>
-          <w:lang w:val="uk-UA"/>
-        </w:rPr>
         <w:drawing>
           <wp:inline distT="0" distB="0" distL="0" distR="0" wp14:anchorId="003A581A" wp14:editId="0FCE4314">
             <wp:extent cx="4046220" cy="3748600"/>
@@ -1752,7 +1760,6 @@
         <w:rPr>
           <w:lang w:val="uk-UA"/>
         </w:rPr>
-        <w:lastRenderedPageBreak/>
         <w:t xml:space="preserve">Результат: </w:t>
       </w:r>
     </w:p>
@@ -1923,6 +1930,7 @@
           <w:rFonts w:cs="Times New Roman"/>
           <w:lang w:val="uk-UA"/>
         </w:rPr>
+        <w:lastRenderedPageBreak/>
         <w:t xml:space="preserve">У другому завданні я написала програму-калькулятор із використанням конструкції </w:t>
       </w:r>
       <w:r>
@@ -2005,7 +2013,6 @@
           <w:noProof/>
           <w:lang w:val="uk-UA"/>
         </w:rPr>
-        <w:lastRenderedPageBreak/>
         <w:drawing>
           <wp:inline distT="0" distB="0" distL="0" distR="0" wp14:anchorId="39AF7404" wp14:editId="422DC52E">
             <wp:extent cx="3398520" cy="4352063"/>
@@ -2167,6 +2174,7 @@
         <w:rPr>
           <w:lang w:val="ru-RU"/>
         </w:rPr>
+        <w:lastRenderedPageBreak/>
         <w:t xml:space="preserve">Я повинна </w:t>
       </w:r>
       <w:r>
@@ -2204,14 +2212,7 @@
         <w:rPr>
           <w:lang w:val="uk-UA"/>
         </w:rPr>
-        <w:t xml:space="preserve">Як і в попередньому завданні, кожну операцію я реалізувала в окремій функції. Програма отримує від користувача числа та оператор, порівнює </w:t>
-      </w:r>
-      <w:r>
-        <w:rPr>
-          <w:lang w:val="uk-UA"/>
-        </w:rPr>
-        <w:lastRenderedPageBreak/>
-        <w:t xml:space="preserve">введений знак у блоці </w:t>
+        <w:t xml:space="preserve">Як і в попередньому завданні, кожну операцію я реалізувала в окремій функції. Програма отримує від користувача числа та оператор, порівнює введений знак у блоці </w:t>
       </w:r>
       <w:proofErr w:type="spellStart"/>
       <w:r>
@@ -2327,6 +2328,7 @@
           <w:noProof/>
           <w:lang w:val="uk-UA"/>
         </w:rPr>
+        <w:lastRenderedPageBreak/>
         <w:drawing>
           <wp:inline distT="0" distB="0" distL="0" distR="0" wp14:anchorId="55916886" wp14:editId="4663D337">
             <wp:extent cx="4206605" cy="1539373"/>
@@ -2388,7 +2390,6 @@
         <w:rPr>
           <w:lang w:val="uk-UA"/>
         </w:rPr>
-        <w:lastRenderedPageBreak/>
         <w:t xml:space="preserve">Посилання на </w:t>
       </w:r>
       <w:proofErr w:type="spellStart"/>
@@ -2589,19 +2590,7 @@
         <w:rPr>
           <w:lang w:val="uk-UA"/>
         </w:rPr>
-        <w:t>Під час виконання практичного завдання до Теми №</w:t>
-      </w:r>
-      <w:r>
-        <w:rPr>
-          <w:lang w:val="uk-UA"/>
-        </w:rPr>
-        <w:t>3</w:t>
-      </w:r>
-      <w:r>
-        <w:rPr>
-          <w:lang w:val="uk-UA"/>
-        </w:rPr>
-        <w:t xml:space="preserve"> було надано варіанти рішення до наступних задач:</w:t>
+        <w:t>Під час виконання практичного завдання до Теми №3 було надано варіанти рішення до наступних задач:</w:t>
       </w:r>
     </w:p>
     <w:p>
@@ -2668,6 +2657,7 @@
         <w:rPr>
           <w:lang w:val="uk-UA"/>
         </w:rPr>
+        <w:lastRenderedPageBreak/>
         <w:t xml:space="preserve">У першому завданні я доопрацювала програму-калькулятор з попередньої теми, додавши нескінченний цикл </w:t>
       </w:r>
       <w:r>
@@ -2740,14 +2730,7 @@
         <w:rPr>
           <w:lang w:val="uk-UA"/>
         </w:rPr>
-        <w:t xml:space="preserve">, цикл </w:t>
-      </w:r>
-      <w:r>
-        <w:rPr>
-          <w:lang w:val="uk-UA"/>
-        </w:rPr>
-        <w:lastRenderedPageBreak/>
-        <w:t xml:space="preserve">переривається за допомогою оператора </w:t>
+        <w:t xml:space="preserve">, цикл переривається за допомогою оператора </w:t>
       </w:r>
       <w:r>
         <w:rPr>
@@ -2799,6 +2782,7 @@
       </w:pPr>
       <w:r>
         <w:rPr>
+          <w:noProof/>
           <w:lang w:val="uk-UA"/>
         </w:rPr>
         <w:drawing>
@@ -2862,6 +2846,9 @@
         <w:jc w:val="center"/>
       </w:pPr>
       <w:r>
+        <w:rPr>
+          <w:noProof/>
+        </w:rPr>
         <w:lastRenderedPageBreak/>
         <w:drawing>
           <wp:inline distT="0" distB="0" distL="0" distR="0" wp14:anchorId="1814D360" wp14:editId="13C7C633">
@@ -3239,6 +3226,7 @@
       </w:pPr>
       <w:r>
         <w:rPr>
+          <w:noProof/>
           <w:lang w:val="uk-UA"/>
         </w:rPr>
         <w:lastRenderedPageBreak/>
@@ -3307,6 +3295,7 @@
       </w:pPr>
       <w:r>
         <w:rPr>
+          <w:noProof/>
           <w:lang w:val="uk-UA"/>
         </w:rPr>
         <w:drawing>
@@ -3399,8 +3388,161 @@
         <w:rPr>
           <w:lang w:val="uk-UA"/>
         </w:rPr>
+        <w:t xml:space="preserve">У третьому завданні я створила програму для тестування методів роботи зі словниками. Я вивела ключі через </w:t>
+      </w:r>
+      <w:r>
+        <w:rPr>
+          <w:lang w:val="uk-UA"/>
+        </w:rPr>
+        <w:t>«</w:t>
+      </w:r>
+      <w:r>
+        <w:t>keys</w:t>
+      </w:r>
+      <w:r>
+        <w:rPr>
+          <w:lang w:val="ru-RU"/>
+        </w:rPr>
+        <w:t>(</w:t>
+      </w:r>
+      <w:r>
+        <w:rPr>
+          <w:lang w:val="uk-UA"/>
+        </w:rPr>
+        <w:t>)</w:t>
+      </w:r>
+      <w:r>
+        <w:rPr>
+          <w:lang w:val="uk-UA"/>
+        </w:rPr>
+        <w:t>»</w:t>
+      </w:r>
+      <w:r>
+        <w:rPr>
+          <w:lang w:val="uk-UA"/>
+        </w:rPr>
+        <w:t xml:space="preserve">, значення через </w:t>
+      </w:r>
+      <w:r>
+        <w:rPr>
+          <w:lang w:val="uk-UA"/>
+        </w:rPr>
+        <w:t>«</w:t>
+      </w:r>
+      <w:r>
+        <w:t>values</w:t>
+      </w:r>
+      <w:r>
+        <w:rPr>
+          <w:lang w:val="uk-UA"/>
+        </w:rPr>
+        <w:t>()</w:t>
+      </w:r>
+      <w:r>
+        <w:rPr>
+          <w:lang w:val="uk-UA"/>
+        </w:rPr>
+        <w:t>»</w:t>
+      </w:r>
+      <w:r>
+        <w:rPr>
+          <w:lang w:val="uk-UA"/>
+        </w:rPr>
+        <w:t xml:space="preserve"> та всі пари через </w:t>
+      </w:r>
+      <w:r>
+        <w:rPr>
+          <w:lang w:val="uk-UA"/>
+        </w:rPr>
+        <w:t>«</w:t>
+      </w:r>
+      <w:r>
+        <w:t>items</w:t>
+      </w:r>
+      <w:r>
+        <w:rPr>
+          <w:lang w:val="ru-RU"/>
+        </w:rPr>
+        <w:t>(</w:t>
+      </w:r>
+      <w:r>
+        <w:rPr>
+          <w:lang w:val="uk-UA"/>
+        </w:rPr>
+        <w:t>)</w:t>
+      </w:r>
+      <w:r>
+        <w:rPr>
+          <w:lang w:val="uk-UA"/>
+        </w:rPr>
+        <w:t>»</w:t>
+      </w:r>
+      <w:r>
+        <w:rPr>
+          <w:lang w:val="uk-UA"/>
+        </w:rPr>
+        <w:t xml:space="preserve">. Далі за допомогою </w:t>
+      </w:r>
+      <w:r>
+        <w:rPr>
+          <w:lang w:val="uk-UA"/>
+        </w:rPr>
+        <w:t>«</w:t>
+      </w:r>
+      <w:r>
+        <w:t>update</w:t>
+      </w:r>
+      <w:r>
+        <w:rPr>
+          <w:lang w:val="ru-RU"/>
+        </w:rPr>
+        <w:t>(</w:t>
+      </w:r>
+      <w:r>
+        <w:rPr>
+          <w:lang w:val="uk-UA"/>
+        </w:rPr>
+        <w:t>)</w:t>
+      </w:r>
+      <w:r>
+        <w:rPr>
+          <w:lang w:val="uk-UA"/>
+        </w:rPr>
+        <w:t>»</w:t>
+      </w:r>
+      <w:r>
+        <w:rPr>
+          <w:lang w:val="uk-UA"/>
+        </w:rPr>
+        <w:t xml:space="preserve"> оновила вік та додала нове поле </w:t>
+      </w:r>
+      <w:r>
+        <w:rPr>
+          <w:lang w:val="uk-UA"/>
+        </w:rPr>
+        <w:t>«</w:t>
+      </w:r>
+      <w:r>
+        <w:t>city</w:t>
+      </w:r>
+      <w:r>
+        <w:rPr>
+          <w:lang w:val="uk-UA"/>
+        </w:rPr>
+        <w:t>»</w:t>
+      </w:r>
+      <w:r>
+        <w:rPr>
+          <w:lang w:val="uk-UA"/>
+        </w:rPr>
+        <w:t xml:space="preserve">, після </w:t>
+      </w:r>
+      <w:r>
+        <w:rPr>
+          <w:lang w:val="uk-UA"/>
+        </w:rPr>
         <w:lastRenderedPageBreak/>
-        <w:t xml:space="preserve">У третьому завданні я створила програму для тестування методів роботи зі словниками. Я вивела ключі через </w:t>
+        <w:t xml:space="preserve">чого видалила його за допомогою оператора </w:t>
       </w:r>
       <w:r>
         <w:rPr>
@@ -3409,19 +3551,7 @@
         <w:t>«</w:t>
       </w:r>
       <w:r>
-        <w:t>keys</w:t>
-      </w:r>
-      <w:r>
-        <w:rPr>
-          <w:lang w:val="ru-RU"/>
-        </w:rPr>
-        <w:t>(</w:t>
-      </w:r>
-      <w:r>
-        <w:rPr>
-          <w:lang w:val="uk-UA"/>
-        </w:rPr>
-        <w:t>)</w:t>
+        <w:t>del</w:t>
       </w:r>
       <w:r>
         <w:rPr>
@@ -3433,7 +3563,7 @@
         <w:rPr>
           <w:lang w:val="uk-UA"/>
         </w:rPr>
-        <w:t xml:space="preserve">, значення через </w:t>
+        <w:t xml:space="preserve">. Наприкінці я повністю очистила словник методом </w:t>
       </w:r>
       <w:r>
         <w:rPr>
@@ -3442,13 +3572,7 @@
         <w:t>«</w:t>
       </w:r>
       <w:r>
-        <w:t>values</w:t>
-      </w:r>
-      <w:r>
-        <w:rPr>
-          <w:lang w:val="uk-UA"/>
-        </w:rPr>
-        <w:t>()</w:t>
+        <w:t>clear()</w:t>
       </w:r>
       <w:r>
         <w:rPr>
@@ -3457,135 +3581,6 @@
         <w:t>»</w:t>
       </w:r>
       <w:r>
-        <w:rPr>
-          <w:lang w:val="uk-UA"/>
-        </w:rPr>
-        <w:t xml:space="preserve"> та всі пари через </w:t>
-      </w:r>
-      <w:r>
-        <w:rPr>
-          <w:lang w:val="uk-UA"/>
-        </w:rPr>
-        <w:t>«</w:t>
-      </w:r>
-      <w:r>
-        <w:t>items</w:t>
-      </w:r>
-      <w:r>
-        <w:rPr>
-          <w:lang w:val="ru-RU"/>
-        </w:rPr>
-        <w:t>(</w:t>
-      </w:r>
-      <w:r>
-        <w:rPr>
-          <w:lang w:val="uk-UA"/>
-        </w:rPr>
-        <w:t>)</w:t>
-      </w:r>
-      <w:r>
-        <w:rPr>
-          <w:lang w:val="uk-UA"/>
-        </w:rPr>
-        <w:t>»</w:t>
-      </w:r>
-      <w:r>
-        <w:rPr>
-          <w:lang w:val="uk-UA"/>
-        </w:rPr>
-        <w:t xml:space="preserve">. Далі за допомогою </w:t>
-      </w:r>
-      <w:r>
-        <w:rPr>
-          <w:lang w:val="uk-UA"/>
-        </w:rPr>
-        <w:t>«</w:t>
-      </w:r>
-      <w:r>
-        <w:t>update</w:t>
-      </w:r>
-      <w:r>
-        <w:rPr>
-          <w:lang w:val="ru-RU"/>
-        </w:rPr>
-        <w:t>(</w:t>
-      </w:r>
-      <w:r>
-        <w:rPr>
-          <w:lang w:val="uk-UA"/>
-        </w:rPr>
-        <w:t>)</w:t>
-      </w:r>
-      <w:r>
-        <w:rPr>
-          <w:lang w:val="uk-UA"/>
-        </w:rPr>
-        <w:t>»</w:t>
-      </w:r>
-      <w:r>
-        <w:rPr>
-          <w:lang w:val="uk-UA"/>
-        </w:rPr>
-        <w:t xml:space="preserve"> оновила вік та додала нове поле </w:t>
-      </w:r>
-      <w:r>
-        <w:rPr>
-          <w:lang w:val="uk-UA"/>
-        </w:rPr>
-        <w:t>«</w:t>
-      </w:r>
-      <w:r>
-        <w:t>city</w:t>
-      </w:r>
-      <w:r>
-        <w:rPr>
-          <w:lang w:val="uk-UA"/>
-        </w:rPr>
-        <w:t>»</w:t>
-      </w:r>
-      <w:r>
-        <w:rPr>
-          <w:lang w:val="uk-UA"/>
-        </w:rPr>
-        <w:t xml:space="preserve">, після чого видалила його за допомогою оператора </w:t>
-      </w:r>
-      <w:r>
-        <w:rPr>
-          <w:lang w:val="uk-UA"/>
-        </w:rPr>
-        <w:t>«</w:t>
-      </w:r>
-      <w:r>
-        <w:t>del</w:t>
-      </w:r>
-      <w:r>
-        <w:rPr>
-          <w:lang w:val="uk-UA"/>
-        </w:rPr>
-        <w:t>»</w:t>
-      </w:r>
-      <w:r>
-        <w:rPr>
-          <w:lang w:val="uk-UA"/>
-        </w:rPr>
-        <w:t xml:space="preserve">. Наприкінці я повністю очистила словник методом </w:t>
-      </w:r>
-      <w:r>
-        <w:rPr>
-          <w:lang w:val="uk-UA"/>
-        </w:rPr>
-        <w:t>«</w:t>
-      </w:r>
-      <w:r>
-        <w:t>clear()</w:t>
-      </w:r>
-      <w:r>
-        <w:rPr>
-          <w:lang w:val="uk-UA"/>
-        </w:rPr>
-        <w:t>»</w:t>
-      </w:r>
-      <w:r>
         <w:t>.</w:t>
       </w:r>
     </w:p>
@@ -3617,6 +3612,7 @@
       </w:pPr>
       <w:r>
         <w:rPr>
+          <w:noProof/>
           <w:lang w:val="uk-UA"/>
         </w:rPr>
         <w:drawing>
@@ -3684,6 +3680,7 @@
       </w:pPr>
       <w:r>
         <w:rPr>
+          <w:noProof/>
           <w:lang w:val="uk-UA"/>
         </w:rPr>
         <w:drawing>
@@ -3741,100 +3738,106 @@
           <w:bCs/>
           <w:lang w:val="uk-UA"/>
         </w:rPr>
+        <w:t>Пошук позиції для вставки у відсортований список</w:t>
+      </w:r>
+    </w:p>
+    <w:p>
+      <w:pPr>
+        <w:spacing w:after="0"/>
+        <w:ind w:firstLine="709"/>
+        <w:contextualSpacing/>
+        <w:rPr>
+          <w:lang w:val="uk-UA"/>
+        </w:rPr>
+      </w:pPr>
+      <w:r>
+        <w:rPr>
+          <w:lang w:val="uk-UA"/>
+        </w:rPr>
+        <w:t>Маючи відсортований список, написати функцію пошуку позиції для вставки нового елементу в список.</w:t>
+      </w:r>
+    </w:p>
+    <w:p>
+      <w:pPr>
+        <w:spacing w:after="0"/>
+        <w:ind w:firstLine="709"/>
+        <w:contextualSpacing/>
+        <w:rPr>
+          <w:lang w:val="uk-UA"/>
+        </w:rPr>
+      </w:pPr>
+      <w:r>
+        <w:rPr>
+          <w:lang w:val="uk-UA"/>
+        </w:rPr>
+        <w:t xml:space="preserve">У четвертому завданні я створила функцію </w:t>
+      </w:r>
+      <w:r>
+        <w:rPr>
+          <w:lang w:val="uk-UA"/>
+        </w:rPr>
+        <w:t>«</w:t>
+      </w:r>
+      <w:r>
+        <w:t>find</w:t>
+      </w:r>
+      <w:r>
+        <w:rPr>
+          <w:lang w:val="ru-RU"/>
+        </w:rPr>
+        <w:t>_</w:t>
+      </w:r>
+      <w:r>
+        <w:t>insert</w:t>
+      </w:r>
+      <w:r>
+        <w:rPr>
+          <w:lang w:val="ru-RU"/>
+        </w:rPr>
+        <w:t>_</w:t>
+      </w:r>
+      <w:r>
+        <w:t>position</w:t>
+      </w:r>
+      <w:r>
+        <w:rPr>
+          <w:lang w:val="uk-UA"/>
+        </w:rPr>
+        <w:t>»</w:t>
+      </w:r>
+      <w:r>
+        <w:rPr>
+          <w:lang w:val="uk-UA"/>
+        </w:rPr>
+        <w:t xml:space="preserve">, яка шукає індекс для вставки нового числа у відсортований список, зберігаючи його порядок. За допомогою циклу </w:t>
+      </w:r>
+      <w:r>
+        <w:rPr>
+          <w:lang w:val="uk-UA"/>
+        </w:rPr>
+        <w:t>«</w:t>
+      </w:r>
+      <w:r>
+        <w:t>for</w:t>
+      </w:r>
+      <w:r>
+        <w:rPr>
+          <w:lang w:val="uk-UA"/>
+        </w:rPr>
+        <w:t>»</w:t>
+      </w:r>
+      <w:r>
+        <w:rPr>
+          <w:lang w:val="uk-UA"/>
+        </w:rPr>
+        <w:t xml:space="preserve"> програма порівнює новий елемент із кожним значенням у </w:t>
+      </w:r>
+      <w:r>
+        <w:rPr>
+          <w:lang w:val="uk-UA"/>
+        </w:rPr>
         <w:lastRenderedPageBreak/>
-        <w:t>Пошук позиції для вставки у відсортований список</w:t>
-      </w:r>
-    </w:p>
-    <w:p>
-      <w:pPr>
-        <w:spacing w:after="0"/>
-        <w:ind w:firstLine="709"/>
-        <w:contextualSpacing/>
-        <w:rPr>
-          <w:lang w:val="uk-UA"/>
-        </w:rPr>
-      </w:pPr>
-      <w:r>
-        <w:rPr>
-          <w:lang w:val="uk-UA"/>
-        </w:rPr>
-        <w:t>Маючи відсортований список, написати функцію пошуку позиції для вставки нового елементу в список.</w:t>
-      </w:r>
-    </w:p>
-    <w:p>
-      <w:pPr>
-        <w:spacing w:after="0"/>
-        <w:ind w:firstLine="709"/>
-        <w:contextualSpacing/>
-        <w:rPr>
-          <w:lang w:val="uk-UA"/>
-        </w:rPr>
-      </w:pPr>
-      <w:r>
-        <w:rPr>
-          <w:lang w:val="uk-UA"/>
-        </w:rPr>
-        <w:t xml:space="preserve">У четвертому завданні я створила функцію </w:t>
-      </w:r>
-      <w:r>
-        <w:rPr>
-          <w:lang w:val="uk-UA"/>
-        </w:rPr>
-        <w:t>«</w:t>
-      </w:r>
-      <w:r>
-        <w:t>find</w:t>
-      </w:r>
-      <w:r>
-        <w:rPr>
-          <w:lang w:val="ru-RU"/>
-        </w:rPr>
-        <w:t>_</w:t>
-      </w:r>
-      <w:r>
-        <w:t>insert</w:t>
-      </w:r>
-      <w:r>
-        <w:rPr>
-          <w:lang w:val="ru-RU"/>
-        </w:rPr>
-        <w:t>_</w:t>
-      </w:r>
-      <w:r>
-        <w:t>position</w:t>
-      </w:r>
-      <w:r>
-        <w:rPr>
-          <w:lang w:val="uk-UA"/>
-        </w:rPr>
-        <w:t>»</w:t>
-      </w:r>
-      <w:r>
-        <w:rPr>
-          <w:lang w:val="uk-UA"/>
-        </w:rPr>
-        <w:t xml:space="preserve">, яка шукає індекс для вставки нового числа у відсортований список, зберігаючи його порядок. За допомогою циклу </w:t>
-      </w:r>
-      <w:r>
-        <w:rPr>
-          <w:lang w:val="uk-UA"/>
-        </w:rPr>
-        <w:t>«</w:t>
-      </w:r>
-      <w:r>
-        <w:t>for</w:t>
-      </w:r>
-      <w:r>
-        <w:rPr>
-          <w:lang w:val="uk-UA"/>
-        </w:rPr>
-        <w:t>»</w:t>
-      </w:r>
-      <w:r>
-        <w:rPr>
-          <w:lang w:val="uk-UA"/>
-        </w:rPr>
-        <w:t xml:space="preserve"> програма порівнює новий елемент із кожним значенням у списку й повертає індекс першого більшого елемента, а якщо таких немає</w:t>
+        <w:t>списку й повертає індекс першого більшого елемента, а якщо таких немає</w:t>
       </w:r>
       <w:r>
         <w:rPr>
@@ -3877,12 +3880,13 @@
       </w:pPr>
       <w:r>
         <w:rPr>
+          <w:noProof/>
           <w:lang w:val="uk-UA"/>
         </w:rPr>
         <w:drawing>
-          <wp:inline distT="0" distB="0" distL="0" distR="0" wp14:anchorId="32F32AF2" wp14:editId="35C34DB2">
-            <wp:extent cx="5128704" cy="3048264"/>
-            <wp:effectExtent l="0" t="0" r="0" b="0"/>
+          <wp:inline distT="0" distB="0" distL="0" distR="0" wp14:anchorId="32F32AF2" wp14:editId="3B4C3533">
+            <wp:extent cx="4511040" cy="2681153"/>
+            <wp:effectExtent l="0" t="0" r="3810" b="5080"/>
             <wp:docPr id="22" name="Рисунок 22"/>
             <wp:cNvGraphicFramePr>
               <a:graphicFrameLocks xmlns:a="http://schemas.openxmlformats.org/drawingml/2006/main" noChangeAspect="1"/>
@@ -3903,7 +3907,7 @@
                   <pic:spPr>
                     <a:xfrm>
                       <a:off x="0" y="0"/>
-                      <a:ext cx="5128704" cy="3048264"/>
+                      <a:ext cx="4519581" cy="2686229"/>
                     </a:xfrm>
                     <a:prstGeom prst="rect">
                       <a:avLst/>
@@ -3944,12 +3948,13 @@
       </w:pPr>
       <w:r>
         <w:rPr>
+          <w:noProof/>
           <w:lang w:val="uk-UA"/>
         </w:rPr>
         <w:drawing>
-          <wp:inline distT="0" distB="0" distL="0" distR="0" wp14:anchorId="0955445C" wp14:editId="272C401C">
-            <wp:extent cx="4145639" cy="1310754"/>
-            <wp:effectExtent l="0" t="0" r="7620" b="3810"/>
+          <wp:inline distT="0" distB="0" distL="0" distR="0" wp14:anchorId="0955445C" wp14:editId="326BAAF5">
+            <wp:extent cx="3779520" cy="1194996"/>
+            <wp:effectExtent l="0" t="0" r="0" b="5715"/>
             <wp:docPr id="23" name="Рисунок 23"/>
             <wp:cNvGraphicFramePr>
               <a:graphicFrameLocks xmlns:a="http://schemas.openxmlformats.org/drawingml/2006/main" noChangeAspect="1"/>
@@ -3970,7 +3975,7 @@
                   <pic:spPr>
                     <a:xfrm>
                       <a:off x="0" y="0"/>
-                      <a:ext cx="4145639" cy="1310754"/>
+                      <a:ext cx="3790554" cy="1198485"/>
                     </a:xfrm>
                     <a:prstGeom prst="rect">
                       <a:avLst/>
@@ -3988,31 +3993,14 @@
         <w:spacing w:after="0"/>
         <w:ind w:firstLine="0"/>
         <w:contextualSpacing/>
-        <w:jc w:val="center"/>
-      </w:pPr>
-    </w:p>
-    <w:p>
-      <w:pPr>
-        <w:spacing w:after="0"/>
-        <w:ind w:firstLine="0"/>
-        <w:contextualSpacing/>
-        <w:jc w:val="center"/>
-      </w:pPr>
-    </w:p>
-    <w:p>
-      <w:pPr>
-        <w:spacing w:after="0"/>
-        <w:ind w:firstLine="0"/>
-        <w:contextualSpacing/>
-        <w:rPr>
-          <w:lang w:val="ru-RU"/>
-        </w:rPr>
-      </w:pPr>
-      <w:r>
-        <w:rPr>
-          <w:lang w:val="uk-UA"/>
-        </w:rPr>
-        <w:lastRenderedPageBreak/>
+        <w:rPr>
+          <w:lang w:val="ru-RU"/>
+        </w:rPr>
+      </w:pPr>
+      <w:r>
+        <w:rPr>
+          <w:lang w:val="uk-UA"/>
+        </w:rPr>
         <w:t xml:space="preserve">Посилання на </w:t>
       </w:r>
       <w:proofErr w:type="spellStart"/>
@@ -4097,11 +4085,12 @@
       </w:pPr>
       <w:r>
         <w:rPr>
+          <w:noProof/>
           <w:lang w:val="ru-RU"/>
         </w:rPr>
         <w:drawing>
-          <wp:inline distT="0" distB="0" distL="0" distR="0" wp14:anchorId="04E2DE7E" wp14:editId="15CF7B64">
-            <wp:extent cx="5943600" cy="3395345"/>
+          <wp:inline distT="0" distB="0" distL="0" distR="0" wp14:anchorId="04E2DE7E" wp14:editId="132C7468">
+            <wp:extent cx="4748653" cy="2712720"/>
             <wp:effectExtent l="0" t="0" r="0" b="0"/>
             <wp:docPr id="25" name="Рисунок 25"/>
             <wp:cNvGraphicFramePr>
@@ -4123,7 +4112,7 @@
                   <pic:spPr>
                     <a:xfrm>
                       <a:off x="0" y="0"/>
-                      <a:ext cx="5943600" cy="3395345"/>
+                      <a:ext cx="4819517" cy="2753202"/>
                     </a:xfrm>
                     <a:prstGeom prst="rect">
                       <a:avLst/>
@@ -4139,6 +4128,1006 @@
     <w:p>
       <w:pPr>
         <w:spacing w:after="0"/>
+        <w:ind w:firstLine="709"/>
+        <w:contextualSpacing/>
+        <w:jc w:val="right"/>
+        <w:rPr>
+          <w:b/>
+          <w:bCs/>
+        </w:rPr>
+      </w:pPr>
+      <w:r>
+        <w:rPr>
+          <w:b/>
+          <w:bCs/>
+          <w:lang w:val="uk-UA"/>
+        </w:rPr>
+        <w:lastRenderedPageBreak/>
+        <w:t>Звіт до Теми №</w:t>
+      </w:r>
+      <w:r>
+        <w:rPr>
+          <w:b/>
+          <w:bCs/>
+        </w:rPr>
+        <w:t>4</w:t>
+      </w:r>
+    </w:p>
+    <w:p>
+      <w:pPr>
+        <w:spacing w:after="0"/>
+        <w:ind w:firstLine="709"/>
+        <w:contextualSpacing/>
+        <w:jc w:val="right"/>
+        <w:rPr>
+          <w:b/>
+          <w:bCs/>
+          <w:lang w:val="uk-UA"/>
+        </w:rPr>
+      </w:pPr>
+      <w:r>
+        <w:rPr>
+          <w:b/>
+          <w:bCs/>
+          <w:lang w:val="uk-UA"/>
+        </w:rPr>
+        <w:t>Функції та змінні</w:t>
+      </w:r>
+    </w:p>
+    <w:p>
+      <w:pPr>
+        <w:spacing w:after="0"/>
+        <w:ind w:firstLine="709"/>
+        <w:contextualSpacing/>
+        <w:rPr>
+          <w:lang w:val="uk-UA"/>
+        </w:rPr>
+      </w:pPr>
+      <w:r>
+        <w:rPr>
+          <w:lang w:val="uk-UA"/>
+        </w:rPr>
+        <w:t>Під час виконання практичного завдання до Теми №</w:t>
+      </w:r>
+      <w:r>
+        <w:t>4</w:t>
+      </w:r>
+      <w:r>
+        <w:rPr>
+          <w:lang w:val="uk-UA"/>
+        </w:rPr>
+        <w:t xml:space="preserve"> було надано варіанти рішення до наступних задач:</w:t>
+      </w:r>
+    </w:p>
+    <w:p>
+      <w:pPr>
+        <w:spacing w:after="0"/>
+        <w:ind w:firstLine="709"/>
+        <w:contextualSpacing/>
+        <w:jc w:val="center"/>
+        <w:rPr>
+          <w:b/>
+          <w:bCs/>
+          <w:lang w:val="uk-UA"/>
+        </w:rPr>
+      </w:pPr>
+      <w:r>
+        <w:rPr>
+          <w:b/>
+          <w:bCs/>
+          <w:lang w:val="uk-UA"/>
+        </w:rPr>
+        <w:t>Обробка винятків введення даних</w:t>
+      </w:r>
+    </w:p>
+    <w:p>
+      <w:pPr>
+        <w:spacing w:after="0"/>
+        <w:ind w:firstLine="709"/>
+        <w:contextualSpacing/>
+        <w:rPr>
+          <w:lang w:val="uk-UA"/>
+        </w:rPr>
+      </w:pPr>
+      <w:r>
+        <w:rPr>
+          <w:lang w:val="uk-UA"/>
+        </w:rPr>
+        <w:t xml:space="preserve">Розширити програму калькулятор функцією запитів даних для виконання операцій від користувача, що обробляє виняткові ситуації. </w:t>
+      </w:r>
+    </w:p>
+    <w:p>
+      <w:pPr>
+        <w:spacing w:after="0"/>
+        <w:ind w:firstLine="709"/>
+        <w:contextualSpacing/>
+        <w:rPr>
+          <w:noProof/>
+          <w:lang w:val="uk-UA"/>
+        </w:rPr>
+      </w:pPr>
+      <w:r>
+        <w:rPr>
+          <w:noProof/>
+          <w:lang w:val="uk-UA"/>
+        </w:rPr>
+        <w:t>У першому завданні я</w:t>
+      </w:r>
+      <w:r>
+        <w:rPr>
+          <w:noProof/>
+          <w:lang w:val="uk-UA"/>
+        </w:rPr>
+        <w:t xml:space="preserve"> розширила програму калькулятора, додавши функцію get_number(), яка запитує в користувача числа для виконання математичних операцій. Для обробки некоректного введення використала конструкцію try-except, яка перехоплює помилку ValueError і виводить відповідне повідомлення. Якщо ввести нечислове значення, програма повторно запитує число, доки не буде введено правильні дані. Завдяки цьому калькулятор працює стабільніше та не завершується через помилки введення.</w:t>
+      </w:r>
+    </w:p>
+    <w:p>
+      <w:pPr>
+        <w:spacing w:after="0"/>
+        <w:ind w:firstLine="709"/>
+        <w:contextualSpacing/>
+        <w:rPr>
+          <w:noProof/>
+          <w:lang w:val="uk-UA"/>
+        </w:rPr>
+      </w:pPr>
+      <w:r>
+        <w:rPr>
+          <w:noProof/>
+          <w:lang w:val="uk-UA"/>
+        </w:rPr>
+        <w:t>Текст програми:</w:t>
+      </w:r>
+    </w:p>
+    <w:p>
+      <w:pPr>
+        <w:spacing w:after="0"/>
+        <w:ind w:firstLine="709"/>
+        <w:contextualSpacing/>
+        <w:jc w:val="center"/>
+        <w:rPr>
+          <w:noProof/>
+          <w:lang w:val="uk-UA"/>
+        </w:rPr>
+      </w:pPr>
+      <w:r>
+        <w:rPr>
+          <w:noProof/>
+          <w:lang w:val="uk-UA"/>
+        </w:rPr>
+        <w:drawing>
+          <wp:inline distT="0" distB="0" distL="0" distR="0" wp14:anchorId="3BD219C7" wp14:editId="32D583D9">
+            <wp:extent cx="4697374" cy="4191000"/>
+            <wp:effectExtent l="0" t="0" r="8255" b="0"/>
+            <wp:docPr id="24" name="Рисунок 24"/>
+            <wp:cNvGraphicFramePr>
+              <a:graphicFrameLocks xmlns:a="http://schemas.openxmlformats.org/drawingml/2006/main" noChangeAspect="1"/>
+            </wp:cNvGraphicFramePr>
+            <a:graphic xmlns:a="http://schemas.openxmlformats.org/drawingml/2006/main">
+              <a:graphicData uri="http://schemas.openxmlformats.org/drawingml/2006/picture">
+                <pic:pic xmlns:pic="http://schemas.openxmlformats.org/drawingml/2006/picture">
+                  <pic:nvPicPr>
+                    <pic:cNvPr id="1" name=""/>
+                    <pic:cNvPicPr/>
+                  </pic:nvPicPr>
+                  <pic:blipFill>
+                    <a:blip r:embed="rId32"/>
+                    <a:stretch>
+                      <a:fillRect/>
+                    </a:stretch>
+                  </pic:blipFill>
+                  <pic:spPr>
+                    <a:xfrm>
+                      <a:off x="0" y="0"/>
+                      <a:ext cx="4734839" cy="4224426"/>
+                    </a:xfrm>
+                    <a:prstGeom prst="rect">
+                      <a:avLst/>
+                    </a:prstGeom>
+                  </pic:spPr>
+                </pic:pic>
+              </a:graphicData>
+            </a:graphic>
+          </wp:inline>
+        </w:drawing>
+      </w:r>
+    </w:p>
+    <w:p>
+      <w:pPr>
+        <w:spacing w:after="0"/>
+        <w:ind w:firstLine="709"/>
+        <w:contextualSpacing/>
+        <w:jc w:val="center"/>
+        <w:rPr>
+          <w:noProof/>
+          <w:lang w:val="uk-UA"/>
+        </w:rPr>
+      </w:pPr>
+      <w:r>
+        <w:rPr>
+          <w:noProof/>
+          <w:lang w:val="uk-UA"/>
+        </w:rPr>
+        <w:lastRenderedPageBreak/>
+        <w:drawing>
+          <wp:inline distT="0" distB="0" distL="0" distR="0" wp14:anchorId="7C2BDA40" wp14:editId="526621CB">
+            <wp:extent cx="3337560" cy="2596727"/>
+            <wp:effectExtent l="0" t="0" r="0" b="0"/>
+            <wp:docPr id="26" name="Рисунок 26"/>
+            <wp:cNvGraphicFramePr>
+              <a:graphicFrameLocks xmlns:a="http://schemas.openxmlformats.org/drawingml/2006/main" noChangeAspect="1"/>
+            </wp:cNvGraphicFramePr>
+            <a:graphic xmlns:a="http://schemas.openxmlformats.org/drawingml/2006/main">
+              <a:graphicData uri="http://schemas.openxmlformats.org/drawingml/2006/picture">
+                <pic:pic xmlns:pic="http://schemas.openxmlformats.org/drawingml/2006/picture">
+                  <pic:nvPicPr>
+                    <pic:cNvPr id="1" name=""/>
+                    <pic:cNvPicPr/>
+                  </pic:nvPicPr>
+                  <pic:blipFill>
+                    <a:blip r:embed="rId33"/>
+                    <a:stretch>
+                      <a:fillRect/>
+                    </a:stretch>
+                  </pic:blipFill>
+                  <pic:spPr>
+                    <a:xfrm>
+                      <a:off x="0" y="0"/>
+                      <a:ext cx="3388263" cy="2636175"/>
+                    </a:xfrm>
+                    <a:prstGeom prst="rect">
+                      <a:avLst/>
+                    </a:prstGeom>
+                  </pic:spPr>
+                </pic:pic>
+              </a:graphicData>
+            </a:graphic>
+          </wp:inline>
+        </w:drawing>
+      </w:r>
+    </w:p>
+    <w:p>
+      <w:pPr>
+        <w:spacing w:after="0"/>
+        <w:ind w:firstLine="709"/>
+        <w:contextualSpacing/>
+        <w:rPr>
+          <w:noProof/>
+          <w:lang w:val="uk-UA"/>
+        </w:rPr>
+      </w:pPr>
+      <w:r>
+        <w:rPr>
+          <w:noProof/>
+          <w:lang w:val="uk-UA"/>
+        </w:rPr>
+        <w:t>Результат:</w:t>
+      </w:r>
+    </w:p>
+    <w:p>
+      <w:pPr>
+        <w:spacing w:after="0"/>
+        <w:ind w:firstLine="709"/>
+        <w:contextualSpacing/>
+        <w:jc w:val="center"/>
+        <w:rPr>
+          <w:noProof/>
+        </w:rPr>
+      </w:pPr>
+      <w:r>
+        <w:rPr>
+          <w:noProof/>
+        </w:rPr>
+        <w:drawing>
+          <wp:inline distT="0" distB="0" distL="0" distR="0" wp14:anchorId="5B0F25C5" wp14:editId="6F28D26D">
+            <wp:extent cx="4054191" cy="2270957"/>
+            <wp:effectExtent l="0" t="0" r="3810" b="0"/>
+            <wp:docPr id="27" name="Рисунок 27"/>
+            <wp:cNvGraphicFramePr>
+              <a:graphicFrameLocks xmlns:a="http://schemas.openxmlformats.org/drawingml/2006/main" noChangeAspect="1"/>
+            </wp:cNvGraphicFramePr>
+            <a:graphic xmlns:a="http://schemas.openxmlformats.org/drawingml/2006/main">
+              <a:graphicData uri="http://schemas.openxmlformats.org/drawingml/2006/picture">
+                <pic:pic xmlns:pic="http://schemas.openxmlformats.org/drawingml/2006/picture">
+                  <pic:nvPicPr>
+                    <pic:cNvPr id="1" name=""/>
+                    <pic:cNvPicPr/>
+                  </pic:nvPicPr>
+                  <pic:blipFill>
+                    <a:blip r:embed="rId34"/>
+                    <a:stretch>
+                      <a:fillRect/>
+                    </a:stretch>
+                  </pic:blipFill>
+                  <pic:spPr>
+                    <a:xfrm>
+                      <a:off x="0" y="0"/>
+                      <a:ext cx="4054191" cy="2270957"/>
+                    </a:xfrm>
+                    <a:prstGeom prst="rect">
+                      <a:avLst/>
+                    </a:prstGeom>
+                  </pic:spPr>
+                </pic:pic>
+              </a:graphicData>
+            </a:graphic>
+          </wp:inline>
+        </w:drawing>
+      </w:r>
+    </w:p>
+    <w:p>
+      <w:pPr>
+        <w:spacing w:after="0"/>
+        <w:ind w:firstLine="709"/>
+        <w:contextualSpacing/>
+        <w:jc w:val="center"/>
+        <w:rPr>
+          <w:b/>
+          <w:bCs/>
+          <w:noProof/>
+        </w:rPr>
+      </w:pPr>
+      <w:r>
+        <w:rPr>
+          <w:b/>
+          <w:bCs/>
+          <w:noProof/>
+        </w:rPr>
+        <w:t>Обробка ділення на нуль</w:t>
+      </w:r>
+    </w:p>
+    <w:p>
+      <w:pPr>
+        <w:spacing w:after="0"/>
+        <w:ind w:firstLine="709"/>
+        <w:contextualSpacing/>
+        <w:rPr>
+          <w:b/>
+          <w:bCs/>
+          <w:noProof/>
+        </w:rPr>
+      </w:pPr>
+      <w:r>
+        <w:rPr>
+          <w:noProof/>
+          <w:lang w:val="uk-UA"/>
+        </w:rPr>
+        <w:t>Розширити функцію ділення обробкою виняткової ситуації ділення но нуль</w:t>
+      </w:r>
+    </w:p>
+    <w:p>
+      <w:pPr>
+        <w:spacing w:after="0"/>
+        <w:ind w:firstLine="709"/>
+        <w:contextualSpacing/>
+        <w:rPr>
+          <w:noProof/>
+          <w:lang w:val="uk-UA"/>
+        </w:rPr>
+      </w:pPr>
+      <w:r>
+        <w:rPr>
+          <w:noProof/>
+          <w:lang w:val="uk-UA"/>
+        </w:rPr>
+        <w:t>Для виконання другого завдання я</w:t>
+      </w:r>
+      <w:r>
+        <w:rPr>
+          <w:noProof/>
+          <w:lang w:val="uk-UA"/>
+        </w:rPr>
+        <w:t xml:space="preserve"> розширила функцію ділення, додавши перевірку на ділення на нуль. Якщо друге число дорівнює нулю, програма викликає виняток ZeroDivisionError, який обробляється за допомогою try-except. Також додала обробку помилки ValueError для некоректного введення чисел і загального винятку Exception для інших непередбачених помилок. Завдяки цьому калькулятор повідомляє про помилки та продовжує працювати без аварійного завершення.</w:t>
+      </w:r>
+    </w:p>
+    <w:p>
+      <w:pPr>
+        <w:spacing w:after="0"/>
+        <w:ind w:firstLine="709"/>
+        <w:contextualSpacing/>
+        <w:rPr>
+          <w:noProof/>
+          <w:lang w:val="uk-UA"/>
+        </w:rPr>
+      </w:pPr>
+      <w:r>
+        <w:rPr>
+          <w:noProof/>
+          <w:lang w:val="uk-UA"/>
+        </w:rPr>
+        <w:t>Текст програми:</w:t>
+      </w:r>
+    </w:p>
+    <w:p>
+      <w:pPr>
+        <w:spacing w:after="0"/>
+        <w:ind w:firstLine="709"/>
+        <w:contextualSpacing/>
+        <w:jc w:val="center"/>
+        <w:rPr>
+          <w:noProof/>
+          <w:lang w:val="uk-UA"/>
+        </w:rPr>
+      </w:pPr>
+      <w:r>
+        <w:rPr>
+          <w:noProof/>
+          <w:lang w:val="uk-UA"/>
+        </w:rPr>
+        <w:lastRenderedPageBreak/>
+        <w:drawing>
+          <wp:inline distT="0" distB="0" distL="0" distR="0" wp14:anchorId="541A8119" wp14:editId="53C48B34">
+            <wp:extent cx="4457700" cy="5320071"/>
+            <wp:effectExtent l="0" t="0" r="0" b="0"/>
+            <wp:docPr id="28" name="Рисунок 28"/>
+            <wp:cNvGraphicFramePr>
+              <a:graphicFrameLocks xmlns:a="http://schemas.openxmlformats.org/drawingml/2006/main" noChangeAspect="1"/>
+            </wp:cNvGraphicFramePr>
+            <a:graphic xmlns:a="http://schemas.openxmlformats.org/drawingml/2006/main">
+              <a:graphicData uri="http://schemas.openxmlformats.org/drawingml/2006/picture">
+                <pic:pic xmlns:pic="http://schemas.openxmlformats.org/drawingml/2006/picture">
+                  <pic:nvPicPr>
+                    <pic:cNvPr id="1" name=""/>
+                    <pic:cNvPicPr/>
+                  </pic:nvPicPr>
+                  <pic:blipFill>
+                    <a:blip r:embed="rId35"/>
+                    <a:stretch>
+                      <a:fillRect/>
+                    </a:stretch>
+                  </pic:blipFill>
+                  <pic:spPr>
+                    <a:xfrm>
+                      <a:off x="0" y="0"/>
+                      <a:ext cx="4471060" cy="5336016"/>
+                    </a:xfrm>
+                    <a:prstGeom prst="rect">
+                      <a:avLst/>
+                    </a:prstGeom>
+                  </pic:spPr>
+                </pic:pic>
+              </a:graphicData>
+            </a:graphic>
+          </wp:inline>
+        </w:drawing>
+      </w:r>
+    </w:p>
+    <w:p>
+      <w:pPr>
+        <w:spacing w:after="0"/>
+        <w:ind w:firstLine="709"/>
+        <w:contextualSpacing/>
+        <w:jc w:val="center"/>
+        <w:rPr>
+          <w:noProof/>
+          <w:lang w:val="uk-UA"/>
+        </w:rPr>
+      </w:pPr>
+      <w:r>
+        <w:rPr>
+          <w:noProof/>
+          <w:lang w:val="uk-UA"/>
+        </w:rPr>
+        <w:drawing>
+          <wp:inline distT="0" distB="0" distL="0" distR="0" wp14:anchorId="227D8901" wp14:editId="7A6C15CD">
+            <wp:extent cx="4518660" cy="3297979"/>
+            <wp:effectExtent l="0" t="0" r="0" b="0"/>
+            <wp:docPr id="29" name="Рисунок 29"/>
+            <wp:cNvGraphicFramePr>
+              <a:graphicFrameLocks xmlns:a="http://schemas.openxmlformats.org/drawingml/2006/main" noChangeAspect="1"/>
+            </wp:cNvGraphicFramePr>
+            <a:graphic xmlns:a="http://schemas.openxmlformats.org/drawingml/2006/main">
+              <a:graphicData uri="http://schemas.openxmlformats.org/drawingml/2006/picture">
+                <pic:pic xmlns:pic="http://schemas.openxmlformats.org/drawingml/2006/picture">
+                  <pic:nvPicPr>
+                    <pic:cNvPr id="1" name=""/>
+                    <pic:cNvPicPr/>
+                  </pic:nvPicPr>
+                  <pic:blipFill>
+                    <a:blip r:embed="rId36"/>
+                    <a:stretch>
+                      <a:fillRect/>
+                    </a:stretch>
+                  </pic:blipFill>
+                  <pic:spPr>
+                    <a:xfrm>
+                      <a:off x="0" y="0"/>
+                      <a:ext cx="4539117" cy="3312910"/>
+                    </a:xfrm>
+                    <a:prstGeom prst="rect">
+                      <a:avLst/>
+                    </a:prstGeom>
+                  </pic:spPr>
+                </pic:pic>
+              </a:graphicData>
+            </a:graphic>
+          </wp:inline>
+        </w:drawing>
+      </w:r>
+    </w:p>
+    <w:p>
+      <w:pPr>
+        <w:spacing w:after="0"/>
+        <w:ind w:firstLine="709"/>
+        <w:contextualSpacing/>
+        <w:rPr>
+          <w:noProof/>
+          <w:lang w:val="uk-UA"/>
+        </w:rPr>
+      </w:pPr>
+      <w:r>
+        <w:rPr>
+          <w:noProof/>
+          <w:lang w:val="uk-UA"/>
+        </w:rPr>
+        <w:lastRenderedPageBreak/>
+        <w:t>Результат:</w:t>
+      </w:r>
+    </w:p>
+    <w:p>
+      <w:pPr>
+        <w:spacing w:after="0"/>
+        <w:ind w:firstLine="709"/>
+        <w:contextualSpacing/>
+        <w:jc w:val="center"/>
+        <w:rPr>
+          <w:noProof/>
+        </w:rPr>
+      </w:pPr>
+      <w:r>
+        <w:rPr>
+          <w:noProof/>
+        </w:rPr>
+        <w:drawing>
+          <wp:inline distT="0" distB="0" distL="0" distR="0" wp14:anchorId="6761236E" wp14:editId="14992A53">
+            <wp:extent cx="4000847" cy="2430991"/>
+            <wp:effectExtent l="0" t="0" r="0" b="7620"/>
+            <wp:docPr id="35" name="Рисунок 35"/>
+            <wp:cNvGraphicFramePr>
+              <a:graphicFrameLocks xmlns:a="http://schemas.openxmlformats.org/drawingml/2006/main" noChangeAspect="1"/>
+            </wp:cNvGraphicFramePr>
+            <a:graphic xmlns:a="http://schemas.openxmlformats.org/drawingml/2006/main">
+              <a:graphicData uri="http://schemas.openxmlformats.org/drawingml/2006/picture">
+                <pic:pic xmlns:pic="http://schemas.openxmlformats.org/drawingml/2006/picture">
+                  <pic:nvPicPr>
+                    <pic:cNvPr id="1" name=""/>
+                    <pic:cNvPicPr/>
+                  </pic:nvPicPr>
+                  <pic:blipFill>
+                    <a:blip r:embed="rId37"/>
+                    <a:stretch>
+                      <a:fillRect/>
+                    </a:stretch>
+                  </pic:blipFill>
+                  <pic:spPr>
+                    <a:xfrm>
+                      <a:off x="0" y="0"/>
+                      <a:ext cx="4000847" cy="2430991"/>
+                    </a:xfrm>
+                    <a:prstGeom prst="rect">
+                      <a:avLst/>
+                    </a:prstGeom>
+                  </pic:spPr>
+                </pic:pic>
+              </a:graphicData>
+            </a:graphic>
+          </wp:inline>
+        </w:drawing>
+      </w:r>
+    </w:p>
+    <w:p>
+      <w:pPr>
+        <w:spacing w:after="0"/>
+        <w:ind w:firstLine="709"/>
+        <w:contextualSpacing/>
+        <w:jc w:val="center"/>
+        <w:rPr>
+          <w:b/>
+          <w:bCs/>
+          <w:noProof/>
+        </w:rPr>
+      </w:pPr>
+      <w:r>
+        <w:rPr>
+          <w:b/>
+          <w:bCs/>
+          <w:noProof/>
+        </w:rPr>
+        <w:t>Робота відповідно до Python Exceptions Reference</w:t>
+      </w:r>
+    </w:p>
+    <w:p>
+      <w:pPr>
+        <w:spacing w:after="0"/>
+        <w:ind w:firstLine="709"/>
+        <w:contextualSpacing/>
+        <w:rPr>
+          <w:lang w:val="uk-UA"/>
+        </w:rPr>
+      </w:pPr>
+      <w:r>
+        <w:rPr>
+          <w:lang w:val="uk-UA"/>
+        </w:rPr>
+        <w:t xml:space="preserve">Ознайомитись зі списком виняткових ситуацій за посиланням </w:t>
+      </w:r>
+      <w:hyperlink r:id="rId38" w:history="1">
+        <w:r>
+          <w:rPr>
+            <w:rStyle w:val="a4"/>
+            <w:lang w:val="uk-UA"/>
+          </w:rPr>
+          <w:t>https://docs.python.org/3/library/exceptions.html</w:t>
+        </w:r>
+      </w:hyperlink>
+      <w:r>
+        <w:rPr>
+          <w:lang w:val="uk-UA"/>
+        </w:rPr>
+        <w:t>.</w:t>
+      </w:r>
+    </w:p>
+    <w:p>
+      <w:pPr>
+        <w:spacing w:after="0"/>
+        <w:ind w:firstLine="709"/>
+        <w:contextualSpacing/>
+        <w:rPr>
+          <w:noProof/>
+          <w:lang w:val="uk-UA"/>
+        </w:rPr>
+      </w:pPr>
+      <w:r>
+        <w:rPr>
+          <w:noProof/>
+          <w:lang w:val="uk-UA"/>
+        </w:rPr>
+        <w:t>Я вдосконалила калькулятор, винісши введення чисел і перевірку математичних операцій в окремі функції get_number() та get_operation(). Додала обробку некоректного введення, перевірку допустимих операцій і можливість завершити програму, ввівши q на будь-якому етапі. Також зберегла обробку винятків для ділення на нуль та інших арифметичних і непередбачуваних помилок. Завдяки цим змінам програма стала зручнішою у використанні та надійнішою.</w:t>
+      </w:r>
+    </w:p>
+    <w:p>
+      <w:pPr>
+        <w:spacing w:after="0"/>
+        <w:ind w:firstLine="709"/>
+        <w:contextualSpacing/>
+        <w:rPr>
+          <w:noProof/>
+          <w:lang w:val="uk-UA"/>
+        </w:rPr>
+      </w:pPr>
+      <w:r>
+        <w:rPr>
+          <w:noProof/>
+          <w:lang w:val="uk-UA"/>
+        </w:rPr>
+        <w:t xml:space="preserve">Текст </w:t>
+      </w:r>
+      <w:r>
+        <w:rPr>
+          <w:noProof/>
+          <w:lang w:val="uk-UA"/>
+        </w:rPr>
+        <w:t>програми:</w:t>
+      </w:r>
+    </w:p>
+    <w:p>
+      <w:pPr>
+        <w:spacing w:after="0"/>
+        <w:ind w:firstLine="709"/>
+        <w:contextualSpacing/>
+        <w:jc w:val="center"/>
+        <w:rPr>
+          <w:noProof/>
+          <w:lang w:val="uk-UA"/>
+        </w:rPr>
+      </w:pPr>
+      <w:r>
+        <w:rPr>
+          <w:noProof/>
+          <w:lang w:val="uk-UA"/>
+        </w:rPr>
+        <w:lastRenderedPageBreak/>
+        <w:drawing>
+          <wp:inline distT="0" distB="0" distL="0" distR="0" wp14:anchorId="09A6A58C" wp14:editId="1D164984">
+            <wp:extent cx="4236720" cy="4779463"/>
+            <wp:effectExtent l="0" t="0" r="0" b="2540"/>
+            <wp:docPr id="30" name="Рисунок 30"/>
+            <wp:cNvGraphicFramePr>
+              <a:graphicFrameLocks xmlns:a="http://schemas.openxmlformats.org/drawingml/2006/main" noChangeAspect="1"/>
+            </wp:cNvGraphicFramePr>
+            <a:graphic xmlns:a="http://schemas.openxmlformats.org/drawingml/2006/main">
+              <a:graphicData uri="http://schemas.openxmlformats.org/drawingml/2006/picture">
+                <pic:pic xmlns:pic="http://schemas.openxmlformats.org/drawingml/2006/picture">
+                  <pic:nvPicPr>
+                    <pic:cNvPr id="1" name=""/>
+                    <pic:cNvPicPr/>
+                  </pic:nvPicPr>
+                  <pic:blipFill>
+                    <a:blip r:embed="rId39"/>
+                    <a:stretch>
+                      <a:fillRect/>
+                    </a:stretch>
+                  </pic:blipFill>
+                  <pic:spPr>
+                    <a:xfrm>
+                      <a:off x="0" y="0"/>
+                      <a:ext cx="4310004" cy="4862135"/>
+                    </a:xfrm>
+                    <a:prstGeom prst="rect">
+                      <a:avLst/>
+                    </a:prstGeom>
+                  </pic:spPr>
+                </pic:pic>
+              </a:graphicData>
+            </a:graphic>
+          </wp:inline>
+        </w:drawing>
+      </w:r>
+    </w:p>
+    <w:p>
+      <w:pPr>
+        <w:spacing w:after="0"/>
+        <w:ind w:firstLine="709"/>
+        <w:contextualSpacing/>
+        <w:jc w:val="center"/>
+        <w:rPr>
+          <w:noProof/>
+          <w:lang w:val="uk-UA"/>
+        </w:rPr>
+      </w:pPr>
+      <w:r>
+        <w:rPr>
+          <w:noProof/>
+          <w:lang w:val="uk-UA"/>
+        </w:rPr>
+        <w:drawing>
+          <wp:inline distT="0" distB="0" distL="0" distR="0" wp14:anchorId="61D76498" wp14:editId="09FBC2DA">
+            <wp:extent cx="3108960" cy="3931360"/>
+            <wp:effectExtent l="0" t="0" r="0" b="0"/>
+            <wp:docPr id="33" name="Рисунок 33"/>
+            <wp:cNvGraphicFramePr>
+              <a:graphicFrameLocks xmlns:a="http://schemas.openxmlformats.org/drawingml/2006/main" noChangeAspect="1"/>
+            </wp:cNvGraphicFramePr>
+            <a:graphic xmlns:a="http://schemas.openxmlformats.org/drawingml/2006/main">
+              <a:graphicData uri="http://schemas.openxmlformats.org/drawingml/2006/picture">
+                <pic:pic xmlns:pic="http://schemas.openxmlformats.org/drawingml/2006/picture">
+                  <pic:nvPicPr>
+                    <pic:cNvPr id="1" name=""/>
+                    <pic:cNvPicPr/>
+                  </pic:nvPicPr>
+                  <pic:blipFill>
+                    <a:blip r:embed="rId40"/>
+                    <a:stretch>
+                      <a:fillRect/>
+                    </a:stretch>
+                  </pic:blipFill>
+                  <pic:spPr>
+                    <a:xfrm>
+                      <a:off x="0" y="0"/>
+                      <a:ext cx="3140187" cy="3970847"/>
+                    </a:xfrm>
+                    <a:prstGeom prst="rect">
+                      <a:avLst/>
+                    </a:prstGeom>
+                  </pic:spPr>
+                </pic:pic>
+              </a:graphicData>
+            </a:graphic>
+          </wp:inline>
+        </w:drawing>
+      </w:r>
+    </w:p>
+    <w:p>
+      <w:pPr>
+        <w:spacing w:after="0"/>
+        <w:ind w:firstLine="709"/>
+        <w:contextualSpacing/>
+        <w:jc w:val="center"/>
+        <w:rPr>
+          <w:noProof/>
+          <w:lang w:val="uk-UA"/>
+        </w:rPr>
+      </w:pPr>
+      <w:r>
+        <w:rPr>
+          <w:noProof/>
+          <w:lang w:val="uk-UA"/>
+        </w:rPr>
+        <w:lastRenderedPageBreak/>
+        <w:drawing>
+          <wp:inline distT="0" distB="0" distL="0" distR="0" wp14:anchorId="306FB9C5" wp14:editId="3F8A6212">
+            <wp:extent cx="4175760" cy="783823"/>
+            <wp:effectExtent l="0" t="0" r="0" b="0"/>
+            <wp:docPr id="32" name="Рисунок 32"/>
+            <wp:cNvGraphicFramePr>
+              <a:graphicFrameLocks xmlns:a="http://schemas.openxmlformats.org/drawingml/2006/main" noChangeAspect="1"/>
+            </wp:cNvGraphicFramePr>
+            <a:graphic xmlns:a="http://schemas.openxmlformats.org/drawingml/2006/main">
+              <a:graphicData uri="http://schemas.openxmlformats.org/drawingml/2006/picture">
+                <pic:pic xmlns:pic="http://schemas.openxmlformats.org/drawingml/2006/picture">
+                  <pic:nvPicPr>
+                    <pic:cNvPr id="1" name=""/>
+                    <pic:cNvPicPr/>
+                  </pic:nvPicPr>
+                  <pic:blipFill>
+                    <a:blip r:embed="rId41"/>
+                    <a:stretch>
+                      <a:fillRect/>
+                    </a:stretch>
+                  </pic:blipFill>
+                  <pic:spPr>
+                    <a:xfrm>
+                      <a:off x="0" y="0"/>
+                      <a:ext cx="4196005" cy="787623"/>
+                    </a:xfrm>
+                    <a:prstGeom prst="rect">
+                      <a:avLst/>
+                    </a:prstGeom>
+                  </pic:spPr>
+                </pic:pic>
+              </a:graphicData>
+            </a:graphic>
+          </wp:inline>
+        </w:drawing>
+      </w:r>
+    </w:p>
+    <w:p>
+      <w:pPr>
+        <w:spacing w:after="0"/>
+        <w:ind w:firstLine="709"/>
+        <w:contextualSpacing/>
+        <w:rPr>
+          <w:noProof/>
+          <w:lang w:val="uk-UA"/>
+        </w:rPr>
+      </w:pPr>
+      <w:r>
+        <w:rPr>
+          <w:noProof/>
+          <w:lang w:val="uk-UA"/>
+        </w:rPr>
+        <w:t>Результат:</w:t>
+      </w:r>
+    </w:p>
+    <w:p>
+      <w:pPr>
+        <w:spacing w:after="0"/>
+        <w:ind w:firstLine="709"/>
+        <w:contextualSpacing/>
+        <w:jc w:val="center"/>
+        <w:rPr>
+          <w:noProof/>
+        </w:rPr>
+      </w:pPr>
+      <w:r>
+        <w:rPr>
+          <w:noProof/>
+        </w:rPr>
+        <w:drawing>
+          <wp:inline distT="0" distB="0" distL="0" distR="0" wp14:anchorId="52089968" wp14:editId="2EF20E96">
+            <wp:extent cx="4526672" cy="2911092"/>
+            <wp:effectExtent l="0" t="0" r="7620" b="3810"/>
+            <wp:docPr id="34" name="Рисунок 34"/>
+            <wp:cNvGraphicFramePr>
+              <a:graphicFrameLocks xmlns:a="http://schemas.openxmlformats.org/drawingml/2006/main" noChangeAspect="1"/>
+            </wp:cNvGraphicFramePr>
+            <a:graphic xmlns:a="http://schemas.openxmlformats.org/drawingml/2006/main">
+              <a:graphicData uri="http://schemas.openxmlformats.org/drawingml/2006/picture">
+                <pic:pic xmlns:pic="http://schemas.openxmlformats.org/drawingml/2006/picture">
+                  <pic:nvPicPr>
+                    <pic:cNvPr id="1" name=""/>
+                    <pic:cNvPicPr/>
+                  </pic:nvPicPr>
+                  <pic:blipFill>
+                    <a:blip r:embed="rId42"/>
+                    <a:stretch>
+                      <a:fillRect/>
+                    </a:stretch>
+                  </pic:blipFill>
+                  <pic:spPr>
+                    <a:xfrm>
+                      <a:off x="0" y="0"/>
+                      <a:ext cx="4526672" cy="2911092"/>
+                    </a:xfrm>
+                    <a:prstGeom prst="rect">
+                      <a:avLst/>
+                    </a:prstGeom>
+                  </pic:spPr>
+                </pic:pic>
+              </a:graphicData>
+            </a:graphic>
+          </wp:inline>
+        </w:drawing>
+      </w:r>
+    </w:p>
+    <w:p>
+      <w:pPr>
+        <w:spacing w:after="0"/>
+        <w:ind w:firstLine="0"/>
+        <w:contextualSpacing/>
+        <w:rPr>
+          <w:lang w:val="ru-RU"/>
+        </w:rPr>
+      </w:pPr>
+      <w:r>
+        <w:rPr>
+          <w:lang w:val="uk-UA"/>
+        </w:rPr>
+        <w:t xml:space="preserve">Посилання на </w:t>
+      </w:r>
+      <w:proofErr w:type="spellStart"/>
+      <w:r>
+        <w:t>github</w:t>
+      </w:r>
+      <w:proofErr w:type="spellEnd"/>
+      <w:r>
+        <w:rPr>
+          <w:lang w:val="ru-RU"/>
+        </w:rPr>
+        <w:t>:</w:t>
+      </w:r>
+      <w:r>
+        <w:rPr>
+          <w:lang w:val="ru-RU"/>
+        </w:rPr>
+        <w:t xml:space="preserve"> </w:t>
+      </w:r>
+    </w:p>
+    <w:p>
+      <w:pPr>
+        <w:spacing w:after="0"/>
+        <w:ind w:firstLine="0"/>
+        <w:contextualSpacing/>
+        <w:rPr>
+          <w:lang w:val="ru-RU"/>
+        </w:rPr>
+      </w:pPr>
+      <w:hyperlink r:id="rId43" w:history="1">
+        <w:r>
+          <w:rPr>
+            <w:rStyle w:val="a4"/>
+            <w:lang w:val="ru-RU"/>
+          </w:rPr>
+          <w:t>https://github.com/daryehorova/DariaYehorovaKB252.git</w:t>
+        </w:r>
+      </w:hyperlink>
+    </w:p>
+    <w:p>
+      <w:pPr>
+        <w:spacing w:after="0"/>
+        <w:ind w:firstLine="0"/>
+        <w:contextualSpacing/>
+        <w:rPr>
+          <w:lang w:val="ru-RU"/>
+        </w:rPr>
+      </w:pPr>
+      <w:r>
+        <w:rPr>
+          <w:lang w:val="uk-UA"/>
+        </w:rPr>
+        <w:t xml:space="preserve">Знімок екрану з посилання на </w:t>
+      </w:r>
+      <w:proofErr w:type="spellStart"/>
+      <w:r>
+        <w:t>github</w:t>
+      </w:r>
+      <w:proofErr w:type="spellEnd"/>
+      <w:r>
+        <w:rPr>
+          <w:lang w:val="ru-RU"/>
+        </w:rPr>
+        <w:t>:</w:t>
+      </w:r>
+      <w:r>
+        <w:rPr>
+          <w:lang w:val="ru-RU"/>
+        </w:rPr>
+        <w:t xml:space="preserve"> </w:t>
+      </w:r>
+    </w:p>
+    <w:p>
+      <w:pPr>
+        <w:spacing w:after="0"/>
         <w:ind w:firstLine="0"/>
         <w:contextualSpacing/>
         <w:rPr>
@@ -4148,9 +5137,9 @@
     </w:p>
     <w:sectPr>
       <w:pgSz w:w="12240" w:h="15840"/>
-      <w:pgMar w:top="1440" w:right="1440" w:bottom="1440" w:left="1440" w:header="720" w:footer="720" w:gutter="0"/>
+      <w:pgMar w:top="851" w:right="851" w:bottom="851" w:left="1134" w:header="720" w:footer="720" w:gutter="0"/>
       <w:cols w:space="720"/>
-      <w:docGrid w:linePitch="360"/>
+      <w:docGrid w:linePitch="381"/>
     </w:sectPr>
   </w:body>
 </w:document>
@@ -4341,6 +5330,36 @@
   </w:num>
   <w:num w:numId="2">
     <w:abstractNumId w:val="1"/>
+  </w:num>
+  <w:num w:numId="3">
+    <w:abstractNumId w:val="1"/>
+    <w:lvlOverride w:ilvl="0">
+      <w:startOverride w:val="1"/>
+    </w:lvlOverride>
+    <w:lvlOverride w:ilvl="1">
+      <w:startOverride w:val="1"/>
+    </w:lvlOverride>
+    <w:lvlOverride w:ilvl="2">
+      <w:startOverride w:val="1"/>
+    </w:lvlOverride>
+    <w:lvlOverride w:ilvl="3">
+      <w:startOverride w:val="1"/>
+    </w:lvlOverride>
+    <w:lvlOverride w:ilvl="4">
+      <w:startOverride w:val="1"/>
+    </w:lvlOverride>
+    <w:lvlOverride w:ilvl="5">
+      <w:startOverride w:val="1"/>
+    </w:lvlOverride>
+    <w:lvlOverride w:ilvl="6">
+      <w:startOverride w:val="1"/>
+    </w:lvlOverride>
+    <w:lvlOverride w:ilvl="7">
+      <w:startOverride w:val="1"/>
+    </w:lvlOverride>
+    <w:lvlOverride w:ilvl="8">
+      <w:startOverride w:val="1"/>
+    </w:lvlOverride>
   </w:num>
 </w:numbering>
 </file>

--- a/TP-KB-252-Daria-Yehorova-lpr.docx
+++ b/TP-KB-252-Daria-Yehorova-lpr.docx
@@ -4171,7 +4171,7 @@
           <w:bCs/>
           <w:lang w:val="uk-UA"/>
         </w:rPr>
-        <w:t>Функції та змінні</w:t>
+        <w:t>Виняткові ситуації</w:t>
       </w:r>
     </w:p>
     <w:p>
@@ -5046,31 +5046,16 @@
         <w:ind w:firstLine="0"/>
         <w:contextualSpacing/>
         <w:rPr>
-          <w:lang w:val="ru-RU"/>
-        </w:rPr>
-      </w:pPr>
-      <w:r>
-        <w:rPr>
-          <w:lang w:val="uk-UA"/>
-        </w:rPr>
-        <w:t xml:space="preserve">Посилання на </w:t>
-      </w:r>
-      <w:proofErr w:type="spellStart"/>
-      <w:r>
-        <w:t>github</w:t>
-      </w:r>
-      <w:proofErr w:type="spellEnd"/>
-      <w:r>
-        <w:rPr>
-          <w:lang w:val="ru-RU"/>
-        </w:rPr>
-        <w:t>:</w:t>
-      </w:r>
-      <w:r>
-        <w:rPr>
-          <w:lang w:val="ru-RU"/>
-        </w:rPr>
-        <w:t xml:space="preserve"> </w:t>
+          <w:noProof/>
+          <w:lang w:val="uk-UA"/>
+        </w:rPr>
+      </w:pPr>
+      <w:r>
+        <w:rPr>
+          <w:noProof/>
+          <w:lang w:val="uk-UA"/>
+        </w:rPr>
+        <w:t xml:space="preserve">Посилання на github: </w:t>
       </w:r>
     </w:p>
     <w:p>
@@ -5079,16 +5064,18 @@
         <w:ind w:firstLine="0"/>
         <w:contextualSpacing/>
         <w:rPr>
-          <w:lang w:val="ru-RU"/>
+          <w:noProof/>
+          <w:lang w:val="uk-UA"/>
         </w:rPr>
       </w:pPr>
       <w:hyperlink r:id="rId43" w:history="1">
         <w:r>
           <w:rPr>
             <w:rStyle w:val="a4"/>
-            <w:lang w:val="ru-RU"/>
+            <w:noProof/>
+            <w:lang w:val="uk-UA"/>
           </w:rPr>
-          <w:t>https://github.com/daryehorova/DariaYehorovaKB252.git</w:t>
+          <w:t>https://github.com/daryehorova/TP-KB-252-Daria-Yehorova.git</w:t>
         </w:r>
       </w:hyperlink>
     </w:p>
@@ -5098,32 +5085,1275 @@
         <w:ind w:firstLine="0"/>
         <w:contextualSpacing/>
         <w:rPr>
-          <w:lang w:val="ru-RU"/>
-        </w:rPr>
-      </w:pPr>
-      <w:r>
-        <w:rPr>
-          <w:lang w:val="uk-UA"/>
-        </w:rPr>
-        <w:t xml:space="preserve">Знімок екрану з посилання на </w:t>
-      </w:r>
-      <w:proofErr w:type="spellStart"/>
-      <w:r>
-        <w:t>github</w:t>
-      </w:r>
-      <w:proofErr w:type="spellEnd"/>
-      <w:r>
-        <w:rPr>
-          <w:lang w:val="ru-RU"/>
+          <w:noProof/>
+          <w:lang w:val="uk-UA"/>
+        </w:rPr>
+      </w:pPr>
+      <w:r>
+        <w:rPr>
+          <w:noProof/>
+          <w:lang w:val="uk-UA"/>
+        </w:rPr>
+        <w:t xml:space="preserve">Знімок екрану з посилання на github: </w:t>
+      </w:r>
+    </w:p>
+    <w:p>
+      <w:pPr>
+        <w:spacing w:after="0"/>
+        <w:ind w:firstLine="0"/>
+        <w:contextualSpacing/>
+        <w:jc w:val="center"/>
+        <w:rPr>
+          <w:noProof/>
+          <w:lang w:val="uk-UA"/>
+        </w:rPr>
+      </w:pPr>
+      <w:r>
+        <w:rPr>
+          <w:noProof/>
+          <w:lang w:val="uk-UA"/>
+        </w:rPr>
+        <w:drawing>
+          <wp:inline distT="0" distB="0" distL="0" distR="0" wp14:anchorId="2639C429" wp14:editId="62F999FD">
+            <wp:extent cx="6511925" cy="3298190"/>
+            <wp:effectExtent l="0" t="0" r="3175" b="0"/>
+            <wp:docPr id="49" name="Рисунок 49"/>
+            <wp:cNvGraphicFramePr>
+              <a:graphicFrameLocks xmlns:a="http://schemas.openxmlformats.org/drawingml/2006/main" noChangeAspect="1"/>
+            </wp:cNvGraphicFramePr>
+            <a:graphic xmlns:a="http://schemas.openxmlformats.org/drawingml/2006/main">
+              <a:graphicData uri="http://schemas.openxmlformats.org/drawingml/2006/picture">
+                <pic:pic xmlns:pic="http://schemas.openxmlformats.org/drawingml/2006/picture">
+                  <pic:nvPicPr>
+                    <pic:cNvPr id="1" name=""/>
+                    <pic:cNvPicPr/>
+                  </pic:nvPicPr>
+                  <pic:blipFill>
+                    <a:blip r:embed="rId44"/>
+                    <a:stretch>
+                      <a:fillRect/>
+                    </a:stretch>
+                  </pic:blipFill>
+                  <pic:spPr>
+                    <a:xfrm>
+                      <a:off x="0" y="0"/>
+                      <a:ext cx="6511925" cy="3298190"/>
+                    </a:xfrm>
+                    <a:prstGeom prst="rect">
+                      <a:avLst/>
+                    </a:prstGeom>
+                  </pic:spPr>
+                </pic:pic>
+              </a:graphicData>
+            </a:graphic>
+          </wp:inline>
+        </w:drawing>
+      </w:r>
+    </w:p>
+    <w:p>
+      <w:pPr>
+        <w:spacing w:after="0"/>
+        <w:ind w:firstLine="0"/>
+        <w:contextualSpacing/>
+        <w:rPr>
+          <w:lang w:val="uk-UA"/>
+        </w:rPr>
+      </w:pPr>
+    </w:p>
+    <w:p>
+      <w:pPr>
+        <w:spacing w:after="0"/>
+        <w:ind w:firstLine="709"/>
+        <w:contextualSpacing/>
+        <w:jc w:val="right"/>
+        <w:rPr>
+          <w:b/>
+          <w:bCs/>
+          <w:lang w:val="uk-UA"/>
+        </w:rPr>
+      </w:pPr>
+      <w:r>
+        <w:rPr>
+          <w:b/>
+          <w:bCs/>
+          <w:lang w:val="uk-UA"/>
+        </w:rPr>
+        <w:lastRenderedPageBreak/>
+        <w:t>Звіт до Теми №</w:t>
+      </w:r>
+      <w:r>
+        <w:rPr>
+          <w:b/>
+          <w:bCs/>
+          <w:lang w:val="uk-UA"/>
+        </w:rPr>
+        <w:t>5</w:t>
+      </w:r>
+    </w:p>
+    <w:p>
+      <w:pPr>
+        <w:spacing w:after="0"/>
+        <w:ind w:firstLine="709"/>
+        <w:contextualSpacing/>
+        <w:jc w:val="right"/>
+        <w:rPr>
+          <w:b/>
+          <w:bCs/>
+          <w:lang w:val="uk-UA"/>
+        </w:rPr>
+      </w:pPr>
+      <w:r>
+        <w:rPr>
+          <w:b/>
+          <w:bCs/>
+          <w:lang w:val="uk-UA"/>
+        </w:rPr>
+        <w:t>Бібліотеки</w:t>
+      </w:r>
+    </w:p>
+    <w:p>
+      <w:pPr>
+        <w:spacing w:after="0"/>
+        <w:ind w:firstLine="709"/>
+        <w:contextualSpacing/>
+        <w:rPr>
+          <w:lang w:val="uk-UA"/>
+        </w:rPr>
+      </w:pPr>
+      <w:r>
+        <w:rPr>
+          <w:lang w:val="uk-UA"/>
+        </w:rPr>
+        <w:t>Під час виконання практичного завдання до Теми №</w:t>
+      </w:r>
+      <w:r>
+        <w:t>5</w:t>
+      </w:r>
+      <w:r>
+        <w:rPr>
+          <w:lang w:val="uk-UA"/>
+        </w:rPr>
+        <w:t xml:space="preserve"> було надано варіанти рішення до наступних задач:</w:t>
+      </w:r>
+    </w:p>
+    <w:p>
+      <w:pPr>
+        <w:spacing w:after="0"/>
+        <w:ind w:firstLine="709"/>
+        <w:contextualSpacing/>
+        <w:jc w:val="center"/>
+        <w:rPr>
+          <w:b/>
+          <w:bCs/>
+          <w:lang w:val="uk-UA"/>
+        </w:rPr>
+      </w:pPr>
+      <w:r>
+        <w:rPr>
+          <w:b/>
+          <w:bCs/>
+          <w:lang w:val="uk-UA"/>
+        </w:rPr>
+        <w:t>Гра «Камінь, ножиці, папір»</w:t>
+      </w:r>
+    </w:p>
+    <w:p>
+      <w:pPr>
+        <w:spacing w:after="0"/>
+        <w:ind w:firstLine="709"/>
+        <w:contextualSpacing/>
+        <w:rPr>
+          <w:noProof/>
+          <w:lang w:val="uk-UA"/>
+        </w:rPr>
+      </w:pPr>
+      <w:r>
+        <w:rPr>
+          <w:noProof/>
+          <w:lang w:val="uk-UA"/>
+        </w:rPr>
+        <w:t>Необхідно створити г</w:t>
+      </w:r>
+      <w:r>
+        <w:rPr>
+          <w:noProof/>
+          <w:lang w:val="uk-UA"/>
+        </w:rPr>
+        <w:t>р</w:t>
+      </w:r>
+      <w:r>
+        <w:rPr>
+          <w:noProof/>
+          <w:lang w:val="uk-UA"/>
+        </w:rPr>
+        <w:t>у</w:t>
+      </w:r>
+      <w:r>
+        <w:rPr>
+          <w:noProof/>
+          <w:lang w:val="uk-UA"/>
+        </w:rPr>
+        <w:t xml:space="preserve"> з комп’ютером: камінь, ножиці, папір. Програма виконує запит від користувача на введення одного із значень ["stone", "scissor", "paper"]. Наступним кроком, використовуючи модуль random, програма у випадковому порядку вибирає одне із значень ["stone", "scissor", "paper"]. В залежності від умови, що камінь перемагає ножиці, ножиці перемагають папір, а папір перемагає камінь визначити переможця.</w:t>
+      </w:r>
+    </w:p>
+    <w:p>
+      <w:pPr>
+        <w:spacing w:after="0"/>
+        <w:ind w:firstLine="709"/>
+        <w:contextualSpacing/>
+        <w:rPr>
+          <w:noProof/>
+          <w:lang w:val="uk-UA"/>
+        </w:rPr>
+      </w:pPr>
+      <w:r>
+        <w:rPr>
+          <w:noProof/>
+          <w:lang w:val="uk-UA"/>
+        </w:rPr>
+        <w:t xml:space="preserve">У першому завданні я </w:t>
+      </w:r>
+      <w:r>
+        <w:rPr>
+          <w:noProof/>
+          <w:lang w:val="uk-UA"/>
+        </w:rPr>
+        <w:t>створила гру «Камінь, ножиці, папір», у якій користувач грає проти комп’ютера. За допомогою модуля random комп’ютер випадково обирає один із трьох варіантів. Переможець визначається за правилами гри: камінь перемагає ножиці, ножиці перемагають папір, а папір перемагає камінь. Якщо обидва гравці обирають однаковий варіант, оголошується нічия. Також додала перевірку введення, щоб програма повідомляла про неправильний вибір, і можливість вийти з гри, ввівши q.</w:t>
+      </w:r>
+    </w:p>
+    <w:p>
+      <w:pPr>
+        <w:spacing w:after="0"/>
+        <w:ind w:firstLine="709"/>
+        <w:contextualSpacing/>
+        <w:rPr>
+          <w:noProof/>
+          <w:lang w:val="uk-UA"/>
+        </w:rPr>
+      </w:pPr>
+      <w:r>
+        <w:rPr>
+          <w:noProof/>
+          <w:lang w:val="uk-UA"/>
+        </w:rPr>
+        <w:t>Текст програми:</w:t>
+      </w:r>
+    </w:p>
+    <w:p>
+      <w:pPr>
+        <w:spacing w:after="0"/>
+        <w:ind w:firstLine="709"/>
+        <w:contextualSpacing/>
+        <w:jc w:val="center"/>
+        <w:rPr>
+          <w:lang w:val="uk-UA"/>
+        </w:rPr>
+      </w:pPr>
+      <w:r>
+        <w:rPr>
+          <w:lang w:val="uk-UA"/>
+        </w:rPr>
+        <w:lastRenderedPageBreak/>
+        <w:drawing>
+          <wp:inline distT="0" distB="0" distL="0" distR="0" wp14:anchorId="4C39B59F" wp14:editId="4223C05B">
+            <wp:extent cx="4998720" cy="5154559"/>
+            <wp:effectExtent l="0" t="0" r="0" b="8255"/>
+            <wp:docPr id="36" name="Рисунок 36"/>
+            <wp:cNvGraphicFramePr>
+              <a:graphicFrameLocks xmlns:a="http://schemas.openxmlformats.org/drawingml/2006/main" noChangeAspect="1"/>
+            </wp:cNvGraphicFramePr>
+            <a:graphic xmlns:a="http://schemas.openxmlformats.org/drawingml/2006/main">
+              <a:graphicData uri="http://schemas.openxmlformats.org/drawingml/2006/picture">
+                <pic:pic xmlns:pic="http://schemas.openxmlformats.org/drawingml/2006/picture">
+                  <pic:nvPicPr>
+                    <pic:cNvPr id="1" name=""/>
+                    <pic:cNvPicPr/>
+                  </pic:nvPicPr>
+                  <pic:blipFill>
+                    <a:blip r:embed="rId45"/>
+                    <a:stretch>
+                      <a:fillRect/>
+                    </a:stretch>
+                  </pic:blipFill>
+                  <pic:spPr>
+                    <a:xfrm>
+                      <a:off x="0" y="0"/>
+                      <a:ext cx="5067903" cy="5225899"/>
+                    </a:xfrm>
+                    <a:prstGeom prst="rect">
+                      <a:avLst/>
+                    </a:prstGeom>
+                  </pic:spPr>
+                </pic:pic>
+              </a:graphicData>
+            </a:graphic>
+          </wp:inline>
+        </w:drawing>
+      </w:r>
+    </w:p>
+    <w:p>
+      <w:pPr>
+        <w:spacing w:after="0"/>
+        <w:ind w:firstLine="709"/>
+        <w:contextualSpacing/>
+        <w:rPr>
+          <w:lang w:val="uk-UA"/>
+        </w:rPr>
+      </w:pPr>
+      <w:r>
+        <w:rPr>
+          <w:lang w:val="uk-UA"/>
+        </w:rPr>
+        <w:t>Результат:</w:t>
+      </w:r>
+    </w:p>
+    <w:p>
+      <w:pPr>
+        <w:spacing w:after="0"/>
+        <w:ind w:firstLine="709"/>
+        <w:contextualSpacing/>
+        <w:jc w:val="center"/>
+      </w:pPr>
+      <w:r>
+        <w:drawing>
+          <wp:inline distT="0" distB="0" distL="0" distR="0" wp14:anchorId="66A2CAAC" wp14:editId="181EDFD1">
+            <wp:extent cx="4373880" cy="3180275"/>
+            <wp:effectExtent l="0" t="0" r="7620" b="1270"/>
+            <wp:docPr id="37" name="Рисунок 37"/>
+            <wp:cNvGraphicFramePr>
+              <a:graphicFrameLocks xmlns:a="http://schemas.openxmlformats.org/drawingml/2006/main" noChangeAspect="1"/>
+            </wp:cNvGraphicFramePr>
+            <a:graphic xmlns:a="http://schemas.openxmlformats.org/drawingml/2006/main">
+              <a:graphicData uri="http://schemas.openxmlformats.org/drawingml/2006/picture">
+                <pic:pic xmlns:pic="http://schemas.openxmlformats.org/drawingml/2006/picture">
+                  <pic:nvPicPr>
+                    <pic:cNvPr id="1" name=""/>
+                    <pic:cNvPicPr/>
+                  </pic:nvPicPr>
+                  <pic:blipFill>
+                    <a:blip r:embed="rId46"/>
+                    <a:stretch>
+                      <a:fillRect/>
+                    </a:stretch>
+                  </pic:blipFill>
+                  <pic:spPr>
+                    <a:xfrm>
+                      <a:off x="0" y="0"/>
+                      <a:ext cx="4376706" cy="3182330"/>
+                    </a:xfrm>
+                    <a:prstGeom prst="rect">
+                      <a:avLst/>
+                    </a:prstGeom>
+                  </pic:spPr>
+                </pic:pic>
+              </a:graphicData>
+            </a:graphic>
+          </wp:inline>
+        </w:drawing>
+      </w:r>
+    </w:p>
+    <w:p>
+      <w:pPr>
+        <w:spacing w:after="0"/>
+        <w:ind w:firstLine="709"/>
+        <w:contextualSpacing/>
+        <w:jc w:val="center"/>
+        <w:rPr>
+          <w:b/>
+          <w:bCs/>
+          <w:noProof/>
+          <w:lang w:val="uk-UA"/>
+        </w:rPr>
+      </w:pPr>
+      <w:r>
+        <w:rPr>
+          <w:b/>
+          <w:bCs/>
+          <w:noProof/>
+          <w:lang w:val="uk-UA"/>
+        </w:rPr>
+        <w:lastRenderedPageBreak/>
+        <w:t>Конвертер валют за API НБУ</w:t>
+      </w:r>
+    </w:p>
+    <w:p>
+      <w:pPr>
+        <w:spacing w:after="0"/>
+        <w:ind w:firstLine="709"/>
+        <w:contextualSpacing/>
+        <w:rPr>
+          <w:noProof/>
+          <w:lang w:val="uk-UA"/>
+        </w:rPr>
+      </w:pPr>
+      <w:r>
+        <w:rPr>
+          <w:noProof/>
+          <w:lang w:val="uk-UA"/>
+        </w:rPr>
+        <w:t>Створити п</w:t>
+      </w:r>
+      <w:r>
+        <w:rPr>
+          <w:noProof/>
+          <w:lang w:val="uk-UA"/>
+        </w:rPr>
+        <w:t>рограм</w:t>
+      </w:r>
+      <w:r>
+        <w:rPr>
+          <w:noProof/>
+          <w:lang w:val="uk-UA"/>
+        </w:rPr>
+        <w:t>у</w:t>
+      </w:r>
+      <w:r>
+        <w:rPr>
+          <w:noProof/>
+          <w:lang w:val="uk-UA"/>
+        </w:rPr>
+        <w:t xml:space="preserve"> конвертування іноземної валюти в українську гривню. Для отримання актуальних курсів валют необхідно використовувати </w:t>
+      </w:r>
+      <w:r>
+        <w:rPr>
+          <w:noProof/>
+        </w:rPr>
+        <w:t>API</w:t>
+      </w:r>
+      <w:r>
+        <w:rPr>
+          <w:noProof/>
+          <w:lang w:val="ru-RU"/>
+        </w:rPr>
+        <w:t xml:space="preserve"> </w:t>
+      </w:r>
+      <w:r>
+        <w:rPr>
+          <w:noProof/>
+          <w:lang w:val="uk-UA"/>
+        </w:rPr>
+        <w:t xml:space="preserve">НБУ та модуль, що надає можливість виконувати запити до сторонніх сервісів requests. Достатня умова роботи – можливість конвертації для трьох іноземних валют </w:t>
+      </w:r>
+      <w:r>
+        <w:rPr>
+          <w:noProof/>
+        </w:rPr>
+        <w:t>EUR</w:t>
+      </w:r>
+      <w:r>
+        <w:rPr>
+          <w:noProof/>
+          <w:lang w:val="uk-UA"/>
+        </w:rPr>
+        <w:t xml:space="preserve">, </w:t>
+      </w:r>
+      <w:r>
+        <w:rPr>
+          <w:noProof/>
+        </w:rPr>
+        <w:t>USD</w:t>
+      </w:r>
+      <w:r>
+        <w:rPr>
+          <w:noProof/>
+          <w:lang w:val="uk-UA"/>
+        </w:rPr>
+        <w:t xml:space="preserve">, </w:t>
+      </w:r>
+      <w:r>
+        <w:rPr>
+          <w:noProof/>
+        </w:rPr>
+        <w:t>PLN</w:t>
+      </w:r>
+      <w:r>
+        <w:rPr>
+          <w:noProof/>
+          <w:lang w:val="uk-UA"/>
+        </w:rPr>
+        <w:t>. Користувачу надається можливість введення кількості та типу валюти, результат роботи програми – конвертоване значення в українських гривнях.</w:t>
+      </w:r>
+    </w:p>
+    <w:p>
+      <w:pPr>
+        <w:spacing w:after="0"/>
+        <w:ind w:firstLine="709"/>
+        <w:contextualSpacing/>
+        <w:rPr>
+          <w:noProof/>
+          <w:lang w:val="uk-UA"/>
+        </w:rPr>
+      </w:pPr>
+      <w:r>
+        <w:rPr>
+          <w:noProof/>
+          <w:lang w:val="uk-UA"/>
+        </w:rPr>
+        <w:t>Для створення конвертера валют я використала бібліотеку requests для отримання актуальних курсів НБУ через API. За допомогою response.json() отримала дані про курси USD, EUR і PLN. Для введення даних використала input(), а конвертацію виконала за формулою result = amount * rate. Також додала обробку помилок за допомогою try-except і перевірку введених даних.</w:t>
+      </w:r>
+    </w:p>
+    <w:p>
+      <w:pPr>
+        <w:spacing w:after="0"/>
+        <w:ind w:firstLine="709"/>
+        <w:contextualSpacing/>
+        <w:rPr>
+          <w:noProof/>
+          <w:lang w:val="uk-UA"/>
+        </w:rPr>
+      </w:pPr>
+      <w:r>
+        <w:rPr>
+          <w:noProof/>
+          <w:lang w:val="uk-UA"/>
+        </w:rPr>
+        <w:t>Текст програми:</w:t>
+      </w:r>
+    </w:p>
+    <w:p>
+      <w:pPr>
+        <w:spacing w:after="0"/>
+        <w:ind w:firstLine="0"/>
+        <w:contextualSpacing/>
+        <w:jc w:val="center"/>
+        <w:rPr>
+          <w:noProof/>
+        </w:rPr>
+      </w:pPr>
+      <w:r>
+        <w:rPr>
+          <w:noProof/>
+        </w:rPr>
+        <w:lastRenderedPageBreak/>
+        <w:drawing>
+          <wp:inline distT="0" distB="0" distL="0" distR="0" wp14:anchorId="6BC3A1F4" wp14:editId="4CA880C7">
+            <wp:extent cx="5875020" cy="3966140"/>
+            <wp:effectExtent l="0" t="0" r="0" b="0"/>
+            <wp:docPr id="45" name="Рисунок 45"/>
+            <wp:cNvGraphicFramePr>
+              <a:graphicFrameLocks xmlns:a="http://schemas.openxmlformats.org/drawingml/2006/main" noChangeAspect="1"/>
+            </wp:cNvGraphicFramePr>
+            <a:graphic xmlns:a="http://schemas.openxmlformats.org/drawingml/2006/main">
+              <a:graphicData uri="http://schemas.openxmlformats.org/drawingml/2006/picture">
+                <pic:pic xmlns:pic="http://schemas.openxmlformats.org/drawingml/2006/picture">
+                  <pic:nvPicPr>
+                    <pic:cNvPr id="1" name=""/>
+                    <pic:cNvPicPr/>
+                  </pic:nvPicPr>
+                  <pic:blipFill>
+                    <a:blip r:embed="rId47"/>
+                    <a:stretch>
+                      <a:fillRect/>
+                    </a:stretch>
+                  </pic:blipFill>
+                  <pic:spPr>
+                    <a:xfrm>
+                      <a:off x="0" y="0"/>
+                      <a:ext cx="5888322" cy="3975120"/>
+                    </a:xfrm>
+                    <a:prstGeom prst="rect">
+                      <a:avLst/>
+                    </a:prstGeom>
+                  </pic:spPr>
+                </pic:pic>
+              </a:graphicData>
+            </a:graphic>
+          </wp:inline>
+        </w:drawing>
+      </w:r>
+      <w:r>
+        <w:rPr>
+          <w:noProof/>
+        </w:rPr>
+        <w:t xml:space="preserve"> </w:t>
+      </w:r>
+      <w:r>
+        <w:rPr>
+          <w:noProof/>
+        </w:rPr>
+        <w:drawing>
+          <wp:inline distT="0" distB="0" distL="0" distR="0" wp14:anchorId="6E09ADBA" wp14:editId="61E5136A">
+            <wp:extent cx="5882640" cy="4652191"/>
+            <wp:effectExtent l="0" t="0" r="3810" b="0"/>
+            <wp:docPr id="46" name="Рисунок 46"/>
+            <wp:cNvGraphicFramePr>
+              <a:graphicFrameLocks xmlns:a="http://schemas.openxmlformats.org/drawingml/2006/main" noChangeAspect="1"/>
+            </wp:cNvGraphicFramePr>
+            <a:graphic xmlns:a="http://schemas.openxmlformats.org/drawingml/2006/main">
+              <a:graphicData uri="http://schemas.openxmlformats.org/drawingml/2006/picture">
+                <pic:pic xmlns:pic="http://schemas.openxmlformats.org/drawingml/2006/picture">
+                  <pic:nvPicPr>
+                    <pic:cNvPr id="1" name=""/>
+                    <pic:cNvPicPr/>
+                  </pic:nvPicPr>
+                  <pic:blipFill>
+                    <a:blip r:embed="rId48"/>
+                    <a:stretch>
+                      <a:fillRect/>
+                    </a:stretch>
+                  </pic:blipFill>
+                  <pic:spPr>
+                    <a:xfrm>
+                      <a:off x="0" y="0"/>
+                      <a:ext cx="5914914" cy="4677714"/>
+                    </a:xfrm>
+                    <a:prstGeom prst="rect">
+                      <a:avLst/>
+                    </a:prstGeom>
+                  </pic:spPr>
+                </pic:pic>
+              </a:graphicData>
+            </a:graphic>
+          </wp:inline>
+        </w:drawing>
+      </w:r>
+    </w:p>
+    <w:p>
+      <w:pPr>
+        <w:spacing w:after="0"/>
+        <w:ind w:firstLine="709"/>
+        <w:contextualSpacing/>
+        <w:rPr>
+          <w:noProof/>
+          <w:lang w:val="uk-UA"/>
+        </w:rPr>
+      </w:pPr>
+      <w:r>
+        <w:rPr>
+          <w:noProof/>
+          <w:lang w:val="uk-UA"/>
+        </w:rPr>
+        <w:lastRenderedPageBreak/>
+        <w:t>Результат:</w:t>
+      </w:r>
+    </w:p>
+    <w:p>
+      <w:pPr>
+        <w:spacing w:after="0"/>
+        <w:ind w:firstLine="709"/>
+        <w:contextualSpacing/>
+        <w:jc w:val="center"/>
+        <w:rPr>
+          <w:noProof/>
+        </w:rPr>
+      </w:pPr>
+      <w:r>
+        <w:rPr>
+          <w:noProof/>
+        </w:rPr>
+        <w:drawing>
+          <wp:inline distT="0" distB="0" distL="0" distR="0" wp14:anchorId="614D7B2C" wp14:editId="747B2C36">
+            <wp:extent cx="4023709" cy="2293819"/>
+            <wp:effectExtent l="0" t="0" r="0" b="0"/>
+            <wp:docPr id="40" name="Рисунок 40"/>
+            <wp:cNvGraphicFramePr>
+              <a:graphicFrameLocks xmlns:a="http://schemas.openxmlformats.org/drawingml/2006/main" noChangeAspect="1"/>
+            </wp:cNvGraphicFramePr>
+            <a:graphic xmlns:a="http://schemas.openxmlformats.org/drawingml/2006/main">
+              <a:graphicData uri="http://schemas.openxmlformats.org/drawingml/2006/picture">
+                <pic:pic xmlns:pic="http://schemas.openxmlformats.org/drawingml/2006/picture">
+                  <pic:nvPicPr>
+                    <pic:cNvPr id="1" name=""/>
+                    <pic:cNvPicPr/>
+                  </pic:nvPicPr>
+                  <pic:blipFill>
+                    <a:blip r:embed="rId49"/>
+                    <a:stretch>
+                      <a:fillRect/>
+                    </a:stretch>
+                  </pic:blipFill>
+                  <pic:spPr>
+                    <a:xfrm>
+                      <a:off x="0" y="0"/>
+                      <a:ext cx="4023709" cy="2293819"/>
+                    </a:xfrm>
+                    <a:prstGeom prst="rect">
+                      <a:avLst/>
+                    </a:prstGeom>
+                  </pic:spPr>
+                </pic:pic>
+              </a:graphicData>
+            </a:graphic>
+          </wp:inline>
+        </w:drawing>
+      </w:r>
+    </w:p>
+    <w:p>
+      <w:pPr>
+        <w:spacing w:after="0"/>
+        <w:ind w:firstLine="709"/>
+        <w:contextualSpacing/>
+        <w:jc w:val="center"/>
+        <w:rPr>
+          <w:b/>
+          <w:bCs/>
+          <w:noProof/>
+          <w:lang w:val="uk-UA"/>
+        </w:rPr>
+      </w:pPr>
+      <w:r>
+        <w:rPr>
+          <w:b/>
+          <w:bCs/>
+          <w:noProof/>
+          <w:lang w:val="uk-UA"/>
+        </w:rPr>
+        <w:t>Модульний калькулятор</w:t>
+      </w:r>
+    </w:p>
+    <w:p>
+      <w:pPr>
+        <w:spacing w:after="0"/>
+        <w:ind w:firstLine="709"/>
+        <w:contextualSpacing/>
+        <w:rPr>
+          <w:lang w:val="uk-UA"/>
+        </w:rPr>
+      </w:pPr>
+      <w:r>
+        <w:rPr>
+          <w:lang w:val="uk-UA"/>
+        </w:rPr>
+        <w:t>Треба ви</w:t>
+      </w:r>
+      <w:r>
+        <w:rPr>
+          <w:lang w:val="uk-UA"/>
+        </w:rPr>
+        <w:t>користа</w:t>
+      </w:r>
+      <w:r>
+        <w:rPr>
+          <w:lang w:val="uk-UA"/>
+        </w:rPr>
+        <w:t>ти</w:t>
+      </w:r>
+      <w:r>
+        <w:rPr>
+          <w:lang w:val="uk-UA"/>
+        </w:rPr>
+        <w:t xml:space="preserve"> модулі для програми калькулятор. Функції додавання, віднімання, множення та ділення перенести в файл functions.py. Функції запиту на введення даних для операцій та самих операцій перемістити в файл operations.py. Програму калькулятор реалізувати в файлі calc.py, до якого підключають файл functions.py та operations.py.</w:t>
+      </w:r>
+    </w:p>
+    <w:p>
+      <w:pPr>
+        <w:spacing w:after="0"/>
+        <w:ind w:firstLine="709"/>
+        <w:contextualSpacing/>
+        <w:rPr>
+          <w:noProof/>
+          <w:lang w:val="uk-UA"/>
+        </w:rPr>
+      </w:pPr>
+      <w:r>
+        <w:rPr>
+          <w:noProof/>
+          <w:lang w:val="uk-UA"/>
+        </w:rPr>
+        <w:t>Для зв’язку між файлами я використала імпорт. У файлі calc.py за допомогою команди from functions import add, subtract, multiply, divide підключила арифметичні функції з файлу functions.py. Команда from operations import get_number, get_operation дозволяє використовувати функції введення та перевірки даних із файлу operations.py. Завдяки цьому головна програма може викликати потрібні функції без повторного написання їхнього коду.</w:t>
+      </w:r>
+    </w:p>
+    <w:p>
+      <w:pPr>
+        <w:spacing w:after="0"/>
+        <w:ind w:firstLine="709"/>
+        <w:contextualSpacing/>
+        <w:rPr>
+          <w:lang w:val="uk-UA"/>
+        </w:rPr>
+      </w:pPr>
+      <w:r>
+        <w:rPr>
+          <w:noProof/>
+          <w:lang w:val="uk-UA"/>
+        </w:rPr>
+        <w:t xml:space="preserve">Текст програми </w:t>
+      </w:r>
+      <w:r>
+        <w:rPr>
+          <w:lang w:val="uk-UA"/>
+        </w:rPr>
+        <w:t>functions.py</w:t>
+      </w:r>
+      <w:r>
+        <w:rPr>
+          <w:lang w:val="uk-UA"/>
         </w:rPr>
         <w:t>:</w:t>
       </w:r>
-      <w:r>
-        <w:rPr>
-          <w:lang w:val="ru-RU"/>
+    </w:p>
+    <w:p>
+      <w:pPr>
+        <w:spacing w:after="0"/>
+        <w:ind w:firstLine="709"/>
+        <w:contextualSpacing/>
+        <w:jc w:val="center"/>
+        <w:rPr>
+          <w:noProof/>
+          <w:lang w:val="uk-UA"/>
+        </w:rPr>
+      </w:pPr>
+      <w:r>
+        <w:rPr>
+          <w:noProof/>
+          <w:lang w:val="uk-UA"/>
+        </w:rPr>
+        <w:drawing>
+          <wp:inline distT="0" distB="0" distL="0" distR="0" wp14:anchorId="47C3BCE5" wp14:editId="08B1A567">
+            <wp:extent cx="3543300" cy="1727294"/>
+            <wp:effectExtent l="0" t="0" r="0" b="6350"/>
+            <wp:docPr id="41" name="Рисунок 41"/>
+            <wp:cNvGraphicFramePr>
+              <a:graphicFrameLocks xmlns:a="http://schemas.openxmlformats.org/drawingml/2006/main" noChangeAspect="1"/>
+            </wp:cNvGraphicFramePr>
+            <a:graphic xmlns:a="http://schemas.openxmlformats.org/drawingml/2006/main">
+              <a:graphicData uri="http://schemas.openxmlformats.org/drawingml/2006/picture">
+                <pic:pic xmlns:pic="http://schemas.openxmlformats.org/drawingml/2006/picture">
+                  <pic:nvPicPr>
+                    <pic:cNvPr id="1" name=""/>
+                    <pic:cNvPicPr/>
+                  </pic:nvPicPr>
+                  <pic:blipFill>
+                    <a:blip r:embed="rId50"/>
+                    <a:stretch>
+                      <a:fillRect/>
+                    </a:stretch>
+                  </pic:blipFill>
+                  <pic:spPr>
+                    <a:xfrm>
+                      <a:off x="0" y="0"/>
+                      <a:ext cx="3558222" cy="1734568"/>
+                    </a:xfrm>
+                    <a:prstGeom prst="rect">
+                      <a:avLst/>
+                    </a:prstGeom>
+                  </pic:spPr>
+                </pic:pic>
+              </a:graphicData>
+            </a:graphic>
+          </wp:inline>
+        </w:drawing>
+      </w:r>
+    </w:p>
+    <w:p>
+      <w:pPr>
+        <w:spacing w:after="0"/>
+        <w:ind w:firstLine="709"/>
+        <w:contextualSpacing/>
+        <w:rPr>
+          <w:noProof/>
+          <w:lang w:val="uk-UA"/>
+        </w:rPr>
+      </w:pPr>
+      <w:r>
+        <w:rPr>
+          <w:noProof/>
+          <w:lang w:val="uk-UA"/>
+        </w:rPr>
+        <w:t xml:space="preserve">Текст програми </w:t>
+      </w:r>
+      <w:r>
+        <w:rPr>
+          <w:noProof/>
+          <w:lang w:val="uk-UA"/>
+        </w:rPr>
+        <w:t>operations.py</w:t>
+      </w:r>
+      <w:r>
+        <w:rPr>
+          <w:noProof/>
+          <w:lang w:val="uk-UA"/>
+        </w:rPr>
+        <w:t>:</w:t>
+      </w:r>
+    </w:p>
+    <w:p>
+      <w:pPr>
+        <w:spacing w:after="0"/>
+        <w:ind w:firstLine="709"/>
+        <w:contextualSpacing/>
+        <w:jc w:val="center"/>
+        <w:rPr>
+          <w:noProof/>
+          <w:lang w:val="uk-UA"/>
+        </w:rPr>
+      </w:pPr>
+      <w:r>
+        <w:rPr>
+          <w:noProof/>
+          <w:lang w:val="uk-UA"/>
+        </w:rPr>
+        <w:lastRenderedPageBreak/>
+        <w:drawing>
+          <wp:inline distT="0" distB="0" distL="0" distR="0" wp14:anchorId="37EBBA07" wp14:editId="66DC1D77">
+            <wp:extent cx="4960620" cy="2891617"/>
+            <wp:effectExtent l="0" t="0" r="0" b="4445"/>
+            <wp:docPr id="42" name="Рисунок 42"/>
+            <wp:cNvGraphicFramePr>
+              <a:graphicFrameLocks xmlns:a="http://schemas.openxmlformats.org/drawingml/2006/main" noChangeAspect="1"/>
+            </wp:cNvGraphicFramePr>
+            <a:graphic xmlns:a="http://schemas.openxmlformats.org/drawingml/2006/main">
+              <a:graphicData uri="http://schemas.openxmlformats.org/drawingml/2006/picture">
+                <pic:pic xmlns:pic="http://schemas.openxmlformats.org/drawingml/2006/picture">
+                  <pic:nvPicPr>
+                    <pic:cNvPr id="1" name=""/>
+                    <pic:cNvPicPr/>
+                  </pic:nvPicPr>
+                  <pic:blipFill>
+                    <a:blip r:embed="rId51"/>
+                    <a:stretch>
+                      <a:fillRect/>
+                    </a:stretch>
+                  </pic:blipFill>
+                  <pic:spPr>
+                    <a:xfrm>
+                      <a:off x="0" y="0"/>
+                      <a:ext cx="4974230" cy="2899550"/>
+                    </a:xfrm>
+                    <a:prstGeom prst="rect">
+                      <a:avLst/>
+                    </a:prstGeom>
+                  </pic:spPr>
+                </pic:pic>
+              </a:graphicData>
+            </a:graphic>
+          </wp:inline>
+        </w:drawing>
+      </w:r>
+    </w:p>
+    <w:p>
+      <w:pPr>
+        <w:spacing w:after="0"/>
+        <w:ind w:firstLine="709"/>
+        <w:contextualSpacing/>
+        <w:rPr>
+          <w:lang w:val="uk-UA"/>
+        </w:rPr>
+      </w:pPr>
+      <w:r>
+        <w:rPr>
+          <w:noProof/>
+          <w:lang w:val="uk-UA"/>
+        </w:rPr>
+        <w:t xml:space="preserve">Текст програми </w:t>
+      </w:r>
+      <w:r>
+        <w:rPr>
+          <w:lang w:val="uk-UA"/>
+        </w:rPr>
+        <w:t>calc.py</w:t>
+      </w:r>
+      <w:r>
+        <w:rPr>
+          <w:lang w:val="uk-UA"/>
+        </w:rPr>
+        <w:t>:</w:t>
+      </w:r>
+    </w:p>
+    <w:p>
+      <w:pPr>
+        <w:spacing w:after="0"/>
+        <w:ind w:firstLine="0"/>
+        <w:contextualSpacing/>
+        <w:jc w:val="center"/>
+        <w:rPr>
+          <w:noProof/>
+        </w:rPr>
+      </w:pPr>
+      <w:r>
+        <w:rPr>
+          <w:noProof/>
+          <w:lang w:val="uk-UA"/>
+        </w:rPr>
+        <w:drawing>
+          <wp:inline distT="0" distB="0" distL="0" distR="0" wp14:anchorId="7BCFB668" wp14:editId="79790F9D">
+            <wp:extent cx="3726180" cy="3248614"/>
+            <wp:effectExtent l="0" t="0" r="7620" b="9525"/>
+            <wp:docPr id="43" name="Рисунок 43"/>
+            <wp:cNvGraphicFramePr>
+              <a:graphicFrameLocks xmlns:a="http://schemas.openxmlformats.org/drawingml/2006/main" noChangeAspect="1"/>
+            </wp:cNvGraphicFramePr>
+            <a:graphic xmlns:a="http://schemas.openxmlformats.org/drawingml/2006/main">
+              <a:graphicData uri="http://schemas.openxmlformats.org/drawingml/2006/picture">
+                <pic:pic xmlns:pic="http://schemas.openxmlformats.org/drawingml/2006/picture">
+                  <pic:nvPicPr>
+                    <pic:cNvPr id="1" name=""/>
+                    <pic:cNvPicPr/>
+                  </pic:nvPicPr>
+                  <pic:blipFill>
+                    <a:blip r:embed="rId52"/>
+                    <a:stretch>
+                      <a:fillRect/>
+                    </a:stretch>
+                  </pic:blipFill>
+                  <pic:spPr>
+                    <a:xfrm>
+                      <a:off x="0" y="0"/>
+                      <a:ext cx="3792782" cy="3306680"/>
+                    </a:xfrm>
+                    <a:prstGeom prst="rect">
+                      <a:avLst/>
+                    </a:prstGeom>
+                  </pic:spPr>
+                </pic:pic>
+              </a:graphicData>
+            </a:graphic>
+          </wp:inline>
+        </w:drawing>
+      </w:r>
+      <w:r>
+        <w:rPr>
+          <w:noProof/>
         </w:rPr>
         <w:t xml:space="preserve"> </w:t>
       </w:r>
+      <w:r>
+        <w:rPr>
+          <w:noProof/>
+          <w:lang w:val="uk-UA"/>
+        </w:rPr>
+        <w:drawing>
+          <wp:inline distT="0" distB="0" distL="0" distR="0" wp14:anchorId="73CEDA0B" wp14:editId="19B16007">
+            <wp:extent cx="3985260" cy="2234509"/>
+            <wp:effectExtent l="0" t="0" r="0" b="0"/>
+            <wp:docPr id="44" name="Рисунок 44"/>
+            <wp:cNvGraphicFramePr>
+              <a:graphicFrameLocks xmlns:a="http://schemas.openxmlformats.org/drawingml/2006/main" noChangeAspect="1"/>
+            </wp:cNvGraphicFramePr>
+            <a:graphic xmlns:a="http://schemas.openxmlformats.org/drawingml/2006/main">
+              <a:graphicData uri="http://schemas.openxmlformats.org/drawingml/2006/picture">
+                <pic:pic xmlns:pic="http://schemas.openxmlformats.org/drawingml/2006/picture">
+                  <pic:nvPicPr>
+                    <pic:cNvPr id="1" name=""/>
+                    <pic:cNvPicPr/>
+                  </pic:nvPicPr>
+                  <pic:blipFill>
+                    <a:blip r:embed="rId53"/>
+                    <a:stretch>
+                      <a:fillRect/>
+                    </a:stretch>
+                  </pic:blipFill>
+                  <pic:spPr>
+                    <a:xfrm>
+                      <a:off x="0" y="0"/>
+                      <a:ext cx="4025410" cy="2257021"/>
+                    </a:xfrm>
+                    <a:prstGeom prst="rect">
+                      <a:avLst/>
+                    </a:prstGeom>
+                  </pic:spPr>
+                </pic:pic>
+              </a:graphicData>
+            </a:graphic>
+          </wp:inline>
+        </w:drawing>
+      </w:r>
+    </w:p>
+    <w:p>
+      <w:pPr>
+        <w:spacing w:after="0"/>
+        <w:ind w:firstLine="709"/>
+        <w:contextualSpacing/>
+        <w:rPr>
+          <w:noProof/>
+          <w:lang w:val="uk-UA"/>
+        </w:rPr>
+      </w:pPr>
+      <w:r>
+        <w:rPr>
+          <w:noProof/>
+          <w:lang w:val="uk-UA"/>
+        </w:rPr>
+        <w:lastRenderedPageBreak/>
+        <w:t xml:space="preserve">Результат: </w:t>
+      </w:r>
+    </w:p>
+    <w:p>
+      <w:pPr>
+        <w:spacing w:after="0"/>
+        <w:ind w:firstLine="709"/>
+        <w:contextualSpacing/>
+        <w:jc w:val="center"/>
+        <w:rPr>
+          <w:noProof/>
+          <w:lang w:val="uk-UA"/>
+        </w:rPr>
+      </w:pPr>
+      <w:r>
+        <w:rPr>
+          <w:noProof/>
+          <w:lang w:val="uk-UA"/>
+        </w:rPr>
+        <w:drawing>
+          <wp:inline distT="0" distB="0" distL="0" distR="0" wp14:anchorId="33DAB7C9" wp14:editId="34900FB2">
+            <wp:extent cx="4274820" cy="2532320"/>
+            <wp:effectExtent l="0" t="0" r="0" b="1905"/>
+            <wp:docPr id="47" name="Рисунок 47"/>
+            <wp:cNvGraphicFramePr>
+              <a:graphicFrameLocks xmlns:a="http://schemas.openxmlformats.org/drawingml/2006/main" noChangeAspect="1"/>
+            </wp:cNvGraphicFramePr>
+            <a:graphic xmlns:a="http://schemas.openxmlformats.org/drawingml/2006/main">
+              <a:graphicData uri="http://schemas.openxmlformats.org/drawingml/2006/picture">
+                <pic:pic xmlns:pic="http://schemas.openxmlformats.org/drawingml/2006/picture">
+                  <pic:nvPicPr>
+                    <pic:cNvPr id="1" name=""/>
+                    <pic:cNvPicPr/>
+                  </pic:nvPicPr>
+                  <pic:blipFill>
+                    <a:blip r:embed="rId54"/>
+                    <a:stretch>
+                      <a:fillRect/>
+                    </a:stretch>
+                  </pic:blipFill>
+                  <pic:spPr>
+                    <a:xfrm>
+                      <a:off x="0" y="0"/>
+                      <a:ext cx="4308872" cy="2552492"/>
+                    </a:xfrm>
+                    <a:prstGeom prst="rect">
+                      <a:avLst/>
+                    </a:prstGeom>
+                  </pic:spPr>
+                </pic:pic>
+              </a:graphicData>
+            </a:graphic>
+          </wp:inline>
+        </w:drawing>
+      </w:r>
+    </w:p>
+    <w:p>
+      <w:pPr>
+        <w:spacing w:after="0"/>
+        <w:ind w:firstLine="0"/>
+        <w:contextualSpacing/>
+        <w:rPr>
+          <w:noProof/>
+        </w:rPr>
+      </w:pPr>
+      <w:r>
+        <w:rPr>
+          <w:noProof/>
+        </w:rPr>
+        <w:t xml:space="preserve">Посилання на github: </w:t>
+      </w:r>
+    </w:p>
+    <w:p>
+      <w:pPr>
+        <w:spacing w:after="0"/>
+        <w:ind w:firstLine="0"/>
+        <w:contextualSpacing/>
+        <w:rPr>
+          <w:noProof/>
+        </w:rPr>
+      </w:pPr>
+      <w:hyperlink r:id="rId55" w:history="1">
+        <w:r>
+          <w:rPr>
+            <w:rStyle w:val="a4"/>
+            <w:noProof/>
+          </w:rPr>
+          <w:t>https://github.com/daryehorova/TP-KB-252-Daria-Yehorova.git</w:t>
+        </w:r>
+      </w:hyperlink>
+    </w:p>
+    <w:p>
+      <w:pPr>
+        <w:spacing w:after="0"/>
+        <w:ind w:firstLine="0"/>
+        <w:contextualSpacing/>
+        <w:rPr>
+          <w:noProof/>
+        </w:rPr>
+      </w:pPr>
+      <w:r>
+        <w:rPr>
+          <w:noProof/>
+        </w:rPr>
+        <w:t xml:space="preserve">Знімок екрану з посилання на github: </w:t>
+      </w:r>
+    </w:p>
+    <w:p>
+      <w:pPr>
+        <w:spacing w:after="0"/>
+        <w:ind w:firstLine="709"/>
+        <w:contextualSpacing/>
+        <w:jc w:val="center"/>
+        <w:rPr>
+          <w:noProof/>
+          <w:lang w:val="uk-UA"/>
+        </w:rPr>
+      </w:pPr>
+      <w:r>
+        <w:rPr>
+          <w:noProof/>
+          <w:lang w:val="uk-UA"/>
+        </w:rPr>
+        <w:drawing>
+          <wp:inline distT="0" distB="0" distL="0" distR="0" wp14:anchorId="0200F28C" wp14:editId="17B5EA38">
+            <wp:extent cx="6187440" cy="4018367"/>
+            <wp:effectExtent l="0" t="0" r="3810" b="1270"/>
+            <wp:docPr id="48" name="Рисунок 48"/>
+            <wp:cNvGraphicFramePr>
+              <a:graphicFrameLocks xmlns:a="http://schemas.openxmlformats.org/drawingml/2006/main" noChangeAspect="1"/>
+            </wp:cNvGraphicFramePr>
+            <a:graphic xmlns:a="http://schemas.openxmlformats.org/drawingml/2006/main">
+              <a:graphicData uri="http://schemas.openxmlformats.org/drawingml/2006/picture">
+                <pic:pic xmlns:pic="http://schemas.openxmlformats.org/drawingml/2006/picture">
+                  <pic:nvPicPr>
+                    <pic:cNvPr id="1" name=""/>
+                    <pic:cNvPicPr/>
+                  </pic:nvPicPr>
+                  <pic:blipFill>
+                    <a:blip r:embed="rId56"/>
+                    <a:stretch>
+                      <a:fillRect/>
+                    </a:stretch>
+                  </pic:blipFill>
+                  <pic:spPr>
+                    <a:xfrm>
+                      <a:off x="0" y="0"/>
+                      <a:ext cx="6189627" cy="4019787"/>
+                    </a:xfrm>
+                    <a:prstGeom prst="rect">
+                      <a:avLst/>
+                    </a:prstGeom>
+                  </pic:spPr>
+                </pic:pic>
+              </a:graphicData>
+            </a:graphic>
+          </wp:inline>
+        </w:drawing>
+      </w:r>
+    </w:p>
+    <w:p>
+      <w:pPr>
+        <w:ind w:firstLine="0"/>
+        <w:rPr>
+          <w:noProof/>
+          <w:lang w:val="uk-UA"/>
+        </w:rPr>
+      </w:pPr>
+    </w:p>
+    <w:p>
+      <w:pPr>
+        <w:ind w:firstLine="0"/>
+        <w:rPr>
+          <w:lang w:val="uk-UA"/>
+        </w:rPr>
+      </w:pPr>
+    </w:p>
+    <w:p>
+      <w:pPr>
+        <w:spacing w:after="0"/>
+        <w:ind w:firstLine="0"/>
+        <w:contextualSpacing/>
+        <w:rPr>
+          <w:b/>
+          <w:bCs/>
+          <w:noProof/>
+          <w:lang w:val="uk-UA"/>
+        </w:rPr>
+      </w:pPr>
     </w:p>
     <w:p>
       <w:pPr>
@@ -5148,6 +6378,92 @@
 <file path=word/numbering.xml><?xml version="1.0" encoding="utf-8"?>
 <w:numbering xmlns:wpc="http://schemas.microsoft.com/office/word/2010/wordprocessingCanvas" xmlns:cx="http://schemas.microsoft.com/office/drawing/2014/chartex" xmlns:cx1="http://schemas.microsoft.com/office/drawing/2015/9/8/chartex" xmlns:cx2="http://schemas.microsoft.com/office/drawing/2015/10/21/chartex" xmlns:cx3="http://schemas.microsoft.com/office/drawing/2016/5/9/chartex" xmlns:cx4="http://schemas.microsoft.com/office/drawing/2016/5/10/chartex" xmlns:cx5="http://schemas.microsoft.com/office/drawing/2016/5/11/chartex" xmlns:cx6="http://schemas.microsoft.com/office/drawing/2016/5/12/chartex" xmlns:cx7="http://schemas.microsoft.com/office/drawing/2016/5/13/chartex" xmlns:cx8="http://schemas.microsoft.com/office/drawing/2016/5/14/chartex" xmlns:mc="http://schemas.openxmlformats.org/markup-compatibility/2006" xmlns:aink="http://schemas.microsoft.com/office/drawing/2016/ink" xmlns:am3d="http://schemas.microsoft.com/office/drawing/2017/model3d" xmlns:o="urn:schemas-microsoft-com:office:office" xmlns:r="http://schemas.openxmlformats.org/officeDocument/2006/relationships" xmlns:m="http://schemas.openxmlformats.org/officeDocument/2006/math" xmlns:v="urn:schemas-microsoft-com:vml" xmlns:wp14="http://schemas.microsoft.com/office/word/2010/wordprocessingDrawing" xmlns:wp="http://schemas.openxmlformats.org/drawingml/2006/wordprocessingDrawing" xmlns:w10="urn:schemas-microsoft-com:office:word" xmlns:w="http://schemas.openxmlformats.org/wordprocessingml/2006/main" xmlns:w14="http://schemas.microsoft.com/office/word/2010/wordml" xmlns:w15="http://schemas.microsoft.com/office/word/2012/wordml" xmlns:w16cex="http://schemas.microsoft.com/office/word/2018/wordml/cex" xmlns:w16cid="http://schemas.microsoft.com/office/word/2016/wordml/cid" xmlns:w16="http://schemas.microsoft.com/office/word/2018/wordml" xmlns:w16sdtdh="http://schemas.microsoft.com/office/word/2020/wordml/sdtdatahash" xmlns:w16se="http://schemas.microsoft.com/office/word/2015/wordml/symex" xmlns:wpg="http://schemas.microsoft.com/office/word/2010/wordprocessingGroup" xmlns:wpi="http://schemas.microsoft.com/office/word/2010/wordprocessingInk" xmlns:wne="http://schemas.microsoft.com/office/word/2006/wordml" xmlns:wps="http://schemas.microsoft.com/office/word/2010/wordprocessingShape" mc:Ignorable="w14 w15 w16se w16cid w16 w16cex w16sdtdh wp14">
   <w:abstractNum w:abstractNumId="0" w15:restartNumberingAfterBreak="0">
+    <w:nsid w:val="117A15B7"/>
+    <w:multiLevelType w:val="hybridMultilevel"/>
+    <w:tmpl w:val="6BEA8B16"/>
+    <w:lvl w:ilvl="0" w:tplc="04090011">
+      <w:start w:val="1"/>
+      <w:numFmt w:val="decimal"/>
+      <w:lvlText w:val="%1)"/>
+      <w:lvlJc w:val="left"/>
+      <w:pPr>
+        <w:ind w:left="720" w:hanging="360"/>
+      </w:pPr>
+    </w:lvl>
+    <w:lvl w:ilvl="1" w:tplc="04090019">
+      <w:start w:val="1"/>
+      <w:numFmt w:val="lowerLetter"/>
+      <w:lvlText w:val="%2."/>
+      <w:lvlJc w:val="left"/>
+      <w:pPr>
+        <w:ind w:left="1440" w:hanging="360"/>
+      </w:pPr>
+    </w:lvl>
+    <w:lvl w:ilvl="2" w:tplc="0409001B">
+      <w:start w:val="1"/>
+      <w:numFmt w:val="lowerRoman"/>
+      <w:lvlText w:val="%3."/>
+      <w:lvlJc w:val="right"/>
+      <w:pPr>
+        <w:ind w:left="2160" w:hanging="180"/>
+      </w:pPr>
+    </w:lvl>
+    <w:lvl w:ilvl="3" w:tplc="0409000F">
+      <w:start w:val="1"/>
+      <w:numFmt w:val="decimal"/>
+      <w:lvlText w:val="%4."/>
+      <w:lvlJc w:val="left"/>
+      <w:pPr>
+        <w:ind w:left="2880" w:hanging="360"/>
+      </w:pPr>
+    </w:lvl>
+    <w:lvl w:ilvl="4" w:tplc="04090019">
+      <w:start w:val="1"/>
+      <w:numFmt w:val="lowerLetter"/>
+      <w:lvlText w:val="%5."/>
+      <w:lvlJc w:val="left"/>
+      <w:pPr>
+        <w:ind w:left="3600" w:hanging="360"/>
+      </w:pPr>
+    </w:lvl>
+    <w:lvl w:ilvl="5" w:tplc="0409001B">
+      <w:start w:val="1"/>
+      <w:numFmt w:val="lowerRoman"/>
+      <w:lvlText w:val="%6."/>
+      <w:lvlJc w:val="right"/>
+      <w:pPr>
+        <w:ind w:left="4320" w:hanging="180"/>
+      </w:pPr>
+    </w:lvl>
+    <w:lvl w:ilvl="6" w:tplc="0409000F">
+      <w:start w:val="1"/>
+      <w:numFmt w:val="decimal"/>
+      <w:lvlText w:val="%7."/>
+      <w:lvlJc w:val="left"/>
+      <w:pPr>
+        <w:ind w:left="5040" w:hanging="360"/>
+      </w:pPr>
+    </w:lvl>
+    <w:lvl w:ilvl="7" w:tplc="04090019">
+      <w:start w:val="1"/>
+      <w:numFmt w:val="lowerLetter"/>
+      <w:lvlText w:val="%8."/>
+      <w:lvlJc w:val="left"/>
+      <w:pPr>
+        <w:ind w:left="5760" w:hanging="360"/>
+      </w:pPr>
+    </w:lvl>
+    <w:lvl w:ilvl="8" w:tplc="0409001B">
+      <w:start w:val="1"/>
+      <w:numFmt w:val="lowerRoman"/>
+      <w:lvlText w:val="%9."/>
+      <w:lvlJc w:val="right"/>
+      <w:pPr>
+        <w:ind w:left="6480" w:hanging="180"/>
+      </w:pPr>
+    </w:lvl>
+  </w:abstractNum>
+  <w:abstractNum w:abstractNumId="1" w15:restartNumberingAfterBreak="0">
     <w:nsid w:val="61597136"/>
     <w:multiLevelType w:val="hybridMultilevel"/>
     <w:tmpl w:val="CBC02F5A"/>
@@ -5236,7 +6552,7 @@
       </w:pPr>
     </w:lvl>
   </w:abstractNum>
-  <w:abstractNum w:abstractNumId="1" w15:restartNumberingAfterBreak="0">
+  <w:abstractNum w:abstractNumId="2" w15:restartNumberingAfterBreak="0">
     <w:nsid w:val="6CE54FE5"/>
     <w:multiLevelType w:val="hybridMultilevel"/>
     <w:tmpl w:val="E6D05908"/>
@@ -5326,13 +6642,43 @@
     </w:lvl>
   </w:abstractNum>
   <w:num w:numId="1">
-    <w:abstractNumId w:val="0"/>
+    <w:abstractNumId w:val="1"/>
   </w:num>
   <w:num w:numId="2">
-    <w:abstractNumId w:val="1"/>
+    <w:abstractNumId w:val="2"/>
   </w:num>
   <w:num w:numId="3">
-    <w:abstractNumId w:val="1"/>
+    <w:abstractNumId w:val="2"/>
+    <w:lvlOverride w:ilvl="0">
+      <w:startOverride w:val="1"/>
+    </w:lvlOverride>
+    <w:lvlOverride w:ilvl="1">
+      <w:startOverride w:val="1"/>
+    </w:lvlOverride>
+    <w:lvlOverride w:ilvl="2">
+      <w:startOverride w:val="1"/>
+    </w:lvlOverride>
+    <w:lvlOverride w:ilvl="3">
+      <w:startOverride w:val="1"/>
+    </w:lvlOverride>
+    <w:lvlOverride w:ilvl="4">
+      <w:startOverride w:val="1"/>
+    </w:lvlOverride>
+    <w:lvlOverride w:ilvl="5">
+      <w:startOverride w:val="1"/>
+    </w:lvlOverride>
+    <w:lvlOverride w:ilvl="6">
+      <w:startOverride w:val="1"/>
+    </w:lvlOverride>
+    <w:lvlOverride w:ilvl="7">
+      <w:startOverride w:val="1"/>
+    </w:lvlOverride>
+    <w:lvlOverride w:ilvl="8">
+      <w:startOverride w:val="1"/>
+    </w:lvlOverride>
+  </w:num>
+  <w:num w:numId="4">
+    <w:abstractNumId w:val="0"/>
     <w:lvlOverride w:ilvl="0">
       <w:startOverride w:val="1"/>
     </w:lvlOverride>
@@ -5866,6 +7212,17 @@
       <w:u w:val="single"/>
     </w:rPr>
   </w:style>
+  <w:style w:type="paragraph" w:styleId="a7">
+    <w:name w:val="List Paragraph"/>
+    <w:basedOn w:val="a"/>
+    <w:uiPriority w:val="34"/>
+    <w:qFormat/>
+    <w:rsid w:val="00775AFA"/>
+    <w:pPr>
+      <w:ind w:left="720" w:firstLine="0"/>
+      <w:contextualSpacing/>
+    </w:pPr>
+  </w:style>
 </w:styles>
 </file>
 
